--- a/4.质量管理/2.运行记录类文件/ZGS-04-09-2025年度运维服务质量管理计划.docx
+++ b/4.质量管理/2.运行记录类文件/ZGS-04-09-2025年度运维服务质量管理计划.docx
@@ -1,10 +1,11 @@
 
 <file path=word/document.xml><?xml version="1.0" encoding="utf-8"?>
-<w:document xmlns:wpc="http://schemas.microsoft.com/office/word/2010/wordprocessingCanvas" xmlns:mc="http://schemas.openxmlformats.org/markup-compatibility/2006" xmlns:o="urn:schemas-microsoft-com:office:office" xmlns:r="http://schemas.openxmlformats.org/officeDocument/2006/relationships" xmlns:m="http://schemas.openxmlformats.org/officeDocument/2006/math" xmlns:v="urn:schemas-microsoft-com:vml" xmlns:wp14="http://schemas.microsoft.com/office/word/2010/wordprocessingDrawing" xmlns:wp="http://schemas.openxmlformats.org/drawingml/2006/wordprocessingDrawing" xmlns:w="http://schemas.openxmlformats.org/wordprocessingml/2006/main" xmlns:w14="http://schemas.microsoft.com/office/word/2010/wordml" xmlns:w10="urn:schemas-microsoft-com:office:word" xmlns:w15="http://schemas.microsoft.com/office/word/2012/wordml" xmlns:wpg="http://schemas.microsoft.com/office/word/2010/wordprocessingGroup" xmlns:wpi="http://schemas.microsoft.com/office/word/2010/wordprocessingInk" xmlns:wne="http://schemas.microsoft.com/office/word/2006/wordml" xmlns:wps="http://schemas.microsoft.com/office/word/2010/wordprocessingShape" xmlns:wpsCustomData="http://www.wps.cn/officeDocument/2013/wpsCustomData" mc:Ignorable="w14 w15 wp14">
+<w:document xmlns:wpc="http://schemas.microsoft.com/office/word/2010/wordprocessingCanvas" xmlns:mc="http://schemas.openxmlformats.org/markup-compatibility/2006" xmlns:o="urn:schemas-microsoft-com:office:office" xmlns:r="http://schemas.openxmlformats.org/officeDocument/2006/relationships" xmlns:m="http://schemas.openxmlformats.org/officeDocument/2006/math" xmlns:v="urn:schemas-microsoft-com:vml" xmlns:wp14="http://schemas.microsoft.com/office/word/2010/wordprocessingDrawing" xmlns:wp="http://schemas.openxmlformats.org/drawingml/2006/wordprocessingDrawing" xmlns:w10="urn:schemas-microsoft-com:office:word" xmlns:w="http://schemas.openxmlformats.org/wordprocessingml/2006/main" xmlns:w14="http://schemas.microsoft.com/office/word/2010/wordml" xmlns:w15="http://schemas.microsoft.com/office/word/2012/wordml" xmlns:wne="http://schemas.microsoft.com/office/word/2006/wordml" xmlns:wpg="http://schemas.microsoft.com/office/word/2010/wordprocessingGroup" xmlns:wpi="http://schemas.microsoft.com/office/word/2010/wordprocessingInk" xmlns:wps="http://schemas.microsoft.com/office/word/2010/wordprocessingShape" mc:Ignorable="w14 w15 wp14">
+  <!-- Generated by Aspose.Words for .NET 13.3.0.1 -->
   <w:body>
     <w:p>
       <w:pPr>
-        <w:pStyle w:val="24"/>
+        <w:pStyle w:val="a"/>
         <w:keepNext w:val="0"/>
         <w:keepLines w:val="0"/>
         <w:pageBreakBefore w:val="0"/>
@@ -24,7 +25,7 @@
       <w:bookmarkStart w:id="0" w:name="_Toc5757"/>
       <w:r>
         <w:drawing>
-          <wp:anchor distT="0" distB="0" distL="114300" distR="114300" simplePos="0" relativeHeight="251660288" behindDoc="1" locked="0" layoutInCell="1" allowOverlap="1">
+          <wp:anchor distT="0" distB="0" distL="114300" distR="114300" simplePos="0" relativeHeight="251659264" behindDoc="1" locked="0" layoutInCell="1" allowOverlap="1">
             <wp:simplePos x="0" y="0"/>
             <wp:positionH relativeFrom="column">
               <wp:posOffset>0</wp:posOffset>
@@ -49,7 +50,7 @@
                     </pic:cNvPicPr>
                   </pic:nvPicPr>
                   <pic:blipFill>
-                    <a:blip r:embed="rId12"/>
+                    <a:blip xmlns:r="http://schemas.openxmlformats.org/officeDocument/2006/relationships" r:embed="rId4"/>
                     <a:stretch>
                       <a:fillRect/>
                     </a:stretch>
@@ -79,7 +80,7 @@
           <w:lang w:val="en-US" w:eastAsia="zh-CN"/>
         </w:rPr>
         <w:drawing>
-          <wp:anchor distT="0" distB="0" distL="114300" distR="114300" simplePos="0" relativeHeight="251659264" behindDoc="1" locked="0" layoutInCell="1" allowOverlap="1">
+          <wp:anchor distT="0" distB="0" distL="114300" distR="114300" simplePos="0" relativeHeight="251658240" behindDoc="1" locked="0" layoutInCell="1" allowOverlap="1">
             <wp:simplePos x="0" y="0"/>
             <wp:positionH relativeFrom="column">
               <wp:posOffset>635</wp:posOffset>
@@ -104,7 +105,7 @@
                     </pic:cNvPicPr>
                   </pic:nvPicPr>
                   <pic:blipFill>
-                    <a:blip r:embed="rId13">
+                    <a:blip xmlns:r="http://schemas.openxmlformats.org/officeDocument/2006/relationships" r:embed="rId5">
                       <a:alphaModFix amt="58000"/>
                       <a:lum contrast="-52000"/>
                     </a:blip>
@@ -138,7 +139,7 @@
     </w:p>
     <w:p>
       <w:pPr>
-        <w:pStyle w:val="25"/>
+        <w:pStyle w:val="a0"/>
         <w:keepNext w:val="0"/>
         <w:keepLines w:val="0"/>
         <w:pageBreakBefore w:val="0"/>
@@ -185,11 +186,11 @@
         <w:adjustRightInd w:val="0"/>
         <w:snapToGrid w:val="0"/>
         <w:spacing w:after="624" w:afterLines="200" w:line="219" w:lineRule="auto"/>
-        <w:ind w:left="0" w:leftChars="0" w:right="0" w:rightChars="0" w:firstLine="0" w:firstLineChars="0"/>
+        <w:ind w:left="0" w:right="0" w:firstLine="0" w:leftChars="0" w:rightChars="0" w:firstLineChars="0"/>
         <w:jc w:val="center"/>
         <w:textAlignment w:val="baseline"/>
         <w:rPr>
-          <w:rFonts w:hint="eastAsia" w:ascii="宋体" w:hAnsi="宋体" w:eastAsia="宋体" w:cs="宋体"/>
+          <w:rFonts w:ascii="宋体" w:eastAsia="宋体" w:hAnsi="宋体" w:cs="宋体" w:hint="eastAsia"/>
           <w:sz w:val="24"/>
           <w:szCs w:val="24"/>
           <w:lang w:val="en-US" w:eastAsia="zh-CN"/>
@@ -197,7 +198,7 @@
       </w:pPr>
       <w:r>
         <w:rPr>
-          <w:rFonts w:ascii="宋体" w:hAnsi="宋体" w:eastAsia="宋体" w:cs="宋体"/>
+          <w:rFonts w:ascii="宋体" w:eastAsia="宋体" w:hAnsi="宋体" w:cs="宋体"/>
           <w:b/>
           <w:bCs/>
           <w:spacing w:val="-3"/>
@@ -209,18 +210,17 @@
     </w:p>
     <w:tbl>
       <w:tblPr>
-        <w:tblStyle w:val="21"/>
+        <w:tblStyle w:val="TableGrid"/>
         <w:tblW w:w="0" w:type="auto"/>
         <w:jc w:val="center"/>
         <w:tblBorders>
-          <w:top w:val="none" w:color="auto" w:sz="0" w:space="0"/>
-          <w:left w:val="none" w:color="auto" w:sz="0" w:space="0"/>
-          <w:bottom w:val="none" w:color="auto" w:sz="0" w:space="0"/>
-          <w:right w:val="none" w:color="auto" w:sz="0" w:space="0"/>
-          <w:insideH w:val="none" w:color="auto" w:sz="0" w:space="0"/>
-          <w:insideV w:val="none" w:color="auto" w:sz="0" w:space="0"/>
+          <w:top w:val="nil"/>
+          <w:left w:val="nil"/>
+          <w:bottom w:val="nil"/>
+          <w:right w:val="nil"/>
+          <w:insideH w:val="nil"/>
+          <w:insideV w:val="nil"/>
         </w:tblBorders>
-        <w:tblLayout w:type="autofit"/>
         <w:tblCellMar>
           <w:top w:w="0" w:type="dxa"/>
           <w:left w:w="108" w:type="dxa"/>
@@ -234,13 +234,15 @@
       </w:tblGrid>
       <w:tr>
         <w:tblPrEx>
+          <w:tblW w:w="0" w:type="auto"/>
+          <w:jc w:val="center"/>
           <w:tblBorders>
-            <w:top w:val="none" w:color="auto" w:sz="0" w:space="0"/>
-            <w:left w:val="none" w:color="auto" w:sz="0" w:space="0"/>
-            <w:bottom w:val="none" w:color="auto" w:sz="0" w:space="0"/>
-            <w:right w:val="none" w:color="auto" w:sz="0" w:space="0"/>
-            <w:insideH w:val="none" w:color="auto" w:sz="0" w:space="0"/>
-            <w:insideV w:val="none" w:color="auto" w:sz="0" w:space="0"/>
+            <w:top w:val="nil"/>
+            <w:left w:val="nil"/>
+            <w:bottom w:val="nil"/>
+            <w:right w:val="nil"/>
+            <w:insideH w:val="nil"/>
+            <w:insideV w:val="nil"/>
           </w:tblBorders>
           <w:tblCellMar>
             <w:top w:w="0" w:type="dxa"/>
@@ -250,7 +252,7 @@
           </w:tblCellMar>
         </w:tblPrEx>
         <w:trPr>
-          <w:trHeight w:val="810" w:hRule="atLeast"/>
+          <w:trHeight w:val="810"/>
           <w:jc w:val="center"/>
         </w:trPr>
         <w:tc>
@@ -323,7 +325,7 @@
             </w:r>
             <w:r>
               <w:rPr>
-                <w:rFonts w:hint="eastAsia" w:asciiTheme="minorAscii" w:hAnsiTheme="minorAscii" w:eastAsiaTheme="minorEastAsia"/>
+                <w:rFonts w:asciiTheme="minorAscii" w:eastAsiaTheme="minorEastAsia" w:hAnsiTheme="minorAscii" w:hint="eastAsia"/>
                 <w:spacing w:val="227"/>
                 <w:sz w:val="21"/>
                 <w:vertAlign w:val="baseline"/>
@@ -345,14 +347,8 @@
       </w:tr>
       <w:tr>
         <w:tblPrEx>
-          <w:tblBorders>
-            <w:top w:val="none" w:color="auto" w:sz="0" w:space="0"/>
-            <w:left w:val="none" w:color="auto" w:sz="0" w:space="0"/>
-            <w:bottom w:val="none" w:color="auto" w:sz="0" w:space="0"/>
-            <w:right w:val="none" w:color="auto" w:sz="0" w:space="0"/>
-            <w:insideH w:val="none" w:color="auto" w:sz="0" w:space="0"/>
-            <w:insideV w:val="none" w:color="auto" w:sz="0" w:space="0"/>
-          </w:tblBorders>
+          <w:tblW w:w="0" w:type="auto"/>
+          <w:jc w:val="center"/>
           <w:tblCellMar>
             <w:top w:w="0" w:type="dxa"/>
             <w:left w:w="108" w:type="dxa"/>
@@ -361,7 +357,7 @@
           </w:tblCellMar>
         </w:tblPrEx>
         <w:trPr>
-          <w:trHeight w:val="810" w:hRule="atLeast"/>
+          <w:trHeight w:val="810"/>
           <w:jc w:val="center"/>
         </w:trPr>
         <w:tc>
@@ -385,7 +381,7 @@
               <w:snapToGrid w:val="0"/>
               <w:textAlignment w:val="baseline"/>
               <w:rPr>
-                <w:rFonts w:hint="default" w:ascii="Arial" w:hAnsi="Arial" w:eastAsia="Arial" w:cs="Arial"/>
+                <w:rFonts w:ascii="Arial" w:eastAsia="Arial" w:hAnsi="Arial" w:cs="Arial" w:hint="default"/>
                 <w:snapToGrid w:val="0"/>
                 <w:color w:val="000000"/>
                 <w:kern w:val="0"/>
@@ -417,7 +413,7 @@
             </w:r>
             <w:r>
               <w:rPr>
-                <w:rFonts w:hint="default" w:asciiTheme="minorAscii" w:hAnsiTheme="minorAscii" w:eastAsiaTheme="minorEastAsia"/>
+                <w:rFonts w:asciiTheme="minorAscii" w:eastAsiaTheme="minorEastAsia" w:hAnsiTheme="minorAscii" w:hint="default"/>
                 <w:spacing w:val="227"/>
                 <w:sz w:val="21"/>
                 <w:vertAlign w:val="baseline"/>
@@ -470,7 +466,7 @@
               <w:snapToGrid w:val="0"/>
               <w:textAlignment w:val="baseline"/>
               <w:rPr>
-                <w:rFonts w:hint="default" w:ascii="Arial" w:hAnsi="Arial" w:eastAsia="Arial" w:cs="Arial"/>
+                <w:rFonts w:ascii="Arial" w:eastAsia="Arial" w:hAnsi="Arial" w:cs="Arial" w:hint="default"/>
                 <w:snapToGrid w:val="0"/>
                 <w:color w:val="000000"/>
                 <w:kern w:val="0"/>
@@ -490,7 +486,7 @@
             </w:r>
             <w:r>
               <w:rPr>
-                <w:rFonts w:hint="eastAsia" w:asciiTheme="minorAscii" w:hAnsiTheme="minorAscii" w:eastAsiaTheme="minorEastAsia"/>
+                <w:rFonts w:asciiTheme="minorAscii" w:eastAsiaTheme="minorEastAsia" w:hAnsiTheme="minorAscii" w:hint="eastAsia"/>
                 <w:spacing w:val="227"/>
                 <w:sz w:val="21"/>
                 <w:vertAlign w:val="baseline"/>
@@ -512,14 +508,8 @@
       </w:tr>
       <w:tr>
         <w:tblPrEx>
-          <w:tblBorders>
-            <w:top w:val="none" w:color="auto" w:sz="0" w:space="0"/>
-            <w:left w:val="none" w:color="auto" w:sz="0" w:space="0"/>
-            <w:bottom w:val="none" w:color="auto" w:sz="0" w:space="0"/>
-            <w:right w:val="none" w:color="auto" w:sz="0" w:space="0"/>
-            <w:insideH w:val="none" w:color="auto" w:sz="0" w:space="0"/>
-            <w:insideV w:val="none" w:color="auto" w:sz="0" w:space="0"/>
-          </w:tblBorders>
+          <w:tblW w:w="0" w:type="auto"/>
+          <w:jc w:val="center"/>
           <w:tblCellMar>
             <w:top w:w="0" w:type="dxa"/>
             <w:left w:w="108" w:type="dxa"/>
@@ -528,7 +518,7 @@
           </w:tblCellMar>
         </w:tblPrEx>
         <w:trPr>
-          <w:trHeight w:val="635" w:hRule="atLeast"/>
+          <w:trHeight w:val="635"/>
           <w:jc w:val="center"/>
         </w:trPr>
         <w:tc>
@@ -556,7 +546,7 @@
                 <w:lang w:val="en-US" w:eastAsia="zh-CN"/>
               </w:rPr>
             </w:pPr>
-            <w:bookmarkStart w:id="21" w:name="_GoBack"/>
+            <w:bookmarkStart w:id="2" w:name="_GoBack"/>
             <w:r>
               <w:rPr>
                 <w:rFonts w:hint="eastAsia"/>
@@ -567,7 +557,7 @@
               </w:rPr>
               <w:t>批准人:刘长凡</w:t>
             </w:r>
-            <w:bookmarkEnd w:id="21"/>
+            <w:bookmarkEnd w:id="2"/>
           </w:p>
         </w:tc>
         <w:tc>
@@ -605,7 +595,7 @@
             </w:r>
             <w:r>
               <w:rPr>
-                <w:rFonts w:hint="eastAsia" w:asciiTheme="minorAscii" w:hAnsiTheme="minorAscii" w:eastAsiaTheme="minorEastAsia"/>
+                <w:rFonts w:asciiTheme="minorAscii" w:eastAsiaTheme="minorEastAsia" w:hAnsiTheme="minorAscii" w:hint="eastAsia"/>
                 <w:spacing w:val="227"/>
                 <w:sz w:val="21"/>
                 <w:vertAlign w:val="baseline"/>
@@ -664,14 +654,14 @@
         <w:ind w:left="3634"/>
         <w:textAlignment w:val="baseline"/>
         <w:rPr>
-          <w:rFonts w:ascii="宋体" w:hAnsi="宋体" w:eastAsia="宋体" w:cs="宋体"/>
+          <w:rFonts w:ascii="宋体" w:eastAsia="宋体" w:hAnsi="宋体" w:cs="宋体"/>
           <w:sz w:val="31"/>
           <w:szCs w:val="31"/>
         </w:rPr>
       </w:pPr>
       <w:r>
         <w:rPr>
-          <w:rFonts w:ascii="宋体" w:hAnsi="宋体" w:eastAsia="宋体" w:cs="宋体"/>
+          <w:rFonts w:ascii="宋体" w:eastAsia="宋体" w:hAnsi="宋体" w:cs="宋体"/>
           <w:b/>
           <w:bCs/>
           <w:spacing w:val="4"/>
@@ -683,16 +673,16 @@
     </w:p>
     <w:tbl>
       <w:tblPr>
-        <w:tblStyle w:val="26"/>
+        <w:tblStyle w:val="TableNormal0"/>
         <w:tblW w:w="7137" w:type="dxa"/>
         <w:jc w:val="center"/>
         <w:tblBorders>
-          <w:top w:val="single" w:color="000000" w:sz="2" w:space="0"/>
-          <w:left w:val="single" w:color="000000" w:sz="2" w:space="0"/>
-          <w:bottom w:val="single" w:color="000000" w:sz="2" w:space="0"/>
-          <w:right w:val="single" w:color="000000" w:sz="2" w:space="0"/>
-          <w:insideH w:val="single" w:color="000000" w:sz="2" w:space="0"/>
-          <w:insideV w:val="single" w:color="000000" w:sz="2" w:space="0"/>
+          <w:top w:val="single" w:sz="2" w:space="0" w:color="000000"/>
+          <w:left w:val="single" w:sz="2" w:space="0" w:color="000000"/>
+          <w:bottom w:val="single" w:sz="2" w:space="0" w:color="000000"/>
+          <w:right w:val="single" w:sz="2" w:space="0" w:color="000000"/>
+          <w:insideH w:val="single" w:sz="2" w:space="0" w:color="000000"/>
+          <w:insideV w:val="single" w:sz="2" w:space="0" w:color="000000"/>
         </w:tblBorders>
         <w:tblLayout w:type="fixed"/>
         <w:tblCellMar>
@@ -710,14 +700,17 @@
       </w:tblGrid>
       <w:tr>
         <w:tblPrEx>
+          <w:tblW w:w="7137" w:type="dxa"/>
+          <w:jc w:val="center"/>
           <w:tblBorders>
-            <w:top w:val="single" w:color="000000" w:sz="2" w:space="0"/>
-            <w:left w:val="single" w:color="000000" w:sz="2" w:space="0"/>
-            <w:bottom w:val="single" w:color="000000" w:sz="2" w:space="0"/>
-            <w:right w:val="single" w:color="000000" w:sz="2" w:space="0"/>
-            <w:insideH w:val="single" w:color="000000" w:sz="2" w:space="0"/>
-            <w:insideV w:val="single" w:color="000000" w:sz="2" w:space="0"/>
+            <w:top w:val="single" w:sz="2" w:space="0" w:color="000000"/>
+            <w:left w:val="single" w:sz="2" w:space="0" w:color="000000"/>
+            <w:bottom w:val="single" w:sz="2" w:space="0" w:color="000000"/>
+            <w:right w:val="single" w:sz="2" w:space="0" w:color="000000"/>
+            <w:insideH w:val="single" w:sz="2" w:space="0" w:color="000000"/>
+            <w:insideV w:val="single" w:sz="2" w:space="0" w:color="000000"/>
           </w:tblBorders>
+          <w:tblLayout w:type="fixed"/>
           <w:tblCellMar>
             <w:top w:w="0" w:type="dxa"/>
             <w:left w:w="0" w:type="dxa"/>
@@ -726,7 +719,7 @@
           </w:tblCellMar>
         </w:tblPrEx>
         <w:trPr>
-          <w:trHeight w:val="593" w:hRule="atLeast"/>
+          <w:trHeight w:val="593"/>
           <w:jc w:val="center"/>
         </w:trPr>
         <w:tc>
@@ -748,18 +741,18 @@
               <w:adjustRightInd w:val="0"/>
               <w:snapToGrid w:val="0"/>
               <w:spacing w:before="176" w:line="228" w:lineRule="auto"/>
-              <w:ind w:left="0" w:leftChars="0" w:right="0" w:rightChars="0" w:firstLine="0" w:firstLineChars="0"/>
+              <w:ind w:left="0" w:right="0" w:firstLine="0" w:leftChars="0" w:rightChars="0" w:firstLineChars="0"/>
               <w:jc w:val="center"/>
               <w:textAlignment w:val="baseline"/>
               <w:rPr>
-                <w:rFonts w:ascii="宋体" w:hAnsi="宋体" w:eastAsia="宋体" w:cs="宋体"/>
+                <w:rFonts w:ascii="宋体" w:eastAsia="宋体" w:hAnsi="宋体" w:cs="宋体"/>
                 <w:sz w:val="20"/>
                 <w:szCs w:val="20"/>
               </w:rPr>
             </w:pPr>
             <w:r>
               <w:rPr>
-                <w:rFonts w:ascii="宋体" w:hAnsi="宋体" w:eastAsia="宋体" w:cs="宋体"/>
+                <w:rFonts w:ascii="宋体" w:eastAsia="宋体" w:hAnsi="宋体" w:cs="宋体"/>
                 <w:spacing w:val="-14"/>
                 <w:sz w:val="20"/>
                 <w:szCs w:val="20"/>
@@ -787,18 +780,18 @@
               <w:adjustRightInd w:val="0"/>
               <w:snapToGrid w:val="0"/>
               <w:spacing w:before="175" w:line="227" w:lineRule="auto"/>
-              <w:ind w:left="0" w:leftChars="0" w:right="0" w:rightChars="0" w:firstLine="0" w:firstLineChars="0"/>
+              <w:ind w:left="0" w:right="0" w:firstLine="0" w:leftChars="0" w:rightChars="0" w:firstLineChars="0"/>
               <w:jc w:val="center"/>
               <w:textAlignment w:val="baseline"/>
               <w:rPr>
-                <w:rFonts w:ascii="宋体" w:hAnsi="宋体" w:eastAsia="宋体" w:cs="宋体"/>
+                <w:rFonts w:ascii="宋体" w:eastAsia="宋体" w:hAnsi="宋体" w:cs="宋体"/>
                 <w:sz w:val="20"/>
                 <w:szCs w:val="20"/>
               </w:rPr>
             </w:pPr>
             <w:r>
               <w:rPr>
-                <w:rFonts w:ascii="宋体" w:hAnsi="宋体" w:eastAsia="宋体" w:cs="宋体"/>
+                <w:rFonts w:ascii="宋体" w:eastAsia="宋体" w:hAnsi="宋体" w:cs="宋体"/>
                 <w:spacing w:val="4"/>
                 <w:sz w:val="20"/>
                 <w:szCs w:val="20"/>
@@ -826,18 +819,18 @@
               <w:adjustRightInd w:val="0"/>
               <w:snapToGrid w:val="0"/>
               <w:spacing w:before="175" w:line="228" w:lineRule="auto"/>
-              <w:ind w:left="0" w:leftChars="0" w:right="0" w:rightChars="0" w:firstLine="0" w:firstLineChars="0"/>
+              <w:ind w:left="0" w:right="0" w:firstLine="0" w:leftChars="0" w:rightChars="0" w:firstLineChars="0"/>
               <w:jc w:val="center"/>
               <w:textAlignment w:val="baseline"/>
               <w:rPr>
-                <w:rFonts w:ascii="宋体" w:hAnsi="宋体" w:eastAsia="宋体" w:cs="宋体"/>
+                <w:rFonts w:ascii="宋体" w:eastAsia="宋体" w:hAnsi="宋体" w:cs="宋体"/>
                 <w:sz w:val="20"/>
                 <w:szCs w:val="20"/>
               </w:rPr>
             </w:pPr>
             <w:r>
               <w:rPr>
-                <w:rFonts w:ascii="宋体" w:hAnsi="宋体" w:eastAsia="宋体" w:cs="宋体"/>
+                <w:rFonts w:ascii="宋体" w:eastAsia="宋体" w:hAnsi="宋体" w:cs="宋体"/>
                 <w:spacing w:val="7"/>
                 <w:sz w:val="20"/>
                 <w:szCs w:val="20"/>
@@ -865,18 +858,18 @@
               <w:adjustRightInd w:val="0"/>
               <w:snapToGrid w:val="0"/>
               <w:spacing w:before="176" w:line="229" w:lineRule="auto"/>
-              <w:ind w:left="0" w:leftChars="0" w:right="0" w:rightChars="0" w:firstLine="0" w:firstLineChars="0"/>
+              <w:ind w:left="0" w:right="0" w:firstLine="0" w:leftChars="0" w:rightChars="0" w:firstLineChars="0"/>
               <w:jc w:val="center"/>
               <w:textAlignment w:val="baseline"/>
               <w:rPr>
-                <w:rFonts w:ascii="宋体" w:hAnsi="宋体" w:eastAsia="宋体" w:cs="宋体"/>
+                <w:rFonts w:ascii="宋体" w:eastAsia="宋体" w:hAnsi="宋体" w:cs="宋体"/>
                 <w:sz w:val="20"/>
                 <w:szCs w:val="20"/>
               </w:rPr>
             </w:pPr>
             <w:r>
               <w:rPr>
-                <w:rFonts w:ascii="宋体" w:hAnsi="宋体" w:eastAsia="宋体" w:cs="宋体"/>
+                <w:rFonts w:ascii="宋体" w:eastAsia="宋体" w:hAnsi="宋体" w:cs="宋体"/>
                 <w:spacing w:val="7"/>
                 <w:sz w:val="20"/>
                 <w:szCs w:val="20"/>
@@ -888,14 +881,9 @@
       </w:tr>
       <w:tr>
         <w:tblPrEx>
-          <w:tblBorders>
-            <w:top w:val="single" w:color="000000" w:sz="2" w:space="0"/>
-            <w:left w:val="single" w:color="000000" w:sz="2" w:space="0"/>
-            <w:bottom w:val="single" w:color="000000" w:sz="2" w:space="0"/>
-            <w:right w:val="single" w:color="000000" w:sz="2" w:space="0"/>
-            <w:insideH w:val="single" w:color="000000" w:sz="2" w:space="0"/>
-            <w:insideV w:val="single" w:color="000000" w:sz="2" w:space="0"/>
-          </w:tblBorders>
+          <w:tblW w:w="7137" w:type="dxa"/>
+          <w:jc w:val="center"/>
+          <w:tblLayout w:type="fixed"/>
           <w:tblCellMar>
             <w:top w:w="0" w:type="dxa"/>
             <w:left w:w="0" w:type="dxa"/>
@@ -904,7 +892,7 @@
           </w:tblCellMar>
         </w:tblPrEx>
         <w:trPr>
-          <w:trHeight w:val="516" w:hRule="atLeast"/>
+          <w:trHeight w:val="516"/>
           <w:jc w:val="center"/>
         </w:trPr>
         <w:tc>
@@ -926,11 +914,11 @@
               <w:adjustRightInd w:val="0"/>
               <w:snapToGrid w:val="0"/>
               <w:spacing w:before="173" w:line="267" w:lineRule="exact"/>
-              <w:ind w:left="0" w:leftChars="0" w:right="0" w:rightChars="0" w:firstLine="0" w:firstLineChars="0"/>
+              <w:ind w:left="0" w:right="0" w:firstLine="0" w:leftChars="0" w:rightChars="0" w:firstLineChars="0"/>
               <w:jc w:val="center"/>
               <w:textAlignment w:val="baseline"/>
               <w:rPr>
-                <w:rFonts w:hint="default" w:ascii="宋体" w:hAnsi="宋体" w:eastAsia="宋体" w:cs="宋体"/>
+                <w:rFonts w:ascii="宋体" w:eastAsia="宋体" w:hAnsi="宋体" w:cs="宋体" w:hint="default"/>
                 <w:sz w:val="20"/>
                 <w:szCs w:val="20"/>
                 <w:lang w:val="en-US" w:eastAsia="zh-CN"/>
@@ -938,7 +926,7 @@
             </w:pPr>
             <w:r>
               <w:rPr>
-                <w:rFonts w:ascii="宋体" w:hAnsi="宋体" w:eastAsia="宋体" w:cs="宋体"/>
+                <w:rFonts w:ascii="宋体" w:eastAsia="宋体" w:hAnsi="宋体" w:cs="宋体"/>
                 <w:spacing w:val="3"/>
                 <w:position w:val="1"/>
                 <w:sz w:val="20"/>
@@ -948,7 +936,7 @@
             </w:r>
             <w:r>
               <w:rPr>
-                <w:rFonts w:hint="eastAsia" w:ascii="宋体" w:hAnsi="宋体" w:cs="宋体"/>
+                <w:rFonts w:ascii="宋体" w:hAnsi="宋体" w:cs="宋体" w:hint="eastAsia"/>
                 <w:spacing w:val="3"/>
                 <w:position w:val="1"/>
                 <w:sz w:val="20"/>
@@ -978,18 +966,18 @@
               <w:adjustRightInd w:val="0"/>
               <w:snapToGrid w:val="0"/>
               <w:spacing w:before="173" w:line="267" w:lineRule="exact"/>
-              <w:ind w:left="0" w:leftChars="0" w:right="0" w:rightChars="0" w:firstLine="0" w:firstLineChars="0"/>
+              <w:ind w:left="0" w:right="0" w:firstLine="0" w:leftChars="0" w:rightChars="0" w:firstLineChars="0"/>
               <w:jc w:val="center"/>
               <w:textAlignment w:val="baseline"/>
               <w:rPr>
-                <w:rFonts w:ascii="宋体" w:hAnsi="宋体" w:eastAsia="宋体" w:cs="宋体"/>
+                <w:rFonts w:ascii="宋体" w:eastAsia="宋体" w:hAnsi="宋体" w:cs="宋体"/>
                 <w:sz w:val="20"/>
                 <w:szCs w:val="20"/>
               </w:rPr>
             </w:pPr>
             <w:r>
               <w:rPr>
-                <w:rFonts w:ascii="宋体" w:hAnsi="宋体" w:eastAsia="宋体" w:cs="宋体"/>
+                <w:rFonts w:ascii="宋体" w:eastAsia="宋体" w:hAnsi="宋体" w:cs="宋体"/>
                 <w:spacing w:val="4"/>
                 <w:position w:val="1"/>
                 <w:sz w:val="20"/>
@@ -1018,18 +1006,18 @@
               <w:adjustRightInd w:val="0"/>
               <w:snapToGrid w:val="0"/>
               <w:spacing w:before="172" w:line="228" w:lineRule="auto"/>
-              <w:ind w:left="0" w:leftChars="0" w:right="0" w:rightChars="0" w:firstLine="0" w:firstLineChars="0"/>
+              <w:ind w:left="0" w:right="0" w:firstLine="0" w:leftChars="0" w:rightChars="0" w:firstLineChars="0"/>
               <w:jc w:val="center"/>
               <w:textAlignment w:val="baseline"/>
               <w:rPr>
-                <w:rFonts w:ascii="宋体" w:hAnsi="宋体" w:eastAsia="宋体" w:cs="宋体"/>
+                <w:rFonts w:ascii="宋体" w:eastAsia="宋体" w:hAnsi="宋体" w:cs="宋体"/>
                 <w:sz w:val="20"/>
                 <w:szCs w:val="20"/>
               </w:rPr>
             </w:pPr>
             <w:r>
               <w:rPr>
-                <w:rFonts w:ascii="宋体" w:hAnsi="宋体" w:eastAsia="宋体" w:cs="宋体"/>
+                <w:rFonts w:ascii="宋体" w:eastAsia="宋体" w:hAnsi="宋体" w:cs="宋体"/>
                 <w:spacing w:val="7"/>
                 <w:sz w:val="20"/>
                 <w:szCs w:val="20"/>
@@ -1057,18 +1045,18 @@
               <w:adjustRightInd w:val="0"/>
               <w:snapToGrid w:val="0"/>
               <w:spacing w:before="173" w:line="229" w:lineRule="auto"/>
-              <w:ind w:left="0" w:leftChars="0" w:right="0" w:rightChars="0" w:firstLine="0" w:firstLineChars="0"/>
+              <w:ind w:left="0" w:right="0" w:firstLine="0" w:leftChars="0" w:rightChars="0" w:firstLineChars="0"/>
               <w:jc w:val="center"/>
               <w:textAlignment w:val="baseline"/>
               <w:rPr>
-                <w:rFonts w:ascii="宋体" w:hAnsi="宋体" w:eastAsia="宋体" w:cs="宋体"/>
+                <w:rFonts w:ascii="宋体" w:eastAsia="宋体" w:hAnsi="宋体" w:cs="宋体"/>
                 <w:sz w:val="20"/>
                 <w:szCs w:val="20"/>
               </w:rPr>
             </w:pPr>
             <w:r>
               <w:rPr>
-                <w:rFonts w:hint="eastAsia" w:asciiTheme="minorAscii" w:hAnsiTheme="minorAscii" w:eastAsiaTheme="minorEastAsia"/>
+                <w:rFonts w:asciiTheme="minorAscii" w:eastAsiaTheme="minorEastAsia" w:hAnsiTheme="minorAscii" w:hint="eastAsia"/>
                 <w:spacing w:val="0"/>
                 <w:kern w:val="0"/>
                 <w:sz w:val="21"/>
@@ -1082,14 +1070,9 @@
       </w:tr>
       <w:tr>
         <w:tblPrEx>
-          <w:tblBorders>
-            <w:top w:val="single" w:color="000000" w:sz="2" w:space="0"/>
-            <w:left w:val="single" w:color="000000" w:sz="2" w:space="0"/>
-            <w:bottom w:val="single" w:color="000000" w:sz="2" w:space="0"/>
-            <w:right w:val="single" w:color="000000" w:sz="2" w:space="0"/>
-            <w:insideH w:val="single" w:color="000000" w:sz="2" w:space="0"/>
-            <w:insideV w:val="single" w:color="000000" w:sz="2" w:space="0"/>
-          </w:tblBorders>
+          <w:tblW w:w="7137" w:type="dxa"/>
+          <w:jc w:val="center"/>
+          <w:tblLayout w:type="fixed"/>
           <w:tblCellMar>
             <w:top w:w="0" w:type="dxa"/>
             <w:left w:w="0" w:type="dxa"/>
@@ -1098,7 +1081,7 @@
           </w:tblCellMar>
         </w:tblPrEx>
         <w:trPr>
-          <w:trHeight w:val="556" w:hRule="atLeast"/>
+          <w:trHeight w:val="556"/>
           <w:jc w:val="center"/>
         </w:trPr>
         <w:tc>
@@ -1107,7 +1090,7 @@
           </w:tcPr>
           <w:p>
             <w:pPr>
-              <w:pStyle w:val="27"/>
+              <w:pStyle w:val="TableText"/>
               <w:keepNext w:val="0"/>
               <w:keepLines w:val="0"/>
               <w:pageBreakBefore w:val="0"/>
@@ -1120,7 +1103,7 @@
               <w:bidi w:val="0"/>
               <w:adjustRightInd w:val="0"/>
               <w:snapToGrid w:val="0"/>
-              <w:ind w:left="0" w:leftChars="0" w:right="0" w:rightChars="0" w:firstLine="0" w:firstLineChars="0"/>
+              <w:ind w:left="0" w:right="0" w:firstLine="0" w:leftChars="0" w:rightChars="0" w:firstLineChars="0"/>
               <w:jc w:val="center"/>
               <w:textAlignment w:val="baseline"/>
             </w:pPr>
@@ -1132,7 +1115,7 @@
           </w:tcPr>
           <w:p>
             <w:pPr>
-              <w:pStyle w:val="27"/>
+              <w:pStyle w:val="TableText"/>
               <w:keepNext w:val="0"/>
               <w:keepLines w:val="0"/>
               <w:pageBreakBefore w:val="0"/>
@@ -1145,7 +1128,7 @@
               <w:bidi w:val="0"/>
               <w:adjustRightInd w:val="0"/>
               <w:snapToGrid w:val="0"/>
-              <w:ind w:left="0" w:leftChars="0" w:right="0" w:rightChars="0" w:firstLine="0" w:firstLineChars="0"/>
+              <w:ind w:left="0" w:right="0" w:firstLine="0" w:leftChars="0" w:rightChars="0" w:firstLineChars="0"/>
               <w:jc w:val="center"/>
               <w:textAlignment w:val="baseline"/>
             </w:pPr>
@@ -1157,7 +1140,7 @@
           </w:tcPr>
           <w:p>
             <w:pPr>
-              <w:pStyle w:val="27"/>
+              <w:pStyle w:val="TableText"/>
               <w:keepNext w:val="0"/>
               <w:keepLines w:val="0"/>
               <w:pageBreakBefore w:val="0"/>
@@ -1170,7 +1153,7 @@
               <w:bidi w:val="0"/>
               <w:adjustRightInd w:val="0"/>
               <w:snapToGrid w:val="0"/>
-              <w:ind w:left="0" w:leftChars="0" w:right="0" w:rightChars="0" w:firstLine="0" w:firstLineChars="0"/>
+              <w:ind w:left="0" w:right="0" w:firstLine="0" w:leftChars="0" w:rightChars="0" w:firstLineChars="0"/>
               <w:jc w:val="center"/>
               <w:textAlignment w:val="baseline"/>
             </w:pPr>
@@ -1182,7 +1165,7 @@
           </w:tcPr>
           <w:p>
             <w:pPr>
-              <w:pStyle w:val="27"/>
+              <w:pStyle w:val="TableText"/>
               <w:keepNext w:val="0"/>
               <w:keepLines w:val="0"/>
               <w:pageBreakBefore w:val="0"/>
@@ -1195,7 +1178,7 @@
               <w:bidi w:val="0"/>
               <w:adjustRightInd w:val="0"/>
               <w:snapToGrid w:val="0"/>
-              <w:ind w:left="0" w:leftChars="0" w:right="0" w:rightChars="0" w:firstLine="0" w:firstLineChars="0"/>
+              <w:ind w:left="0" w:right="0" w:firstLine="0" w:leftChars="0" w:rightChars="0" w:firstLineChars="0"/>
               <w:jc w:val="center"/>
               <w:textAlignment w:val="baseline"/>
             </w:pPr>
@@ -1204,14 +1187,9 @@
       </w:tr>
       <w:tr>
         <w:tblPrEx>
-          <w:tblBorders>
-            <w:top w:val="single" w:color="000000" w:sz="2" w:space="0"/>
-            <w:left w:val="single" w:color="000000" w:sz="2" w:space="0"/>
-            <w:bottom w:val="single" w:color="000000" w:sz="2" w:space="0"/>
-            <w:right w:val="single" w:color="000000" w:sz="2" w:space="0"/>
-            <w:insideH w:val="single" w:color="000000" w:sz="2" w:space="0"/>
-            <w:insideV w:val="single" w:color="000000" w:sz="2" w:space="0"/>
-          </w:tblBorders>
+          <w:tblW w:w="7137" w:type="dxa"/>
+          <w:jc w:val="center"/>
+          <w:tblLayout w:type="fixed"/>
           <w:tblCellMar>
             <w:top w:w="0" w:type="dxa"/>
             <w:left w:w="0" w:type="dxa"/>
@@ -1220,7 +1198,7 @@
           </w:tblCellMar>
         </w:tblPrEx>
         <w:trPr>
-          <w:trHeight w:val="556" w:hRule="atLeast"/>
+          <w:trHeight w:val="556"/>
           <w:jc w:val="center"/>
         </w:trPr>
         <w:tc>
@@ -1229,7 +1207,7 @@
           </w:tcPr>
           <w:p>
             <w:pPr>
-              <w:pStyle w:val="27"/>
+              <w:pStyle w:val="TableText"/>
               <w:keepNext w:val="0"/>
               <w:keepLines w:val="0"/>
               <w:pageBreakBefore w:val="0"/>
@@ -1242,7 +1220,7 @@
               <w:bidi w:val="0"/>
               <w:adjustRightInd w:val="0"/>
               <w:snapToGrid w:val="0"/>
-              <w:ind w:left="0" w:leftChars="0" w:right="0" w:rightChars="0" w:firstLine="0" w:firstLineChars="0"/>
+              <w:ind w:left="0" w:right="0" w:firstLine="0" w:leftChars="0" w:rightChars="0" w:firstLineChars="0"/>
               <w:jc w:val="center"/>
               <w:textAlignment w:val="baseline"/>
             </w:pPr>
@@ -1254,7 +1232,7 @@
           </w:tcPr>
           <w:p>
             <w:pPr>
-              <w:pStyle w:val="27"/>
+              <w:pStyle w:val="TableText"/>
               <w:keepNext w:val="0"/>
               <w:keepLines w:val="0"/>
               <w:pageBreakBefore w:val="0"/>
@@ -1267,7 +1245,7 @@
               <w:bidi w:val="0"/>
               <w:adjustRightInd w:val="0"/>
               <w:snapToGrid w:val="0"/>
-              <w:ind w:left="0" w:leftChars="0" w:right="0" w:rightChars="0" w:firstLine="0" w:firstLineChars="0"/>
+              <w:ind w:left="0" w:right="0" w:firstLine="0" w:leftChars="0" w:rightChars="0" w:firstLineChars="0"/>
               <w:jc w:val="center"/>
               <w:textAlignment w:val="baseline"/>
             </w:pPr>
@@ -1279,7 +1257,7 @@
           </w:tcPr>
           <w:p>
             <w:pPr>
-              <w:pStyle w:val="27"/>
+              <w:pStyle w:val="TableText"/>
               <w:keepNext w:val="0"/>
               <w:keepLines w:val="0"/>
               <w:pageBreakBefore w:val="0"/>
@@ -1292,7 +1270,7 @@
               <w:bidi w:val="0"/>
               <w:adjustRightInd w:val="0"/>
               <w:snapToGrid w:val="0"/>
-              <w:ind w:left="0" w:leftChars="0" w:right="0" w:rightChars="0" w:firstLine="0" w:firstLineChars="0"/>
+              <w:ind w:left="0" w:right="0" w:firstLine="0" w:leftChars="0" w:rightChars="0" w:firstLineChars="0"/>
               <w:jc w:val="center"/>
               <w:textAlignment w:val="baseline"/>
             </w:pPr>
@@ -1304,7 +1282,7 @@
           </w:tcPr>
           <w:p>
             <w:pPr>
-              <w:pStyle w:val="27"/>
+              <w:pStyle w:val="TableText"/>
               <w:keepNext w:val="0"/>
               <w:keepLines w:val="0"/>
               <w:pageBreakBefore w:val="0"/>
@@ -1317,7 +1295,7 @@
               <w:bidi w:val="0"/>
               <w:adjustRightInd w:val="0"/>
               <w:snapToGrid w:val="0"/>
-              <w:ind w:left="0" w:leftChars="0" w:right="0" w:rightChars="0" w:firstLine="0" w:firstLineChars="0"/>
+              <w:ind w:left="0" w:right="0" w:firstLine="0" w:leftChars="0" w:rightChars="0" w:firstLineChars="0"/>
               <w:jc w:val="center"/>
               <w:textAlignment w:val="baseline"/>
             </w:pPr>
@@ -1326,14 +1304,9 @@
       </w:tr>
       <w:tr>
         <w:tblPrEx>
-          <w:tblBorders>
-            <w:top w:val="single" w:color="000000" w:sz="2" w:space="0"/>
-            <w:left w:val="single" w:color="000000" w:sz="2" w:space="0"/>
-            <w:bottom w:val="single" w:color="000000" w:sz="2" w:space="0"/>
-            <w:right w:val="single" w:color="000000" w:sz="2" w:space="0"/>
-            <w:insideH w:val="single" w:color="000000" w:sz="2" w:space="0"/>
-            <w:insideV w:val="single" w:color="000000" w:sz="2" w:space="0"/>
-          </w:tblBorders>
+          <w:tblW w:w="7137" w:type="dxa"/>
+          <w:jc w:val="center"/>
+          <w:tblLayout w:type="fixed"/>
           <w:tblCellMar>
             <w:top w:w="0" w:type="dxa"/>
             <w:left w:w="0" w:type="dxa"/>
@@ -1342,7 +1315,7 @@
           </w:tblCellMar>
         </w:tblPrEx>
         <w:trPr>
-          <w:trHeight w:val="557" w:hRule="atLeast"/>
+          <w:trHeight w:val="557"/>
           <w:jc w:val="center"/>
         </w:trPr>
         <w:tc>
@@ -1351,7 +1324,7 @@
           </w:tcPr>
           <w:p>
             <w:pPr>
-              <w:pStyle w:val="27"/>
+              <w:pStyle w:val="TableText"/>
               <w:keepNext w:val="0"/>
               <w:keepLines w:val="0"/>
               <w:pageBreakBefore w:val="0"/>
@@ -1364,7 +1337,7 @@
               <w:bidi w:val="0"/>
               <w:adjustRightInd w:val="0"/>
               <w:snapToGrid w:val="0"/>
-              <w:ind w:left="0" w:leftChars="0" w:right="0" w:rightChars="0" w:firstLine="0" w:firstLineChars="0"/>
+              <w:ind w:left="0" w:right="0" w:firstLine="0" w:leftChars="0" w:rightChars="0" w:firstLineChars="0"/>
               <w:jc w:val="center"/>
               <w:textAlignment w:val="baseline"/>
             </w:pPr>
@@ -1376,7 +1349,7 @@
           </w:tcPr>
           <w:p>
             <w:pPr>
-              <w:pStyle w:val="27"/>
+              <w:pStyle w:val="TableText"/>
               <w:keepNext w:val="0"/>
               <w:keepLines w:val="0"/>
               <w:pageBreakBefore w:val="0"/>
@@ -1389,7 +1362,7 @@
               <w:bidi w:val="0"/>
               <w:adjustRightInd w:val="0"/>
               <w:snapToGrid w:val="0"/>
-              <w:ind w:left="0" w:leftChars="0" w:right="0" w:rightChars="0" w:firstLine="0" w:firstLineChars="0"/>
+              <w:ind w:left="0" w:right="0" w:firstLine="0" w:leftChars="0" w:rightChars="0" w:firstLineChars="0"/>
               <w:jc w:val="center"/>
               <w:textAlignment w:val="baseline"/>
             </w:pPr>
@@ -1401,7 +1374,7 @@
           </w:tcPr>
           <w:p>
             <w:pPr>
-              <w:pStyle w:val="27"/>
+              <w:pStyle w:val="TableText"/>
               <w:keepNext w:val="0"/>
               <w:keepLines w:val="0"/>
               <w:pageBreakBefore w:val="0"/>
@@ -1414,7 +1387,7 @@
               <w:bidi w:val="0"/>
               <w:adjustRightInd w:val="0"/>
               <w:snapToGrid w:val="0"/>
-              <w:ind w:left="0" w:leftChars="0" w:right="0" w:rightChars="0" w:firstLine="0" w:firstLineChars="0"/>
+              <w:ind w:left="0" w:right="0" w:firstLine="0" w:leftChars="0" w:rightChars="0" w:firstLineChars="0"/>
               <w:jc w:val="center"/>
               <w:textAlignment w:val="baseline"/>
             </w:pPr>
@@ -1426,7 +1399,7 @@
           </w:tcPr>
           <w:p>
             <w:pPr>
-              <w:pStyle w:val="27"/>
+              <w:pStyle w:val="TableText"/>
               <w:keepNext w:val="0"/>
               <w:keepLines w:val="0"/>
               <w:pageBreakBefore w:val="0"/>
@@ -1439,7 +1412,7 @@
               <w:bidi w:val="0"/>
               <w:adjustRightInd w:val="0"/>
               <w:snapToGrid w:val="0"/>
-              <w:ind w:left="0" w:leftChars="0" w:right="0" w:rightChars="0" w:firstLine="0" w:firstLineChars="0"/>
+              <w:ind w:left="0" w:right="0" w:firstLine="0" w:leftChars="0" w:rightChars="0" w:firstLineChars="0"/>
               <w:jc w:val="center"/>
               <w:textAlignment w:val="baseline"/>
             </w:pPr>
@@ -1470,7 +1443,7 @@
     <w:sdt>
       <w:sdtPr>
         <w:rPr>
-          <w:rFonts w:ascii="宋体" w:hAnsi="宋体" w:eastAsia="宋体" w:cs="Arial"/>
+          <w:rFonts w:ascii="宋体" w:eastAsia="宋体" w:hAnsi="宋体" w:cs="Arial"/>
           <w:snapToGrid w:val="0"/>
           <w:color w:val="000000"/>
           <w:kern w:val="0"/>
@@ -1486,7 +1459,7 @@
       </w:sdtPr>
       <w:sdtEndPr>
         <w:rPr>
-          <w:rFonts w:hint="eastAsia" w:ascii="宋体" w:hAnsi="宋体" w:eastAsia="宋体" w:cs="宋体"/>
+          <w:rFonts w:ascii="宋体" w:eastAsia="宋体" w:hAnsi="宋体" w:cs="宋体" w:hint="eastAsia"/>
           <w:snapToGrid w:val="0"/>
           <w:color w:val="000000"/>
           <w:kern w:val="0"/>
@@ -1511,18 +1484,18 @@
             <w:adjustRightInd w:val="0"/>
             <w:snapToGrid w:val="0"/>
             <w:spacing w:before="0" w:beforeLines="0" w:after="0" w:afterLines="0" w:line="240" w:lineRule="auto"/>
-            <w:ind w:left="0" w:leftChars="0" w:right="0" w:rightChars="0" w:firstLine="0" w:firstLineChars="0"/>
+            <w:ind w:left="0" w:right="0" w:firstLine="0" w:leftChars="0" w:rightChars="0" w:firstLineChars="0"/>
             <w:jc w:val="center"/>
             <w:textAlignment w:val="baseline"/>
             <w:rPr>
-              <w:rFonts w:hint="eastAsia" w:ascii="宋体" w:hAnsi="宋体" w:eastAsia="宋体" w:cs="宋体"/>
+              <w:rFonts w:ascii="宋体" w:eastAsia="宋体" w:hAnsi="宋体" w:cs="宋体" w:hint="eastAsia"/>
               <w:sz w:val="24"/>
               <w:szCs w:val="24"/>
             </w:rPr>
           </w:pPr>
           <w:r>
             <w:rPr>
-              <w:rFonts w:hint="eastAsia" w:ascii="宋体" w:hAnsi="宋体" w:eastAsia="宋体" w:cs="宋体"/>
+              <w:rFonts w:ascii="宋体" w:eastAsia="宋体" w:hAnsi="宋体" w:cs="宋体" w:hint="eastAsia"/>
               <w:sz w:val="24"/>
               <w:szCs w:val="24"/>
             </w:rPr>
@@ -1531,14 +1504,14 @@
         </w:p>
         <w:p>
           <w:pPr>
-            <w:pStyle w:val="16"/>
+            <w:pStyle w:val="TOC1"/>
             <w:tabs>
               <w:tab w:val="right" w:leader="dot" w:pos="8306"/>
             </w:tabs>
           </w:pPr>
           <w:r>
             <w:rPr>
-              <w:rFonts w:hint="eastAsia" w:ascii="宋体" w:hAnsi="宋体" w:eastAsia="宋体" w:cs="宋体"/>
+              <w:rFonts w:ascii="宋体" w:eastAsia="宋体" w:hAnsi="宋体" w:cs="宋体" w:hint="eastAsia"/>
               <w:sz w:val="24"/>
               <w:szCs w:val="24"/>
             </w:rPr>
@@ -1546,7 +1519,7 @@
           </w:r>
           <w:r>
             <w:rPr>
-              <w:rFonts w:hint="eastAsia" w:ascii="宋体" w:hAnsi="宋体" w:eastAsia="宋体" w:cs="宋体"/>
+              <w:rFonts w:ascii="宋体" w:eastAsia="宋体" w:hAnsi="宋体" w:cs="宋体" w:hint="eastAsia"/>
               <w:sz w:val="24"/>
               <w:szCs w:val="24"/>
             </w:rPr>
@@ -1554,7 +1527,7 @@
           </w:r>
           <w:r>
             <w:rPr>
-              <w:rFonts w:hint="eastAsia" w:ascii="宋体" w:hAnsi="宋体" w:eastAsia="宋体" w:cs="宋体"/>
+              <w:rFonts w:ascii="宋体" w:eastAsia="宋体" w:hAnsi="宋体" w:cs="宋体" w:hint="eastAsia"/>
               <w:sz w:val="24"/>
               <w:szCs w:val="24"/>
             </w:rPr>
@@ -1562,21 +1535,21 @@
           </w:r>
           <w:r>
             <w:rPr>
-              <w:rFonts w:hint="eastAsia" w:ascii="宋体" w:hAnsi="宋体" w:eastAsia="宋体" w:cs="宋体"/>
+              <w:rFonts w:ascii="宋体" w:eastAsia="宋体" w:hAnsi="宋体" w:cs="宋体" w:hint="eastAsia"/>
               <w:szCs w:val="24"/>
             </w:rPr>
             <w:fldChar w:fldCharType="begin"/>
           </w:r>
           <w:r>
             <w:rPr>
-              <w:rFonts w:hint="eastAsia" w:ascii="宋体" w:hAnsi="宋体" w:eastAsia="宋体" w:cs="宋体"/>
+              <w:rFonts w:ascii="宋体" w:eastAsia="宋体" w:hAnsi="宋体" w:cs="宋体" w:hint="eastAsia"/>
               <w:szCs w:val="24"/>
             </w:rPr>
             <w:instrText xml:space="preserve"> HYPERLINK \l _Toc5757 </w:instrText>
           </w:r>
           <w:r>
             <w:rPr>
-              <w:rFonts w:hint="eastAsia" w:ascii="宋体" w:hAnsi="宋体" w:eastAsia="宋体" w:cs="宋体"/>
+              <w:rFonts w:ascii="宋体" w:eastAsia="宋体" w:hAnsi="宋体" w:cs="宋体" w:hint="eastAsia"/>
               <w:szCs w:val="24"/>
             </w:rPr>
             <w:fldChar w:fldCharType="separate"/>
@@ -1608,7 +1581,7 @@
           </w:r>
           <w:r>
             <w:rPr>
-              <w:rFonts w:hint="eastAsia" w:ascii="宋体" w:hAnsi="宋体" w:eastAsia="宋体" w:cs="宋体"/>
+              <w:rFonts w:ascii="宋体" w:eastAsia="宋体" w:hAnsi="宋体" w:cs="宋体" w:hint="eastAsia"/>
               <w:szCs w:val="24"/>
             </w:rPr>
             <w:fldChar w:fldCharType="end"/>
@@ -1616,28 +1589,28 @@
         </w:p>
         <w:p>
           <w:pPr>
-            <w:pStyle w:val="16"/>
+            <w:pStyle w:val="TOC1"/>
             <w:tabs>
               <w:tab w:val="right" w:leader="dot" w:pos="8306"/>
             </w:tabs>
           </w:pPr>
           <w:r>
             <w:rPr>
-              <w:rFonts w:hint="eastAsia" w:ascii="宋体" w:hAnsi="宋体" w:eastAsia="宋体" w:cs="宋体"/>
+              <w:rFonts w:ascii="宋体" w:eastAsia="宋体" w:hAnsi="宋体" w:cs="宋体" w:hint="eastAsia"/>
               <w:szCs w:val="24"/>
             </w:rPr>
             <w:fldChar w:fldCharType="begin"/>
           </w:r>
           <w:r>
             <w:rPr>
-              <w:rFonts w:hint="eastAsia" w:ascii="宋体" w:hAnsi="宋体" w:eastAsia="宋体" w:cs="宋体"/>
+              <w:rFonts w:ascii="宋体" w:eastAsia="宋体" w:hAnsi="宋体" w:cs="宋体" w:hint="eastAsia"/>
               <w:szCs w:val="24"/>
             </w:rPr>
             <w:instrText xml:space="preserve"> HYPERLINK \l _Toc23364 </w:instrText>
           </w:r>
           <w:r>
             <w:rPr>
-              <w:rFonts w:hint="eastAsia" w:ascii="宋体" w:hAnsi="宋体" w:eastAsia="宋体" w:cs="宋体"/>
+              <w:rFonts w:ascii="宋体" w:eastAsia="宋体" w:hAnsi="宋体" w:cs="宋体" w:hint="eastAsia"/>
               <w:szCs w:val="24"/>
             </w:rPr>
             <w:fldChar w:fldCharType="separate"/>
@@ -1669,7 +1642,7 @@
           </w:r>
           <w:r>
             <w:rPr>
-              <w:rFonts w:hint="eastAsia" w:ascii="宋体" w:hAnsi="宋体" w:eastAsia="宋体" w:cs="宋体"/>
+              <w:rFonts w:ascii="宋体" w:eastAsia="宋体" w:hAnsi="宋体" w:cs="宋体" w:hint="eastAsia"/>
               <w:szCs w:val="24"/>
             </w:rPr>
             <w:fldChar w:fldCharType="end"/>
@@ -1677,28 +1650,28 @@
         </w:p>
         <w:p>
           <w:pPr>
-            <w:pStyle w:val="16"/>
+            <w:pStyle w:val="TOC1"/>
             <w:tabs>
               <w:tab w:val="right" w:leader="dot" w:pos="8306"/>
             </w:tabs>
           </w:pPr>
           <w:r>
             <w:rPr>
-              <w:rFonts w:hint="eastAsia" w:ascii="宋体" w:hAnsi="宋体" w:eastAsia="宋体" w:cs="宋体"/>
+              <w:rFonts w:ascii="宋体" w:eastAsia="宋体" w:hAnsi="宋体" w:cs="宋体" w:hint="eastAsia"/>
               <w:szCs w:val="24"/>
             </w:rPr>
             <w:fldChar w:fldCharType="begin"/>
           </w:r>
           <w:r>
             <w:rPr>
-              <w:rFonts w:hint="eastAsia" w:ascii="宋体" w:hAnsi="宋体" w:eastAsia="宋体" w:cs="宋体"/>
+              <w:rFonts w:ascii="宋体" w:eastAsia="宋体" w:hAnsi="宋体" w:cs="宋体" w:hint="eastAsia"/>
               <w:szCs w:val="24"/>
             </w:rPr>
             <w:instrText xml:space="preserve"> HYPERLINK \l _Toc4345 </w:instrText>
           </w:r>
           <w:r>
             <w:rPr>
-              <w:rFonts w:hint="eastAsia" w:ascii="宋体" w:hAnsi="宋体" w:eastAsia="宋体" w:cs="宋体"/>
+              <w:rFonts w:ascii="宋体" w:eastAsia="宋体" w:hAnsi="宋体" w:cs="宋体" w:hint="eastAsia"/>
               <w:szCs w:val="24"/>
             </w:rPr>
             <w:fldChar w:fldCharType="separate"/>
@@ -1736,7 +1709,7 @@
           </w:r>
           <w:r>
             <w:rPr>
-              <w:rFonts w:hint="eastAsia" w:ascii="宋体" w:hAnsi="宋体" w:eastAsia="宋体" w:cs="宋体"/>
+              <w:rFonts w:ascii="宋体" w:eastAsia="宋体" w:hAnsi="宋体" w:cs="宋体" w:hint="eastAsia"/>
               <w:szCs w:val="24"/>
             </w:rPr>
             <w:fldChar w:fldCharType="end"/>
@@ -1744,28 +1717,28 @@
         </w:p>
         <w:p>
           <w:pPr>
-            <w:pStyle w:val="17"/>
+            <w:pStyle w:val="TOC2"/>
             <w:tabs>
               <w:tab w:val="right" w:leader="dot" w:pos="8306"/>
             </w:tabs>
           </w:pPr>
           <w:r>
             <w:rPr>
-              <w:rFonts w:hint="eastAsia" w:ascii="宋体" w:hAnsi="宋体" w:eastAsia="宋体" w:cs="宋体"/>
+              <w:rFonts w:ascii="宋体" w:eastAsia="宋体" w:hAnsi="宋体" w:cs="宋体" w:hint="eastAsia"/>
               <w:szCs w:val="24"/>
             </w:rPr>
             <w:fldChar w:fldCharType="begin"/>
           </w:r>
           <w:r>
             <w:rPr>
-              <w:rFonts w:hint="eastAsia" w:ascii="宋体" w:hAnsi="宋体" w:eastAsia="宋体" w:cs="宋体"/>
+              <w:rFonts w:ascii="宋体" w:eastAsia="宋体" w:hAnsi="宋体" w:cs="宋体" w:hint="eastAsia"/>
               <w:szCs w:val="24"/>
             </w:rPr>
             <w:instrText xml:space="preserve"> HYPERLINK \l _Toc3634 </w:instrText>
           </w:r>
           <w:r>
             <w:rPr>
-              <w:rFonts w:hint="eastAsia" w:ascii="宋体" w:hAnsi="宋体" w:eastAsia="宋体" w:cs="宋体"/>
+              <w:rFonts w:ascii="宋体" w:eastAsia="宋体" w:hAnsi="宋体" w:cs="宋体" w:hint="eastAsia"/>
               <w:szCs w:val="24"/>
             </w:rPr>
             <w:fldChar w:fldCharType="separate"/>
@@ -1804,7 +1777,7 @@
           </w:r>
           <w:r>
             <w:rPr>
-              <w:rFonts w:hint="eastAsia" w:ascii="宋体" w:hAnsi="宋体" w:eastAsia="宋体" w:cs="宋体"/>
+              <w:rFonts w:ascii="宋体" w:eastAsia="宋体" w:hAnsi="宋体" w:cs="宋体" w:hint="eastAsia"/>
               <w:szCs w:val="24"/>
             </w:rPr>
             <w:fldChar w:fldCharType="end"/>
@@ -1812,28 +1785,28 @@
         </w:p>
         <w:p>
           <w:pPr>
-            <w:pStyle w:val="17"/>
+            <w:pStyle w:val="TOC2"/>
             <w:tabs>
               <w:tab w:val="right" w:leader="dot" w:pos="8306"/>
             </w:tabs>
           </w:pPr>
           <w:r>
             <w:rPr>
-              <w:rFonts w:hint="eastAsia" w:ascii="宋体" w:hAnsi="宋体" w:eastAsia="宋体" w:cs="宋体"/>
+              <w:rFonts w:ascii="宋体" w:eastAsia="宋体" w:hAnsi="宋体" w:cs="宋体" w:hint="eastAsia"/>
               <w:szCs w:val="24"/>
             </w:rPr>
             <w:fldChar w:fldCharType="begin"/>
           </w:r>
           <w:r>
             <w:rPr>
-              <w:rFonts w:hint="eastAsia" w:ascii="宋体" w:hAnsi="宋体" w:eastAsia="宋体" w:cs="宋体"/>
+              <w:rFonts w:ascii="宋体" w:eastAsia="宋体" w:hAnsi="宋体" w:cs="宋体" w:hint="eastAsia"/>
               <w:szCs w:val="24"/>
             </w:rPr>
             <w:instrText xml:space="preserve"> HYPERLINK \l _Toc31789 </w:instrText>
           </w:r>
           <w:r>
             <w:rPr>
-              <w:rFonts w:hint="eastAsia" w:ascii="宋体" w:hAnsi="宋体" w:eastAsia="宋体" w:cs="宋体"/>
+              <w:rFonts w:ascii="宋体" w:eastAsia="宋体" w:hAnsi="宋体" w:cs="宋体" w:hint="eastAsia"/>
               <w:szCs w:val="24"/>
             </w:rPr>
             <w:fldChar w:fldCharType="separate"/>
@@ -1872,7 +1845,7 @@
           </w:r>
           <w:r>
             <w:rPr>
-              <w:rFonts w:hint="eastAsia" w:ascii="宋体" w:hAnsi="宋体" w:eastAsia="宋体" w:cs="宋体"/>
+              <w:rFonts w:ascii="宋体" w:eastAsia="宋体" w:hAnsi="宋体" w:cs="宋体" w:hint="eastAsia"/>
               <w:szCs w:val="24"/>
             </w:rPr>
             <w:fldChar w:fldCharType="end"/>
@@ -1880,28 +1853,28 @@
         </w:p>
         <w:p>
           <w:pPr>
-            <w:pStyle w:val="17"/>
+            <w:pStyle w:val="TOC2"/>
             <w:tabs>
               <w:tab w:val="right" w:leader="dot" w:pos="8306"/>
             </w:tabs>
           </w:pPr>
           <w:r>
             <w:rPr>
-              <w:rFonts w:hint="eastAsia" w:ascii="宋体" w:hAnsi="宋体" w:eastAsia="宋体" w:cs="宋体"/>
+              <w:rFonts w:ascii="宋体" w:eastAsia="宋体" w:hAnsi="宋体" w:cs="宋体" w:hint="eastAsia"/>
               <w:szCs w:val="24"/>
             </w:rPr>
             <w:fldChar w:fldCharType="begin"/>
           </w:r>
           <w:r>
             <w:rPr>
-              <w:rFonts w:hint="eastAsia" w:ascii="宋体" w:hAnsi="宋体" w:eastAsia="宋体" w:cs="宋体"/>
+              <w:rFonts w:ascii="宋体" w:eastAsia="宋体" w:hAnsi="宋体" w:cs="宋体" w:hint="eastAsia"/>
               <w:szCs w:val="24"/>
             </w:rPr>
             <w:instrText xml:space="preserve"> HYPERLINK \l _Toc32569 </w:instrText>
           </w:r>
           <w:r>
             <w:rPr>
-              <w:rFonts w:hint="eastAsia" w:ascii="宋体" w:hAnsi="宋体" w:eastAsia="宋体" w:cs="宋体"/>
+              <w:rFonts w:ascii="宋体" w:eastAsia="宋体" w:hAnsi="宋体" w:cs="宋体" w:hint="eastAsia"/>
               <w:szCs w:val="24"/>
             </w:rPr>
             <w:fldChar w:fldCharType="separate"/>
@@ -1940,7 +1913,7 @@
           </w:r>
           <w:r>
             <w:rPr>
-              <w:rFonts w:hint="eastAsia" w:ascii="宋体" w:hAnsi="宋体" w:eastAsia="宋体" w:cs="宋体"/>
+              <w:rFonts w:ascii="宋体" w:eastAsia="宋体" w:hAnsi="宋体" w:cs="宋体" w:hint="eastAsia"/>
               <w:szCs w:val="24"/>
             </w:rPr>
             <w:fldChar w:fldCharType="end"/>
@@ -1948,28 +1921,28 @@
         </w:p>
         <w:p>
           <w:pPr>
-            <w:pStyle w:val="13"/>
+            <w:pStyle w:val="TOC3"/>
             <w:tabs>
               <w:tab w:val="right" w:leader="dot" w:pos="8306"/>
             </w:tabs>
           </w:pPr>
           <w:r>
             <w:rPr>
-              <w:rFonts w:hint="eastAsia" w:ascii="宋体" w:hAnsi="宋体" w:eastAsia="宋体" w:cs="宋体"/>
+              <w:rFonts w:ascii="宋体" w:eastAsia="宋体" w:hAnsi="宋体" w:cs="宋体" w:hint="eastAsia"/>
               <w:szCs w:val="24"/>
             </w:rPr>
             <w:fldChar w:fldCharType="begin"/>
           </w:r>
           <w:r>
             <w:rPr>
-              <w:rFonts w:hint="eastAsia" w:ascii="宋体" w:hAnsi="宋体" w:eastAsia="宋体" w:cs="宋体"/>
+              <w:rFonts w:ascii="宋体" w:eastAsia="宋体" w:hAnsi="宋体" w:cs="宋体" w:hint="eastAsia"/>
               <w:szCs w:val="24"/>
             </w:rPr>
             <w:instrText xml:space="preserve"> HYPERLINK \l _Toc21841 </w:instrText>
           </w:r>
           <w:r>
             <w:rPr>
-              <w:rFonts w:hint="eastAsia" w:ascii="宋体" w:hAnsi="宋体" w:eastAsia="宋体" w:cs="宋体"/>
+              <w:rFonts w:ascii="宋体" w:eastAsia="宋体" w:hAnsi="宋体" w:cs="宋体" w:hint="eastAsia"/>
               <w:szCs w:val="24"/>
             </w:rPr>
             <w:fldChar w:fldCharType="separate"/>
@@ -2001,7 +1974,7 @@
           </w:r>
           <w:r>
             <w:rPr>
-              <w:rFonts w:hint="eastAsia" w:ascii="宋体" w:hAnsi="宋体" w:eastAsia="宋体" w:cs="宋体"/>
+              <w:rFonts w:ascii="宋体" w:eastAsia="宋体" w:hAnsi="宋体" w:cs="宋体" w:hint="eastAsia"/>
               <w:szCs w:val="24"/>
             </w:rPr>
             <w:fldChar w:fldCharType="end"/>
@@ -2009,28 +1982,28 @@
         </w:p>
         <w:p>
           <w:pPr>
-            <w:pStyle w:val="13"/>
+            <w:pStyle w:val="TOC3"/>
             <w:tabs>
               <w:tab w:val="right" w:leader="dot" w:pos="8306"/>
             </w:tabs>
           </w:pPr>
           <w:r>
             <w:rPr>
-              <w:rFonts w:hint="eastAsia" w:ascii="宋体" w:hAnsi="宋体" w:eastAsia="宋体" w:cs="宋体"/>
+              <w:rFonts w:ascii="宋体" w:eastAsia="宋体" w:hAnsi="宋体" w:cs="宋体" w:hint="eastAsia"/>
               <w:szCs w:val="24"/>
             </w:rPr>
             <w:fldChar w:fldCharType="begin"/>
           </w:r>
           <w:r>
             <w:rPr>
-              <w:rFonts w:hint="eastAsia" w:ascii="宋体" w:hAnsi="宋体" w:eastAsia="宋体" w:cs="宋体"/>
+              <w:rFonts w:ascii="宋体" w:eastAsia="宋体" w:hAnsi="宋体" w:cs="宋体" w:hint="eastAsia"/>
               <w:szCs w:val="24"/>
             </w:rPr>
             <w:instrText xml:space="preserve"> HYPERLINK \l _Toc8898 </w:instrText>
           </w:r>
           <w:r>
             <w:rPr>
-              <w:rFonts w:hint="eastAsia" w:ascii="宋体" w:hAnsi="宋体" w:eastAsia="宋体" w:cs="宋体"/>
+              <w:rFonts w:ascii="宋体" w:eastAsia="宋体" w:hAnsi="宋体" w:cs="宋体" w:hint="eastAsia"/>
               <w:szCs w:val="24"/>
             </w:rPr>
             <w:fldChar w:fldCharType="separate"/>
@@ -2069,7 +2042,7 @@
           </w:r>
           <w:r>
             <w:rPr>
-              <w:rFonts w:hint="eastAsia" w:ascii="宋体" w:hAnsi="宋体" w:eastAsia="宋体" w:cs="宋体"/>
+              <w:rFonts w:ascii="宋体" w:eastAsia="宋体" w:hAnsi="宋体" w:cs="宋体" w:hint="eastAsia"/>
               <w:szCs w:val="24"/>
             </w:rPr>
             <w:fldChar w:fldCharType="end"/>
@@ -2077,28 +2050,28 @@
         </w:p>
         <w:p>
           <w:pPr>
-            <w:pStyle w:val="13"/>
+            <w:pStyle w:val="TOC3"/>
             <w:tabs>
               <w:tab w:val="right" w:leader="dot" w:pos="8306"/>
             </w:tabs>
           </w:pPr>
           <w:r>
             <w:rPr>
-              <w:rFonts w:hint="eastAsia" w:ascii="宋体" w:hAnsi="宋体" w:eastAsia="宋体" w:cs="宋体"/>
+              <w:rFonts w:ascii="宋体" w:eastAsia="宋体" w:hAnsi="宋体" w:cs="宋体" w:hint="eastAsia"/>
               <w:szCs w:val="24"/>
             </w:rPr>
             <w:fldChar w:fldCharType="begin"/>
           </w:r>
           <w:r>
             <w:rPr>
-              <w:rFonts w:hint="eastAsia" w:ascii="宋体" w:hAnsi="宋体" w:eastAsia="宋体" w:cs="宋体"/>
+              <w:rFonts w:ascii="宋体" w:eastAsia="宋体" w:hAnsi="宋体" w:cs="宋体" w:hint="eastAsia"/>
               <w:szCs w:val="24"/>
             </w:rPr>
             <w:instrText xml:space="preserve"> HYPERLINK \l _Toc17137 </w:instrText>
           </w:r>
           <w:r>
             <w:rPr>
-              <w:rFonts w:hint="eastAsia" w:ascii="宋体" w:hAnsi="宋体" w:eastAsia="宋体" w:cs="宋体"/>
+              <w:rFonts w:ascii="宋体" w:eastAsia="宋体" w:hAnsi="宋体" w:cs="宋体" w:hint="eastAsia"/>
               <w:szCs w:val="24"/>
             </w:rPr>
             <w:fldChar w:fldCharType="separate"/>
@@ -2137,7 +2110,7 @@
           </w:r>
           <w:r>
             <w:rPr>
-              <w:rFonts w:hint="eastAsia" w:ascii="宋体" w:hAnsi="宋体" w:eastAsia="宋体" w:cs="宋体"/>
+              <w:rFonts w:ascii="宋体" w:eastAsia="宋体" w:hAnsi="宋体" w:cs="宋体" w:hint="eastAsia"/>
               <w:szCs w:val="24"/>
             </w:rPr>
             <w:fldChar w:fldCharType="end"/>
@@ -2145,28 +2118,28 @@
         </w:p>
         <w:p>
           <w:pPr>
-            <w:pStyle w:val="13"/>
+            <w:pStyle w:val="TOC3"/>
             <w:tabs>
               <w:tab w:val="right" w:leader="dot" w:pos="8306"/>
             </w:tabs>
           </w:pPr>
           <w:r>
             <w:rPr>
-              <w:rFonts w:hint="eastAsia" w:ascii="宋体" w:hAnsi="宋体" w:eastAsia="宋体" w:cs="宋体"/>
+              <w:rFonts w:ascii="宋体" w:eastAsia="宋体" w:hAnsi="宋体" w:cs="宋体" w:hint="eastAsia"/>
               <w:szCs w:val="24"/>
             </w:rPr>
             <w:fldChar w:fldCharType="begin"/>
           </w:r>
           <w:r>
             <w:rPr>
-              <w:rFonts w:hint="eastAsia" w:ascii="宋体" w:hAnsi="宋体" w:eastAsia="宋体" w:cs="宋体"/>
+              <w:rFonts w:ascii="宋体" w:eastAsia="宋体" w:hAnsi="宋体" w:cs="宋体" w:hint="eastAsia"/>
               <w:szCs w:val="24"/>
             </w:rPr>
             <w:instrText xml:space="preserve"> HYPERLINK \l _Toc8656 </w:instrText>
           </w:r>
           <w:r>
             <w:rPr>
-              <w:rFonts w:hint="eastAsia" w:ascii="宋体" w:hAnsi="宋体" w:eastAsia="宋体" w:cs="宋体"/>
+              <w:rFonts w:ascii="宋体" w:eastAsia="宋体" w:hAnsi="宋体" w:cs="宋体" w:hint="eastAsia"/>
               <w:szCs w:val="24"/>
             </w:rPr>
             <w:fldChar w:fldCharType="separate"/>
@@ -2205,7 +2178,7 @@
           </w:r>
           <w:r>
             <w:rPr>
-              <w:rFonts w:hint="eastAsia" w:ascii="宋体" w:hAnsi="宋体" w:eastAsia="宋体" w:cs="宋体"/>
+              <w:rFonts w:ascii="宋体" w:eastAsia="宋体" w:hAnsi="宋体" w:cs="宋体" w:hint="eastAsia"/>
               <w:szCs w:val="24"/>
             </w:rPr>
             <w:fldChar w:fldCharType="end"/>
@@ -2213,28 +2186,28 @@
         </w:p>
         <w:p>
           <w:pPr>
-            <w:pStyle w:val="13"/>
+            <w:pStyle w:val="TOC3"/>
             <w:tabs>
               <w:tab w:val="right" w:leader="dot" w:pos="8306"/>
             </w:tabs>
           </w:pPr>
           <w:r>
             <w:rPr>
-              <w:rFonts w:hint="eastAsia" w:ascii="宋体" w:hAnsi="宋体" w:eastAsia="宋体" w:cs="宋体"/>
+              <w:rFonts w:ascii="宋体" w:eastAsia="宋体" w:hAnsi="宋体" w:cs="宋体" w:hint="eastAsia"/>
               <w:szCs w:val="24"/>
             </w:rPr>
             <w:fldChar w:fldCharType="begin"/>
           </w:r>
           <w:r>
             <w:rPr>
-              <w:rFonts w:hint="eastAsia" w:ascii="宋体" w:hAnsi="宋体" w:eastAsia="宋体" w:cs="宋体"/>
+              <w:rFonts w:ascii="宋体" w:eastAsia="宋体" w:hAnsi="宋体" w:cs="宋体" w:hint="eastAsia"/>
               <w:szCs w:val="24"/>
             </w:rPr>
             <w:instrText xml:space="preserve"> HYPERLINK \l _Toc31777 </w:instrText>
           </w:r>
           <w:r>
             <w:rPr>
-              <w:rFonts w:hint="eastAsia" w:ascii="宋体" w:hAnsi="宋体" w:eastAsia="宋体" w:cs="宋体"/>
+              <w:rFonts w:ascii="宋体" w:eastAsia="宋体" w:hAnsi="宋体" w:cs="宋体" w:hint="eastAsia"/>
               <w:szCs w:val="24"/>
             </w:rPr>
             <w:fldChar w:fldCharType="separate"/>
@@ -2266,7 +2239,7 @@
           </w:r>
           <w:r>
             <w:rPr>
-              <w:rFonts w:hint="eastAsia" w:ascii="宋体" w:hAnsi="宋体" w:eastAsia="宋体" w:cs="宋体"/>
+              <w:rFonts w:ascii="宋体" w:eastAsia="宋体" w:hAnsi="宋体" w:cs="宋体" w:hint="eastAsia"/>
               <w:szCs w:val="24"/>
             </w:rPr>
             <w:fldChar w:fldCharType="end"/>
@@ -2274,28 +2247,28 @@
         </w:p>
         <w:p>
           <w:pPr>
-            <w:pStyle w:val="16"/>
+            <w:pStyle w:val="TOC1"/>
             <w:tabs>
               <w:tab w:val="right" w:leader="dot" w:pos="8306"/>
             </w:tabs>
           </w:pPr>
           <w:r>
             <w:rPr>
-              <w:rFonts w:hint="eastAsia" w:ascii="宋体" w:hAnsi="宋体" w:eastAsia="宋体" w:cs="宋体"/>
+              <w:rFonts w:ascii="宋体" w:eastAsia="宋体" w:hAnsi="宋体" w:cs="宋体" w:hint="eastAsia"/>
               <w:szCs w:val="24"/>
             </w:rPr>
             <w:fldChar w:fldCharType="begin"/>
           </w:r>
           <w:r>
             <w:rPr>
-              <w:rFonts w:hint="eastAsia" w:ascii="宋体" w:hAnsi="宋体" w:eastAsia="宋体" w:cs="宋体"/>
+              <w:rFonts w:ascii="宋体" w:eastAsia="宋体" w:hAnsi="宋体" w:cs="宋体" w:hint="eastAsia"/>
               <w:szCs w:val="24"/>
             </w:rPr>
             <w:instrText xml:space="preserve"> HYPERLINK \l _Toc10453 </w:instrText>
           </w:r>
           <w:r>
             <w:rPr>
-              <w:rFonts w:hint="eastAsia" w:ascii="宋体" w:hAnsi="宋体" w:eastAsia="宋体" w:cs="宋体"/>
+              <w:rFonts w:ascii="宋体" w:eastAsia="宋体" w:hAnsi="宋体" w:cs="宋体" w:hint="eastAsia"/>
               <w:szCs w:val="24"/>
             </w:rPr>
             <w:fldChar w:fldCharType="separate"/>
@@ -2334,7 +2307,7 @@
           </w:r>
           <w:r>
             <w:rPr>
-              <w:rFonts w:hint="eastAsia" w:ascii="宋体" w:hAnsi="宋体" w:eastAsia="宋体" w:cs="宋体"/>
+              <w:rFonts w:ascii="宋体" w:eastAsia="宋体" w:hAnsi="宋体" w:cs="宋体" w:hint="eastAsia"/>
               <w:szCs w:val="24"/>
             </w:rPr>
             <w:fldChar w:fldCharType="end"/>
@@ -2342,28 +2315,28 @@
         </w:p>
         <w:p>
           <w:pPr>
-            <w:pStyle w:val="16"/>
+            <w:pStyle w:val="TOC1"/>
             <w:tabs>
               <w:tab w:val="right" w:leader="dot" w:pos="8306"/>
             </w:tabs>
           </w:pPr>
           <w:r>
             <w:rPr>
-              <w:rFonts w:hint="eastAsia" w:ascii="宋体" w:hAnsi="宋体" w:eastAsia="宋体" w:cs="宋体"/>
+              <w:rFonts w:ascii="宋体" w:eastAsia="宋体" w:hAnsi="宋体" w:cs="宋体" w:hint="eastAsia"/>
               <w:szCs w:val="24"/>
             </w:rPr>
             <w:fldChar w:fldCharType="begin"/>
           </w:r>
           <w:r>
             <w:rPr>
-              <w:rFonts w:hint="eastAsia" w:ascii="宋体" w:hAnsi="宋体" w:eastAsia="宋体" w:cs="宋体"/>
+              <w:rFonts w:ascii="宋体" w:eastAsia="宋体" w:hAnsi="宋体" w:cs="宋体" w:hint="eastAsia"/>
               <w:szCs w:val="24"/>
             </w:rPr>
             <w:instrText xml:space="preserve"> HYPERLINK \l _Toc20080 </w:instrText>
           </w:r>
           <w:r>
             <w:rPr>
-              <w:rFonts w:hint="eastAsia" w:ascii="宋体" w:hAnsi="宋体" w:eastAsia="宋体" w:cs="宋体"/>
+              <w:rFonts w:ascii="宋体" w:eastAsia="宋体" w:hAnsi="宋体" w:cs="宋体" w:hint="eastAsia"/>
               <w:szCs w:val="24"/>
             </w:rPr>
             <w:fldChar w:fldCharType="separate"/>
@@ -2401,7 +2374,7 @@
           </w:r>
           <w:r>
             <w:rPr>
-              <w:rFonts w:hint="eastAsia" w:ascii="宋体" w:hAnsi="宋体" w:eastAsia="宋体" w:cs="宋体"/>
+              <w:rFonts w:ascii="宋体" w:eastAsia="宋体" w:hAnsi="宋体" w:cs="宋体" w:hint="eastAsia"/>
               <w:szCs w:val="24"/>
             </w:rPr>
             <w:fldChar w:fldCharType="end"/>
@@ -2409,28 +2382,28 @@
         </w:p>
         <w:p>
           <w:pPr>
-            <w:pStyle w:val="17"/>
+            <w:pStyle w:val="TOC2"/>
             <w:tabs>
               <w:tab w:val="right" w:leader="dot" w:pos="8306"/>
             </w:tabs>
           </w:pPr>
           <w:r>
             <w:rPr>
-              <w:rFonts w:hint="eastAsia" w:ascii="宋体" w:hAnsi="宋体" w:eastAsia="宋体" w:cs="宋体"/>
+              <w:rFonts w:ascii="宋体" w:eastAsia="宋体" w:hAnsi="宋体" w:cs="宋体" w:hint="eastAsia"/>
               <w:szCs w:val="24"/>
             </w:rPr>
             <w:fldChar w:fldCharType="begin"/>
           </w:r>
           <w:r>
             <w:rPr>
-              <w:rFonts w:hint="eastAsia" w:ascii="宋体" w:hAnsi="宋体" w:eastAsia="宋体" w:cs="宋体"/>
+              <w:rFonts w:ascii="宋体" w:eastAsia="宋体" w:hAnsi="宋体" w:cs="宋体" w:hint="eastAsia"/>
               <w:szCs w:val="24"/>
             </w:rPr>
             <w:instrText xml:space="preserve"> HYPERLINK \l _Toc32361 </w:instrText>
           </w:r>
           <w:r>
             <w:rPr>
-              <w:rFonts w:hint="eastAsia" w:ascii="宋体" w:hAnsi="宋体" w:eastAsia="宋体" w:cs="宋体"/>
+              <w:rFonts w:ascii="宋体" w:eastAsia="宋体" w:hAnsi="宋体" w:cs="宋体" w:hint="eastAsia"/>
               <w:szCs w:val="24"/>
             </w:rPr>
             <w:fldChar w:fldCharType="separate"/>
@@ -2467,7 +2440,7 @@
           </w:r>
           <w:r>
             <w:rPr>
-              <w:rFonts w:hint="eastAsia" w:ascii="宋体" w:hAnsi="宋体" w:eastAsia="宋体" w:cs="宋体"/>
+              <w:rFonts w:ascii="宋体" w:eastAsia="宋体" w:hAnsi="宋体" w:cs="宋体" w:hint="eastAsia"/>
               <w:szCs w:val="24"/>
             </w:rPr>
             <w:fldChar w:fldCharType="end"/>
@@ -2475,28 +2448,28 @@
         </w:p>
         <w:p>
           <w:pPr>
-            <w:pStyle w:val="17"/>
+            <w:pStyle w:val="TOC2"/>
             <w:tabs>
               <w:tab w:val="right" w:leader="dot" w:pos="8306"/>
             </w:tabs>
           </w:pPr>
           <w:r>
             <w:rPr>
-              <w:rFonts w:hint="eastAsia" w:ascii="宋体" w:hAnsi="宋体" w:eastAsia="宋体" w:cs="宋体"/>
+              <w:rFonts w:ascii="宋体" w:eastAsia="宋体" w:hAnsi="宋体" w:cs="宋体" w:hint="eastAsia"/>
               <w:szCs w:val="24"/>
             </w:rPr>
             <w:fldChar w:fldCharType="begin"/>
           </w:r>
           <w:r>
             <w:rPr>
-              <w:rFonts w:hint="eastAsia" w:ascii="宋体" w:hAnsi="宋体" w:eastAsia="宋体" w:cs="宋体"/>
+              <w:rFonts w:ascii="宋体" w:eastAsia="宋体" w:hAnsi="宋体" w:cs="宋体" w:hint="eastAsia"/>
               <w:szCs w:val="24"/>
             </w:rPr>
             <w:instrText xml:space="preserve"> HYPERLINK \l _Toc24663 </w:instrText>
           </w:r>
           <w:r>
             <w:rPr>
-              <w:rFonts w:hint="eastAsia" w:ascii="宋体" w:hAnsi="宋体" w:eastAsia="宋体" w:cs="宋体"/>
+              <w:rFonts w:ascii="宋体" w:eastAsia="宋体" w:hAnsi="宋体" w:cs="宋体" w:hint="eastAsia"/>
               <w:szCs w:val="24"/>
             </w:rPr>
             <w:fldChar w:fldCharType="separate"/>
@@ -2533,7 +2506,7 @@
           </w:r>
           <w:r>
             <w:rPr>
-              <w:rFonts w:hint="eastAsia" w:ascii="宋体" w:hAnsi="宋体" w:eastAsia="宋体" w:cs="宋体"/>
+              <w:rFonts w:ascii="宋体" w:eastAsia="宋体" w:hAnsi="宋体" w:cs="宋体" w:hint="eastAsia"/>
               <w:szCs w:val="24"/>
             </w:rPr>
             <w:fldChar w:fldCharType="end"/>
@@ -2541,28 +2514,28 @@
         </w:p>
         <w:p>
           <w:pPr>
-            <w:pStyle w:val="17"/>
+            <w:pStyle w:val="TOC2"/>
             <w:tabs>
               <w:tab w:val="right" w:leader="dot" w:pos="8306"/>
             </w:tabs>
           </w:pPr>
           <w:r>
             <w:rPr>
-              <w:rFonts w:hint="eastAsia" w:ascii="宋体" w:hAnsi="宋体" w:eastAsia="宋体" w:cs="宋体"/>
+              <w:rFonts w:ascii="宋体" w:eastAsia="宋体" w:hAnsi="宋体" w:cs="宋体" w:hint="eastAsia"/>
               <w:szCs w:val="24"/>
             </w:rPr>
             <w:fldChar w:fldCharType="begin"/>
           </w:r>
           <w:r>
             <w:rPr>
-              <w:rFonts w:hint="eastAsia" w:ascii="宋体" w:hAnsi="宋体" w:eastAsia="宋体" w:cs="宋体"/>
+              <w:rFonts w:ascii="宋体" w:eastAsia="宋体" w:hAnsi="宋体" w:cs="宋体" w:hint="eastAsia"/>
               <w:szCs w:val="24"/>
             </w:rPr>
             <w:instrText xml:space="preserve"> HYPERLINK \l _Toc10349 </w:instrText>
           </w:r>
           <w:r>
             <w:rPr>
-              <w:rFonts w:hint="eastAsia" w:ascii="宋体" w:hAnsi="宋体" w:eastAsia="宋体" w:cs="宋体"/>
+              <w:rFonts w:ascii="宋体" w:eastAsia="宋体" w:hAnsi="宋体" w:cs="宋体" w:hint="eastAsia"/>
               <w:szCs w:val="24"/>
             </w:rPr>
             <w:fldChar w:fldCharType="separate"/>
@@ -2599,7 +2572,7 @@
           </w:r>
           <w:r>
             <w:rPr>
-              <w:rFonts w:hint="eastAsia" w:ascii="宋体" w:hAnsi="宋体" w:eastAsia="宋体" w:cs="宋体"/>
+              <w:rFonts w:ascii="宋体" w:eastAsia="宋体" w:hAnsi="宋体" w:cs="宋体" w:hint="eastAsia"/>
               <w:szCs w:val="24"/>
             </w:rPr>
             <w:fldChar w:fldCharType="end"/>
@@ -2607,28 +2580,28 @@
         </w:p>
         <w:p>
           <w:pPr>
-            <w:pStyle w:val="16"/>
+            <w:pStyle w:val="TOC1"/>
             <w:tabs>
               <w:tab w:val="right" w:leader="dot" w:pos="8306"/>
             </w:tabs>
           </w:pPr>
           <w:r>
             <w:rPr>
-              <w:rFonts w:hint="eastAsia" w:ascii="宋体" w:hAnsi="宋体" w:eastAsia="宋体" w:cs="宋体"/>
+              <w:rFonts w:ascii="宋体" w:eastAsia="宋体" w:hAnsi="宋体" w:cs="宋体" w:hint="eastAsia"/>
               <w:szCs w:val="24"/>
             </w:rPr>
             <w:fldChar w:fldCharType="begin"/>
           </w:r>
           <w:r>
             <w:rPr>
-              <w:rFonts w:hint="eastAsia" w:ascii="宋体" w:hAnsi="宋体" w:eastAsia="宋体" w:cs="宋体"/>
+              <w:rFonts w:ascii="宋体" w:eastAsia="宋体" w:hAnsi="宋体" w:cs="宋体" w:hint="eastAsia"/>
               <w:szCs w:val="24"/>
             </w:rPr>
             <w:instrText xml:space="preserve"> HYPERLINK \l _Toc31800 </w:instrText>
           </w:r>
           <w:r>
             <w:rPr>
-              <w:rFonts w:hint="eastAsia" w:ascii="宋体" w:hAnsi="宋体" w:eastAsia="宋体" w:cs="宋体"/>
+              <w:rFonts w:ascii="宋体" w:eastAsia="宋体" w:hAnsi="宋体" w:cs="宋体" w:hint="eastAsia"/>
               <w:szCs w:val="24"/>
             </w:rPr>
             <w:fldChar w:fldCharType="separate"/>
@@ -2667,7 +2640,7 @@
           </w:r>
           <w:r>
             <w:rPr>
-              <w:rFonts w:hint="eastAsia" w:ascii="宋体" w:hAnsi="宋体" w:eastAsia="宋体" w:cs="宋体"/>
+              <w:rFonts w:ascii="宋体" w:eastAsia="宋体" w:hAnsi="宋体" w:cs="宋体" w:hint="eastAsia"/>
               <w:szCs w:val="24"/>
             </w:rPr>
             <w:fldChar w:fldCharType="end"/>
@@ -2675,28 +2648,28 @@
         </w:p>
         <w:p>
           <w:pPr>
-            <w:pStyle w:val="17"/>
+            <w:pStyle w:val="TOC2"/>
             <w:tabs>
               <w:tab w:val="right" w:leader="dot" w:pos="8306"/>
             </w:tabs>
           </w:pPr>
           <w:r>
             <w:rPr>
-              <w:rFonts w:hint="eastAsia" w:ascii="宋体" w:hAnsi="宋体" w:eastAsia="宋体" w:cs="宋体"/>
+              <w:rFonts w:ascii="宋体" w:eastAsia="宋体" w:hAnsi="宋体" w:cs="宋体" w:hint="eastAsia"/>
               <w:szCs w:val="24"/>
             </w:rPr>
             <w:fldChar w:fldCharType="begin"/>
           </w:r>
           <w:r>
             <w:rPr>
-              <w:rFonts w:hint="eastAsia" w:ascii="宋体" w:hAnsi="宋体" w:eastAsia="宋体" w:cs="宋体"/>
+              <w:rFonts w:ascii="宋体" w:eastAsia="宋体" w:hAnsi="宋体" w:cs="宋体" w:hint="eastAsia"/>
               <w:szCs w:val="24"/>
             </w:rPr>
             <w:instrText xml:space="preserve"> HYPERLINK \l _Toc23461 </w:instrText>
           </w:r>
           <w:r>
             <w:rPr>
-              <w:rFonts w:hint="eastAsia" w:ascii="宋体" w:hAnsi="宋体" w:eastAsia="宋体" w:cs="宋体"/>
+              <w:rFonts w:ascii="宋体" w:eastAsia="宋体" w:hAnsi="宋体" w:cs="宋体" w:hint="eastAsia"/>
               <w:szCs w:val="24"/>
             </w:rPr>
             <w:fldChar w:fldCharType="separate"/>
@@ -2728,7 +2701,7 @@
           </w:r>
           <w:r>
             <w:rPr>
-              <w:rFonts w:hint="eastAsia" w:ascii="宋体" w:hAnsi="宋体" w:eastAsia="宋体" w:cs="宋体"/>
+              <w:rFonts w:ascii="宋体" w:eastAsia="宋体" w:hAnsi="宋体" w:cs="宋体" w:hint="eastAsia"/>
               <w:szCs w:val="24"/>
             </w:rPr>
             <w:fldChar w:fldCharType="end"/>
@@ -2736,28 +2709,28 @@
         </w:p>
         <w:p>
           <w:pPr>
-            <w:pStyle w:val="17"/>
+            <w:pStyle w:val="TOC2"/>
             <w:tabs>
               <w:tab w:val="right" w:leader="dot" w:pos="8306"/>
             </w:tabs>
           </w:pPr>
           <w:r>
             <w:rPr>
-              <w:rFonts w:hint="eastAsia" w:ascii="宋体" w:hAnsi="宋体" w:eastAsia="宋体" w:cs="宋体"/>
+              <w:rFonts w:ascii="宋体" w:eastAsia="宋体" w:hAnsi="宋体" w:cs="宋体" w:hint="eastAsia"/>
               <w:szCs w:val="24"/>
             </w:rPr>
             <w:fldChar w:fldCharType="begin"/>
           </w:r>
           <w:r>
             <w:rPr>
-              <w:rFonts w:hint="eastAsia" w:ascii="宋体" w:hAnsi="宋体" w:eastAsia="宋体" w:cs="宋体"/>
+              <w:rFonts w:ascii="宋体" w:eastAsia="宋体" w:hAnsi="宋体" w:cs="宋体" w:hint="eastAsia"/>
               <w:szCs w:val="24"/>
             </w:rPr>
             <w:instrText xml:space="preserve"> HYPERLINK \l _Toc20513 </w:instrText>
           </w:r>
           <w:r>
             <w:rPr>
-              <w:rFonts w:hint="eastAsia" w:ascii="宋体" w:hAnsi="宋体" w:eastAsia="宋体" w:cs="宋体"/>
+              <w:rFonts w:ascii="宋体" w:eastAsia="宋体" w:hAnsi="宋体" w:cs="宋体" w:hint="eastAsia"/>
               <w:szCs w:val="24"/>
             </w:rPr>
             <w:fldChar w:fldCharType="separate"/>
@@ -2789,7 +2762,7 @@
           </w:r>
           <w:r>
             <w:rPr>
-              <w:rFonts w:hint="eastAsia" w:ascii="宋体" w:hAnsi="宋体" w:eastAsia="宋体" w:cs="宋体"/>
+              <w:rFonts w:ascii="宋体" w:eastAsia="宋体" w:hAnsi="宋体" w:cs="宋体" w:hint="eastAsia"/>
               <w:szCs w:val="24"/>
             </w:rPr>
             <w:fldChar w:fldCharType="end"/>
@@ -2797,28 +2770,28 @@
         </w:p>
         <w:p>
           <w:pPr>
-            <w:pStyle w:val="17"/>
+            <w:pStyle w:val="TOC2"/>
             <w:tabs>
               <w:tab w:val="right" w:leader="dot" w:pos="8306"/>
             </w:tabs>
           </w:pPr>
           <w:r>
             <w:rPr>
-              <w:rFonts w:hint="eastAsia" w:ascii="宋体" w:hAnsi="宋体" w:eastAsia="宋体" w:cs="宋体"/>
+              <w:rFonts w:ascii="宋体" w:eastAsia="宋体" w:hAnsi="宋体" w:cs="宋体" w:hint="eastAsia"/>
               <w:szCs w:val="24"/>
             </w:rPr>
             <w:fldChar w:fldCharType="begin"/>
           </w:r>
           <w:r>
             <w:rPr>
-              <w:rFonts w:hint="eastAsia" w:ascii="宋体" w:hAnsi="宋体" w:eastAsia="宋体" w:cs="宋体"/>
+              <w:rFonts w:ascii="宋体" w:eastAsia="宋体" w:hAnsi="宋体" w:cs="宋体" w:hint="eastAsia"/>
               <w:szCs w:val="24"/>
             </w:rPr>
             <w:instrText xml:space="preserve"> HYPERLINK \l _Toc4307 </w:instrText>
           </w:r>
           <w:r>
             <w:rPr>
-              <w:rFonts w:hint="eastAsia" w:ascii="宋体" w:hAnsi="宋体" w:eastAsia="宋体" w:cs="宋体"/>
+              <w:rFonts w:ascii="宋体" w:eastAsia="宋体" w:hAnsi="宋体" w:cs="宋体" w:hint="eastAsia"/>
               <w:szCs w:val="24"/>
             </w:rPr>
             <w:fldChar w:fldCharType="separate"/>
@@ -2850,7 +2823,7 @@
           </w:r>
           <w:r>
             <w:rPr>
-              <w:rFonts w:hint="eastAsia" w:ascii="宋体" w:hAnsi="宋体" w:eastAsia="宋体" w:cs="宋体"/>
+              <w:rFonts w:ascii="宋体" w:eastAsia="宋体" w:hAnsi="宋体" w:cs="宋体" w:hint="eastAsia"/>
               <w:szCs w:val="24"/>
             </w:rPr>
             <w:fldChar w:fldCharType="end"/>
@@ -2858,28 +2831,28 @@
         </w:p>
         <w:p>
           <w:pPr>
-            <w:pStyle w:val="17"/>
+            <w:pStyle w:val="TOC2"/>
             <w:tabs>
               <w:tab w:val="right" w:leader="dot" w:pos="8306"/>
             </w:tabs>
           </w:pPr>
           <w:r>
             <w:rPr>
-              <w:rFonts w:hint="eastAsia" w:ascii="宋体" w:hAnsi="宋体" w:eastAsia="宋体" w:cs="宋体"/>
+              <w:rFonts w:ascii="宋体" w:eastAsia="宋体" w:hAnsi="宋体" w:cs="宋体" w:hint="eastAsia"/>
               <w:szCs w:val="24"/>
             </w:rPr>
             <w:fldChar w:fldCharType="begin"/>
           </w:r>
           <w:r>
             <w:rPr>
-              <w:rFonts w:hint="eastAsia" w:ascii="宋体" w:hAnsi="宋体" w:eastAsia="宋体" w:cs="宋体"/>
+              <w:rFonts w:ascii="宋体" w:eastAsia="宋体" w:hAnsi="宋体" w:cs="宋体" w:hint="eastAsia"/>
               <w:szCs w:val="24"/>
             </w:rPr>
             <w:instrText xml:space="preserve"> HYPERLINK \l _Toc12536 </w:instrText>
           </w:r>
           <w:r>
             <w:rPr>
-              <w:rFonts w:hint="eastAsia" w:ascii="宋体" w:hAnsi="宋体" w:eastAsia="宋体" w:cs="宋体"/>
+              <w:rFonts w:ascii="宋体" w:eastAsia="宋体" w:hAnsi="宋体" w:cs="宋体" w:hint="eastAsia"/>
               <w:szCs w:val="24"/>
             </w:rPr>
             <w:fldChar w:fldCharType="separate"/>
@@ -2918,7 +2891,7 @@
           </w:r>
           <w:r>
             <w:rPr>
-              <w:rFonts w:hint="eastAsia" w:ascii="宋体" w:hAnsi="宋体" w:eastAsia="宋体" w:cs="宋体"/>
+              <w:rFonts w:ascii="宋体" w:eastAsia="宋体" w:hAnsi="宋体" w:cs="宋体" w:hint="eastAsia"/>
               <w:szCs w:val="24"/>
             </w:rPr>
             <w:fldChar w:fldCharType="end"/>
@@ -2940,7 +2913,7 @@
             <w:snapToGrid w:val="0"/>
             <w:textAlignment w:val="baseline"/>
             <w:rPr>
-              <w:rFonts w:hint="eastAsia" w:ascii="宋体" w:hAnsi="宋体" w:eastAsia="宋体" w:cs="宋体"/>
+              <w:rFonts w:ascii="宋体" w:eastAsia="宋体" w:hAnsi="宋体" w:cs="宋体" w:hint="eastAsia"/>
               <w:snapToGrid w:val="0"/>
               <w:color w:val="000000"/>
               <w:kern w:val="0"/>
@@ -2951,7 +2924,7 @@
           </w:pPr>
           <w:r>
             <w:rPr>
-              <w:rFonts w:hint="eastAsia" w:ascii="宋体" w:hAnsi="宋体" w:eastAsia="宋体" w:cs="宋体"/>
+              <w:rFonts w:ascii="宋体" w:eastAsia="宋体" w:hAnsi="宋体" w:cs="宋体" w:hint="eastAsia"/>
               <w:szCs w:val="24"/>
             </w:rPr>
             <w:fldChar w:fldCharType="end"/>
@@ -2975,7 +2948,7 @@
         <w:snapToGrid w:val="0"/>
         <w:textAlignment w:val="baseline"/>
         <w:rPr>
-          <w:rFonts w:ascii="Arial" w:hAnsi="Arial" w:eastAsia="Arial" w:cs="Arial"/>
+          <w:rFonts w:ascii="Arial" w:eastAsia="Arial" w:hAnsi="Arial" w:cs="Arial"/>
           <w:snapToGrid w:val="0"/>
           <w:color w:val="000000"/>
           <w:kern w:val="0"/>
@@ -2986,7 +2959,7 @@
       </w:pPr>
       <w:r>
         <w:rPr>
-          <w:rFonts w:ascii="Arial" w:hAnsi="Arial" w:eastAsia="Arial" w:cs="Arial"/>
+          <w:rFonts w:ascii="Arial" w:eastAsia="Arial" w:hAnsi="Arial" w:cs="Arial"/>
           <w:snapToGrid w:val="0"/>
           <w:color w:val="000000"/>
           <w:kern w:val="0"/>
@@ -2999,7 +2972,7 @@
     </w:p>
     <w:p>
       <w:pPr>
-        <w:pStyle w:val="28"/>
+        <w:pStyle w:val="1"/>
         <w:keepNext w:val="0"/>
         <w:keepLines w:val="0"/>
         <w:pageBreakBefore w:val="0"/>
@@ -3014,7 +2987,7 @@
         <w:snapToGrid w:val="0"/>
         <w:textAlignment w:val="baseline"/>
       </w:pPr>
-      <w:bookmarkStart w:id="2" w:name="_Toc4345"/>
+      <w:bookmarkStart w:id="3" w:name="_Toc4345"/>
       <w:r>
         <w:rPr>
           <w:rFonts w:hint="eastAsia"/>
@@ -3022,11 +2995,11 @@
         </w:rPr>
         <w:t>总则</w:t>
       </w:r>
-      <w:bookmarkEnd w:id="2"/>
+      <w:bookmarkEnd w:id="3"/>
     </w:p>
     <w:p>
       <w:pPr>
-        <w:pStyle w:val="30"/>
+        <w:pStyle w:val="2"/>
         <w:keepNext w:val="0"/>
         <w:keepLines w:val="0"/>
         <w:pageBreakBefore w:val="0"/>
@@ -3045,7 +3018,7 @@
           <w:lang w:val="en-US" w:eastAsia="zh-CN"/>
         </w:rPr>
       </w:pPr>
-      <w:bookmarkStart w:id="3" w:name="_Toc3634"/>
+      <w:bookmarkStart w:id="4" w:name="_Toc3634"/>
       <w:r>
         <w:rPr>
           <w:rFonts w:hint="eastAsia"/>
@@ -3053,11 +3026,11 @@
         </w:rPr>
         <w:t>目的</w:t>
       </w:r>
-      <w:bookmarkEnd w:id="3"/>
+      <w:bookmarkEnd w:id="4"/>
     </w:p>
     <w:p>
       <w:pPr>
-        <w:pStyle w:val="29"/>
+        <w:pStyle w:val="a1"/>
         <w:rPr>
           <w:rFonts w:hint="eastAsia"/>
           <w:lang w:val="en-US" w:eastAsia="zh-CN"/>
@@ -3073,7 +3046,7 @@
     </w:p>
     <w:p>
       <w:pPr>
-        <w:pStyle w:val="30"/>
+        <w:pStyle w:val="2"/>
         <w:keepNext w:val="0"/>
         <w:keepLines w:val="0"/>
         <w:pageBreakBefore w:val="0"/>
@@ -3092,7 +3065,7 @@
           <w:lang w:val="en-US" w:eastAsia="zh-CN"/>
         </w:rPr>
       </w:pPr>
-      <w:bookmarkStart w:id="4" w:name="_Toc31789"/>
+      <w:bookmarkStart w:id="5" w:name="_Toc31789"/>
       <w:r>
         <w:rPr>
           <w:rFonts w:hint="eastAsia"/>
@@ -3100,11 +3073,11 @@
         </w:rPr>
         <w:t>适用范围</w:t>
       </w:r>
-      <w:bookmarkEnd w:id="4"/>
+      <w:bookmarkEnd w:id="5"/>
     </w:p>
     <w:p>
       <w:pPr>
-        <w:pStyle w:val="29"/>
+        <w:pStyle w:val="a1"/>
         <w:rPr>
           <w:rFonts w:hint="eastAsia"/>
           <w:lang w:val="en-US" w:eastAsia="zh-CN"/>
@@ -3120,7 +3093,7 @@
     </w:p>
     <w:p>
       <w:pPr>
-        <w:pStyle w:val="30"/>
+        <w:pStyle w:val="2"/>
         <w:keepNext w:val="0"/>
         <w:keepLines w:val="0"/>
         <w:pageBreakBefore w:val="0"/>
@@ -3139,38 +3112,38 @@
           <w:lang w:val="en-US" w:eastAsia="zh-CN"/>
         </w:rPr>
       </w:pPr>
-      <w:bookmarkStart w:id="5" w:name="_Toc32569"/>
+      <w:bookmarkStart w:id="6" w:name="_Toc32569"/>
       <w:r>
         <w:rPr>
           <w:rFonts w:hint="eastAsia"/>
           <w:lang w:val="en-US" w:eastAsia="zh-CN"/>
         </w:rPr>
         <w:t>岗位职责</w:t>
-      </w:r>
-      <w:bookmarkEnd w:id="5"/>
-    </w:p>
-    <w:p>
-      <w:pPr>
-        <w:pStyle w:val="31"/>
-        <w:bidi w:val="0"/>
-        <w:rPr>
-          <w:rFonts w:hint="default"/>
-          <w:lang w:val="en-US" w:eastAsia="zh-CN"/>
-        </w:rPr>
-      </w:pPr>
-      <w:bookmarkStart w:id="6" w:name="_Toc21841"/>
-      <w:r>
-        <w:rPr>
-          <w:rFonts w:hint="default"/>
-          <w:lang w:val="en-US" w:eastAsia="zh-CN"/>
-        </w:rPr>
-        <w:t>运维部</w:t>
       </w:r>
       <w:bookmarkEnd w:id="6"/>
     </w:p>
     <w:p>
       <w:pPr>
-        <w:pStyle w:val="29"/>
+        <w:pStyle w:val="3"/>
+        <w:bidi w:val="0"/>
+        <w:rPr>
+          <w:rFonts w:hint="default"/>
+          <w:lang w:val="en-US" w:eastAsia="zh-CN"/>
+        </w:rPr>
+      </w:pPr>
+      <w:bookmarkStart w:id="7" w:name="_Toc21841"/>
+      <w:r>
+        <w:rPr>
+          <w:rFonts w:hint="default"/>
+          <w:lang w:val="en-US" w:eastAsia="zh-CN"/>
+        </w:rPr>
+        <w:t>运维部</w:t>
+      </w:r>
+      <w:bookmarkEnd w:id="7"/>
+    </w:p>
+    <w:p>
+      <w:pPr>
+        <w:pStyle w:val="a1"/>
         <w:rPr>
           <w:rFonts w:hint="default"/>
           <w:lang w:val="en-US" w:eastAsia="zh-CN"/>
@@ -3186,14 +3159,14 @@
     </w:p>
     <w:p>
       <w:pPr>
-        <w:pStyle w:val="31"/>
+        <w:pStyle w:val="3"/>
         <w:bidi w:val="0"/>
         <w:rPr>
           <w:rFonts w:hint="eastAsia"/>
           <w:lang w:val="en-US" w:eastAsia="zh-CN"/>
         </w:rPr>
       </w:pPr>
-      <w:bookmarkStart w:id="7" w:name="_Toc8898"/>
+      <w:bookmarkStart w:id="8" w:name="_Toc8898"/>
       <w:r>
         <w:rPr>
           <w:rFonts w:hint="eastAsia"/>
@@ -3201,11 +3174,11 @@
         </w:rPr>
         <w:t>质量部</w:t>
       </w:r>
-      <w:bookmarkEnd w:id="7"/>
+      <w:bookmarkEnd w:id="8"/>
     </w:p>
     <w:p>
       <w:pPr>
-        <w:pStyle w:val="29"/>
+        <w:pStyle w:val="a1"/>
         <w:rPr>
           <w:rFonts w:hint="default"/>
           <w:lang w:val="en-US" w:eastAsia="zh-CN"/>
@@ -3221,14 +3194,14 @@
     </w:p>
     <w:p>
       <w:pPr>
-        <w:pStyle w:val="31"/>
+        <w:pStyle w:val="3"/>
         <w:bidi w:val="0"/>
         <w:rPr>
           <w:rFonts w:hint="eastAsia"/>
           <w:lang w:val="en-US" w:eastAsia="zh-CN"/>
         </w:rPr>
       </w:pPr>
-      <w:bookmarkStart w:id="8" w:name="_Toc17137"/>
+      <w:bookmarkStart w:id="9" w:name="_Toc17137"/>
       <w:r>
         <w:rPr>
           <w:rFonts w:hint="eastAsia"/>
@@ -3236,11 +3209,11 @@
         </w:rPr>
         <w:t>服务台</w:t>
       </w:r>
-      <w:bookmarkEnd w:id="8"/>
+      <w:bookmarkEnd w:id="9"/>
     </w:p>
     <w:p>
       <w:pPr>
-        <w:pStyle w:val="29"/>
+        <w:pStyle w:val="a1"/>
         <w:rPr>
           <w:rFonts w:hint="default"/>
           <w:lang w:val="en-US" w:eastAsia="zh-CN"/>
@@ -3256,14 +3229,14 @@
     </w:p>
     <w:p>
       <w:pPr>
-        <w:pStyle w:val="31"/>
+        <w:pStyle w:val="3"/>
         <w:bidi w:val="0"/>
         <w:rPr>
           <w:rFonts w:hint="eastAsia"/>
           <w:lang w:val="en-US" w:eastAsia="zh-CN"/>
         </w:rPr>
       </w:pPr>
-      <w:bookmarkStart w:id="9" w:name="_Toc8656"/>
+      <w:bookmarkStart w:id="10" w:name="_Toc8656"/>
       <w:r>
         <w:rPr>
           <w:rFonts w:hint="eastAsia"/>
@@ -3271,11 +3244,11 @@
         </w:rPr>
         <w:t>研发部</w:t>
       </w:r>
-      <w:bookmarkEnd w:id="9"/>
+      <w:bookmarkEnd w:id="10"/>
     </w:p>
     <w:p>
       <w:pPr>
-        <w:pStyle w:val="29"/>
+        <w:pStyle w:val="a1"/>
         <w:rPr>
           <w:rFonts w:hint="default"/>
           <w:lang w:val="en-US" w:eastAsia="zh-CN"/>
@@ -3291,14 +3264,14 @@
     </w:p>
     <w:p>
       <w:pPr>
-        <w:pStyle w:val="31"/>
+        <w:pStyle w:val="3"/>
         <w:bidi w:val="0"/>
         <w:rPr>
           <w:rFonts w:hint="default"/>
           <w:lang w:val="en-US" w:eastAsia="zh-CN"/>
         </w:rPr>
       </w:pPr>
-      <w:bookmarkStart w:id="10" w:name="_Toc31777"/>
+      <w:bookmarkStart w:id="11" w:name="_Toc31777"/>
       <w:r>
         <w:rPr>
           <w:rFonts w:hint="default"/>
@@ -3306,11 +3279,11 @@
         </w:rPr>
         <w:t>人力部</w:t>
       </w:r>
-      <w:bookmarkEnd w:id="10"/>
+      <w:bookmarkEnd w:id="11"/>
     </w:p>
     <w:p>
       <w:pPr>
-        <w:pStyle w:val="29"/>
+        <w:pStyle w:val="a1"/>
         <w:rPr>
           <w:rFonts w:hint="default"/>
           <w:lang w:val="en-US" w:eastAsia="zh-CN"/>
@@ -3326,7 +3299,7 @@
     </w:p>
     <w:p>
       <w:pPr>
-        <w:pStyle w:val="28"/>
+        <w:pStyle w:val="1"/>
         <w:keepNext w:val="0"/>
         <w:keepLines w:val="0"/>
         <w:pageBreakBefore w:val="0"/>
@@ -3345,7 +3318,7 @@
           <w:lang w:val="en-US" w:eastAsia="zh-CN"/>
         </w:rPr>
       </w:pPr>
-      <w:bookmarkStart w:id="11" w:name="_Toc10453"/>
+      <w:bookmarkStart w:id="12" w:name="_Toc10453"/>
       <w:r>
         <w:rPr>
           <w:rFonts w:hint="eastAsia"/>
@@ -3353,16 +3326,16 @@
         </w:rPr>
         <w:t>引用依据</w:t>
       </w:r>
-      <w:bookmarkEnd w:id="11"/>
+      <w:bookmarkEnd w:id="12"/>
     </w:p>
     <w:p>
       <w:pPr>
-        <w:pStyle w:val="29"/>
+        <w:pStyle w:val="a1"/>
         <w:numPr>
           <w:ilvl w:val="0"/>
           <w:numId w:val="2"/>
         </w:numPr>
-        <w:ind w:left="425" w:leftChars="0" w:hanging="425" w:firstLineChars="0"/>
+        <w:ind w:left="425" w:hanging="425" w:leftChars="0" w:firstLineChars="0"/>
         <w:rPr>
           <w:rFonts w:hint="eastAsia"/>
           <w:lang w:val="en-US" w:eastAsia="zh-CN"/>
@@ -3378,12 +3351,12 @@
     </w:p>
     <w:p>
       <w:pPr>
-        <w:pStyle w:val="29"/>
+        <w:pStyle w:val="a1"/>
         <w:numPr>
           <w:ilvl w:val="0"/>
           <w:numId w:val="2"/>
         </w:numPr>
-        <w:ind w:left="425" w:leftChars="0" w:hanging="425" w:firstLineChars="0"/>
+        <w:ind w:left="425" w:hanging="425" w:leftChars="0" w:firstLineChars="0"/>
         <w:rPr>
           <w:rFonts w:hint="eastAsia"/>
           <w:lang w:val="en-US" w:eastAsia="zh-CN"/>
@@ -3399,12 +3372,12 @@
     </w:p>
     <w:p>
       <w:pPr>
-        <w:pStyle w:val="29"/>
+        <w:pStyle w:val="a1"/>
         <w:numPr>
           <w:ilvl w:val="0"/>
           <w:numId w:val="2"/>
         </w:numPr>
-        <w:ind w:left="425" w:leftChars="0" w:hanging="425" w:firstLineChars="0"/>
+        <w:ind w:left="425" w:hanging="425" w:leftChars="0" w:firstLineChars="0"/>
         <w:rPr>
           <w:rFonts w:hint="eastAsia"/>
           <w:lang w:val="en-US" w:eastAsia="zh-CN"/>
@@ -3420,7 +3393,7 @@
     </w:p>
     <w:p>
       <w:pPr>
-        <w:pStyle w:val="28"/>
+        <w:pStyle w:val="1"/>
         <w:keepNext w:val="0"/>
         <w:keepLines w:val="0"/>
         <w:pageBreakBefore w:val="0"/>
@@ -3435,36 +3408,36 @@
         <w:snapToGrid w:val="0"/>
         <w:textAlignment w:val="baseline"/>
       </w:pPr>
-      <w:bookmarkStart w:id="12" w:name="_Toc20080"/>
+      <w:bookmarkStart w:id="13" w:name="_Toc20080"/>
       <w:r>
         <w:rPr>
           <w:rFonts w:hint="eastAsia"/>
           <w:lang w:val="en-US" w:eastAsia="zh-CN"/>
         </w:rPr>
         <w:t>定义与术语</w:t>
-      </w:r>
-      <w:bookmarkEnd w:id="12"/>
-    </w:p>
-    <w:p>
-      <w:pPr>
-        <w:pStyle w:val="30"/>
-        <w:bidi w:val="0"/>
-        <w:rPr>
-          <w:rFonts w:hint="eastAsia"/>
-        </w:rPr>
-      </w:pPr>
-      <w:bookmarkStart w:id="13" w:name="_Toc32361"/>
-      <w:r>
-        <w:rPr>
-          <w:rFonts w:hint="eastAsia"/>
-        </w:rPr>
-        <w:t>质量保证</w:t>
       </w:r>
       <w:bookmarkEnd w:id="13"/>
     </w:p>
     <w:p>
       <w:pPr>
-        <w:pStyle w:val="29"/>
+        <w:pStyle w:val="2"/>
+        <w:bidi w:val="0"/>
+        <w:rPr>
+          <w:rFonts w:hint="eastAsia"/>
+        </w:rPr>
+      </w:pPr>
+      <w:bookmarkStart w:id="14" w:name="_Toc32361"/>
+      <w:r>
+        <w:rPr>
+          <w:rFonts w:hint="eastAsia"/>
+        </w:rPr>
+        <w:t>质量保证</w:t>
+      </w:r>
+      <w:bookmarkEnd w:id="14"/>
+    </w:p>
+    <w:p>
+      <w:pPr>
+        <w:pStyle w:val="a1"/>
         <w:rPr>
           <w:rFonts w:hint="eastAsia"/>
         </w:rPr>
@@ -3478,24 +3451,24 @@
     </w:p>
     <w:p>
       <w:pPr>
-        <w:pStyle w:val="30"/>
+        <w:pStyle w:val="2"/>
         <w:bidi w:val="0"/>
         <w:rPr>
           <w:rFonts w:hint="eastAsia"/>
         </w:rPr>
       </w:pPr>
-      <w:bookmarkStart w:id="14" w:name="_Toc24663"/>
+      <w:bookmarkStart w:id="15" w:name="_Toc24663"/>
       <w:r>
         <w:rPr>
           <w:rFonts w:hint="eastAsia"/>
         </w:rPr>
         <w:t>SLA（服务级别协议）</w:t>
       </w:r>
-      <w:bookmarkEnd w:id="14"/>
+      <w:bookmarkEnd w:id="15"/>
     </w:p>
     <w:p>
       <w:pPr>
-        <w:pStyle w:val="29"/>
+        <w:pStyle w:val="a1"/>
         <w:rPr>
           <w:rFonts w:hint="eastAsia"/>
         </w:rPr>
@@ -3509,24 +3482,24 @@
     </w:p>
     <w:p>
       <w:pPr>
-        <w:pStyle w:val="30"/>
+        <w:pStyle w:val="2"/>
         <w:bidi w:val="0"/>
         <w:rPr>
           <w:rFonts w:hint="eastAsia"/>
         </w:rPr>
       </w:pPr>
-      <w:bookmarkStart w:id="15" w:name="_Toc10349"/>
+      <w:bookmarkStart w:id="16" w:name="_Toc10349"/>
       <w:r>
         <w:rPr>
           <w:rFonts w:hint="eastAsia"/>
         </w:rPr>
         <w:t>内部审核</w:t>
       </w:r>
-      <w:bookmarkEnd w:id="15"/>
+      <w:bookmarkEnd w:id="16"/>
     </w:p>
     <w:p>
       <w:pPr>
-        <w:pStyle w:val="29"/>
+        <w:pStyle w:val="a1"/>
       </w:pPr>
       <w:r>
         <w:rPr>
@@ -3537,7 +3510,7 @@
     </w:p>
     <w:p>
       <w:pPr>
-        <w:pStyle w:val="28"/>
+        <w:pStyle w:val="1"/>
         <w:keepNext w:val="0"/>
         <w:keepLines w:val="0"/>
         <w:pageBreakBefore w:val="0"/>
@@ -3556,38 +3529,38 @@
           <w:lang w:val="en-US" w:eastAsia="zh-CN"/>
         </w:rPr>
       </w:pPr>
-      <w:bookmarkStart w:id="16" w:name="_Toc31800"/>
+      <w:bookmarkStart w:id="17" w:name="_Toc31800"/>
       <w:r>
         <w:rPr>
           <w:rFonts w:hint="eastAsia"/>
           <w:lang w:val="en-US" w:eastAsia="zh-CN"/>
         </w:rPr>
         <w:t>管理内容与要求</w:t>
-      </w:r>
-      <w:bookmarkEnd w:id="16"/>
-    </w:p>
-    <w:p>
-      <w:pPr>
-        <w:pStyle w:val="30"/>
-        <w:bidi w:val="0"/>
-        <w:rPr>
-          <w:rFonts w:hint="default"/>
-          <w:lang w:val="en-US" w:eastAsia="zh-CN"/>
-        </w:rPr>
-      </w:pPr>
-      <w:bookmarkStart w:id="17" w:name="_Toc23461"/>
-      <w:r>
-        <w:rPr>
-          <w:rFonts w:hint="default"/>
-          <w:lang w:val="en-US" w:eastAsia="zh-CN"/>
-        </w:rPr>
-        <w:t>质量保证组织</w:t>
       </w:r>
       <w:bookmarkEnd w:id="17"/>
     </w:p>
     <w:p>
       <w:pPr>
-        <w:pStyle w:val="29"/>
+        <w:pStyle w:val="2"/>
+        <w:bidi w:val="0"/>
+        <w:rPr>
+          <w:rFonts w:hint="default"/>
+          <w:lang w:val="en-US" w:eastAsia="zh-CN"/>
+        </w:rPr>
+      </w:pPr>
+      <w:bookmarkStart w:id="18" w:name="_Toc23461"/>
+      <w:r>
+        <w:rPr>
+          <w:rFonts w:hint="default"/>
+          <w:lang w:val="en-US" w:eastAsia="zh-CN"/>
+        </w:rPr>
+        <w:t>质量保证组织</w:t>
+      </w:r>
+      <w:bookmarkEnd w:id="18"/>
+    </w:p>
+    <w:p>
+      <w:pPr>
+        <w:pStyle w:val="a1"/>
         <w:rPr>
           <w:rFonts w:hint="default"/>
           <w:lang w:val="en-US" w:eastAsia="zh-CN"/>
@@ -3598,12 +3571,12 @@
           <w:rFonts w:hint="default"/>
           <w:lang w:val="en-US" w:eastAsia="zh-CN"/>
         </w:rPr>
-        <w:t>公司设立运维服务质量保证组，常设于质量部，由质量部部长与质量管理专员构成。</w:t>
+        <w:t>公司设立运维服务质量保证组，常设于质量部，由质量部经理与质量管理专员构成。</w:t>
       </w:r>
     </w:p>
     <w:p>
       <w:pPr>
-        <w:pStyle w:val="29"/>
+        <w:pStyle w:val="a1"/>
         <w:rPr>
           <w:rFonts w:hint="default"/>
           <w:lang w:val="en-US" w:eastAsia="zh-CN"/>
@@ -3614,12 +3587,12 @@
           <w:rFonts w:hint="default"/>
           <w:lang w:val="en-US" w:eastAsia="zh-CN"/>
         </w:rPr>
-        <w:t>质量部部长：负责制定本计划；组织质量审计、检查活动；组织运维指标的收集与分析；主导重大事故调查与改进；组织体系内审并跟踪不符合项。</w:t>
+        <w:t>质量部经理：负责制定本计划；组织质量审计、检查活动；组织运维指标的收集与分析；主导重大事故调查与改进；组织体系内审并跟踪不符合项。</w:t>
       </w:r>
     </w:p>
     <w:p>
       <w:pPr>
-        <w:pStyle w:val="29"/>
+        <w:pStyle w:val="a1"/>
         <w:rPr>
           <w:rFonts w:hint="default"/>
           <w:lang w:val="en-US" w:eastAsia="zh-CN"/>
@@ -3649,14 +3622,14 @@
     </w:p>
     <w:p>
       <w:pPr>
-        <w:pStyle w:val="30"/>
+        <w:pStyle w:val="2"/>
         <w:bidi w:val="0"/>
         <w:rPr>
           <w:rFonts w:hint="default"/>
           <w:lang w:val="en-US" w:eastAsia="zh-CN"/>
         </w:rPr>
       </w:pPr>
-      <w:bookmarkStart w:id="18" w:name="_Toc20513"/>
+      <w:bookmarkStart w:id="19" w:name="_Toc20513"/>
       <w:r>
         <w:rPr>
           <w:rFonts w:hint="default"/>
@@ -3664,11 +3637,11 @@
         </w:rPr>
         <w:t>年度质量保证目标</w:t>
       </w:r>
-      <w:bookmarkEnd w:id="18"/>
+      <w:bookmarkEnd w:id="19"/>
     </w:p>
     <w:p>
       <w:pPr>
-        <w:pStyle w:val="29"/>
+        <w:pStyle w:val="a1"/>
         <w:rPr>
           <w:rFonts w:hint="default"/>
           <w:lang w:val="en-US" w:eastAsia="zh-CN"/>
@@ -3684,7 +3657,7 @@
     </w:p>
     <w:p>
       <w:pPr>
-        <w:pStyle w:val="29"/>
+        <w:pStyle w:val="a1"/>
         <w:rPr>
           <w:rFonts w:hint="default"/>
           <w:lang w:val="en-US" w:eastAsia="zh-CN"/>
@@ -3700,7 +3673,7 @@
     </w:p>
     <w:p>
       <w:pPr>
-        <w:pStyle w:val="29"/>
+        <w:pStyle w:val="a1"/>
         <w:rPr>
           <w:rFonts w:hint="default"/>
           <w:lang w:val="en-US" w:eastAsia="zh-CN"/>
@@ -3716,7 +3689,7 @@
     </w:p>
     <w:p>
       <w:pPr>
-        <w:pStyle w:val="29"/>
+        <w:pStyle w:val="a1"/>
         <w:rPr>
           <w:rFonts w:hint="default"/>
           <w:lang w:val="en-US" w:eastAsia="zh-CN"/>
@@ -3732,7 +3705,7 @@
     </w:p>
     <w:p>
       <w:pPr>
-        <w:pStyle w:val="29"/>
+        <w:pStyle w:val="a1"/>
         <w:rPr>
           <w:rFonts w:hint="default"/>
           <w:lang w:val="en-US" w:eastAsia="zh-CN"/>
@@ -3748,7 +3721,7 @@
     </w:p>
     <w:p>
       <w:pPr>
-        <w:pStyle w:val="29"/>
+        <w:pStyle w:val="a1"/>
         <w:rPr>
           <w:rFonts w:hint="default"/>
           <w:lang w:val="en-US" w:eastAsia="zh-CN"/>
@@ -3764,14 +3737,14 @@
     </w:p>
     <w:p>
       <w:pPr>
-        <w:pStyle w:val="30"/>
+        <w:pStyle w:val="2"/>
         <w:bidi w:val="0"/>
         <w:rPr>
           <w:rFonts w:hint="default"/>
           <w:lang w:val="en-US" w:eastAsia="zh-CN"/>
         </w:rPr>
       </w:pPr>
-      <w:bookmarkStart w:id="19" w:name="_Toc4307"/>
+      <w:bookmarkStart w:id="20" w:name="_Toc4307"/>
       <w:r>
         <w:rPr>
           <w:rFonts w:hint="default"/>
@@ -3779,11 +3752,11 @@
         </w:rPr>
         <w:t>主要质量保证活动</w:t>
       </w:r>
-      <w:bookmarkEnd w:id="19"/>
+      <w:bookmarkEnd w:id="20"/>
     </w:p>
     <w:p>
       <w:pPr>
-        <w:pStyle w:val="29"/>
+        <w:pStyle w:val="a1"/>
         <w:rPr>
           <w:rFonts w:hint="default"/>
           <w:lang w:val="en-US" w:eastAsia="zh-CN"/>
@@ -3799,7 +3772,7 @@
     </w:p>
     <w:p>
       <w:pPr>
-        <w:pStyle w:val="29"/>
+        <w:pStyle w:val="a1"/>
         <w:rPr>
           <w:rFonts w:hint="default"/>
           <w:lang w:val="en-US" w:eastAsia="zh-CN"/>
@@ -3829,7 +3802,7 @@
     </w:p>
     <w:p>
       <w:pPr>
-        <w:pStyle w:val="29"/>
+        <w:pStyle w:val="a1"/>
         <w:rPr>
           <w:rFonts w:hint="default"/>
           <w:lang w:val="en-US" w:eastAsia="zh-CN"/>
@@ -3845,7 +3818,7 @@
     </w:p>
     <w:p>
       <w:pPr>
-        <w:pStyle w:val="29"/>
+        <w:pStyle w:val="a1"/>
         <w:rPr>
           <w:rFonts w:hint="default"/>
           <w:lang w:val="en-US" w:eastAsia="zh-CN"/>
@@ -3856,12 +3829,12 @@
           <w:rFonts w:hint="default"/>
           <w:lang w:val="en-US" w:eastAsia="zh-CN"/>
         </w:rPr>
-        <w:t>制定项目质量计划：在运维项目启动后，与项目部长协同制定该项目的《质量管理计划》，明确质量职责、资源及评审要求。</w:t>
+        <w:t>制定项目质量计划：在运维项目启动后，与项目经理协同制定该项目的《质量管理计划》，明确质量职责、资源及评审要求。</w:t>
       </w:r>
     </w:p>
     <w:p>
       <w:pPr>
-        <w:pStyle w:val="29"/>
+        <w:pStyle w:val="a1"/>
         <w:rPr>
           <w:rFonts w:hint="default"/>
           <w:lang w:val="en-US" w:eastAsia="zh-CN"/>
@@ -3877,14 +3850,14 @@
     </w:p>
     <w:p>
       <w:pPr>
-        <w:pStyle w:val="30"/>
+        <w:pStyle w:val="2"/>
         <w:bidi w:val="0"/>
         <w:rPr>
           <w:rFonts w:hint="default"/>
           <w:lang w:val="en-US" w:eastAsia="zh-CN"/>
         </w:rPr>
       </w:pPr>
-      <w:bookmarkStart w:id="20" w:name="_Toc12536"/>
+      <w:bookmarkStart w:id="21" w:name="_Toc12536"/>
       <w:r>
         <w:rPr>
           <w:rFonts w:hint="eastAsia"/>
@@ -3892,20 +3865,20 @@
         </w:rPr>
         <w:t>质量保证活动实施</w:t>
       </w:r>
-      <w:bookmarkEnd w:id="20"/>
+      <w:bookmarkEnd w:id="21"/>
     </w:p>
     <w:tbl>
       <w:tblPr>
-        <w:tblStyle w:val="21"/>
+        <w:tblStyle w:val="TableGrid"/>
         <w:tblW w:w="0" w:type="auto"/>
         <w:tblInd w:w="0" w:type="dxa"/>
         <w:tblBorders>
-          <w:top w:val="single" w:color="auto" w:sz="4" w:space="0"/>
-          <w:left w:val="single" w:color="auto" w:sz="4" w:space="0"/>
-          <w:bottom w:val="single" w:color="auto" w:sz="4" w:space="0"/>
-          <w:right w:val="single" w:color="auto" w:sz="4" w:space="0"/>
-          <w:insideH w:val="single" w:color="auto" w:sz="4" w:space="0"/>
-          <w:insideV w:val="single" w:color="auto" w:sz="4" w:space="0"/>
+          <w:top w:val="single" w:sz="4" w:space="0" w:color="auto"/>
+          <w:left w:val="single" w:sz="4" w:space="0" w:color="auto"/>
+          <w:bottom w:val="single" w:sz="4" w:space="0" w:color="auto"/>
+          <w:right w:val="single" w:sz="4" w:space="0" w:color="auto"/>
+          <w:insideH w:val="single" w:sz="4" w:space="0" w:color="auto"/>
+          <w:insideV w:val="single" w:sz="4" w:space="0" w:color="auto"/>
         </w:tblBorders>
         <w:tblLayout w:type="fixed"/>
         <w:tblCellMar>
@@ -3924,14 +3897,17 @@
       </w:tblGrid>
       <w:tr>
         <w:tblPrEx>
+          <w:tblW w:w="0" w:type="auto"/>
+          <w:tblInd w:w="0" w:type="dxa"/>
           <w:tblBorders>
-            <w:top w:val="single" w:color="auto" w:sz="4" w:space="0"/>
-            <w:left w:val="single" w:color="auto" w:sz="4" w:space="0"/>
-            <w:bottom w:val="single" w:color="auto" w:sz="4" w:space="0"/>
-            <w:right w:val="single" w:color="auto" w:sz="4" w:space="0"/>
-            <w:insideH w:val="single" w:color="auto" w:sz="4" w:space="0"/>
-            <w:insideV w:val="single" w:color="auto" w:sz="4" w:space="0"/>
+            <w:top w:val="single" w:sz="4" w:space="0" w:color="auto"/>
+            <w:left w:val="single" w:sz="4" w:space="0" w:color="auto"/>
+            <w:bottom w:val="single" w:sz="4" w:space="0" w:color="auto"/>
+            <w:right w:val="single" w:sz="4" w:space="0" w:color="auto"/>
+            <w:insideH w:val="single" w:sz="4" w:space="0" w:color="auto"/>
+            <w:insideV w:val="single" w:sz="4" w:space="0" w:color="auto"/>
           </w:tblBorders>
+          <w:tblLayout w:type="fixed"/>
           <w:tblCellMar>
             <w:top w:w="0" w:type="dxa"/>
             <w:left w:w="108" w:type="dxa"/>
@@ -3945,9 +3921,9 @@
           </w:tcPr>
           <w:p>
             <w:pPr>
-              <w:pStyle w:val="29"/>
-              <w:widowControl w:val="0"/>
-              <w:ind w:left="0" w:leftChars="0" w:firstLine="0" w:firstLineChars="0"/>
+              <w:pStyle w:val="a1"/>
+              <w:widowControl w:val="0"/>
+              <w:ind w:left="0" w:firstLine="0" w:leftChars="0" w:firstLineChars="0"/>
               <w:rPr>
                 <w:rFonts w:hint="default"/>
                 <w:vertAlign w:val="baseline"/>
@@ -3970,9 +3946,9 @@
           </w:tcPr>
           <w:p>
             <w:pPr>
-              <w:pStyle w:val="29"/>
-              <w:widowControl w:val="0"/>
-              <w:ind w:left="0" w:leftChars="0" w:firstLine="0" w:firstLineChars="0"/>
+              <w:pStyle w:val="a1"/>
+              <w:widowControl w:val="0"/>
+              <w:ind w:left="0" w:firstLine="0" w:leftChars="0" w:firstLineChars="0"/>
               <w:rPr>
                 <w:rFonts w:hint="default"/>
                 <w:vertAlign w:val="baseline"/>
@@ -3995,9 +3971,9 @@
           </w:tcPr>
           <w:p>
             <w:pPr>
-              <w:pStyle w:val="29"/>
-              <w:widowControl w:val="0"/>
-              <w:ind w:left="0" w:leftChars="0" w:firstLine="0" w:firstLineChars="0"/>
+              <w:pStyle w:val="a1"/>
+              <w:widowControl w:val="0"/>
+              <w:ind w:left="0" w:firstLine="0" w:leftChars="0" w:firstLineChars="0"/>
               <w:rPr>
                 <w:rFonts w:hint="default"/>
                 <w:vertAlign w:val="baseline"/>
@@ -4020,9 +3996,9 @@
           </w:tcPr>
           <w:p>
             <w:pPr>
-              <w:pStyle w:val="29"/>
-              <w:widowControl w:val="0"/>
-              <w:ind w:left="0" w:leftChars="0" w:firstLine="0" w:firstLineChars="0"/>
+              <w:pStyle w:val="a1"/>
+              <w:widowControl w:val="0"/>
+              <w:ind w:left="0" w:firstLine="0" w:leftChars="0" w:firstLineChars="0"/>
               <w:rPr>
                 <w:rFonts w:hint="default"/>
                 <w:vertAlign w:val="baseline"/>
@@ -4045,7 +4021,7 @@
           </w:tcPr>
           <w:p>
             <w:pPr>
-              <w:pStyle w:val="29"/>
+              <w:pStyle w:val="a1"/>
               <w:widowControl w:val="0"/>
               <w:rPr>
                 <w:rFonts w:hint="default"/>
@@ -4066,14 +4042,9 @@
       </w:tr>
       <w:tr>
         <w:tblPrEx>
-          <w:tblBorders>
-            <w:top w:val="single" w:color="auto" w:sz="4" w:space="0"/>
-            <w:left w:val="single" w:color="auto" w:sz="4" w:space="0"/>
-            <w:bottom w:val="single" w:color="auto" w:sz="4" w:space="0"/>
-            <w:right w:val="single" w:color="auto" w:sz="4" w:space="0"/>
-            <w:insideH w:val="single" w:color="auto" w:sz="4" w:space="0"/>
-            <w:insideV w:val="single" w:color="auto" w:sz="4" w:space="0"/>
-          </w:tblBorders>
+          <w:tblW w:w="0" w:type="auto"/>
+          <w:tblInd w:w="0" w:type="dxa"/>
+          <w:tblLayout w:type="fixed"/>
           <w:tblCellMar>
             <w:top w:w="0" w:type="dxa"/>
             <w:left w:w="108" w:type="dxa"/>
@@ -4087,13 +4058,13 @@
           </w:tcPr>
           <w:p>
             <w:pPr>
-              <w:pStyle w:val="29"/>
+              <w:pStyle w:val="a1"/>
               <w:widowControl w:val="0"/>
               <w:numPr>
                 <w:ilvl w:val="0"/>
                 <w:numId w:val="3"/>
               </w:numPr>
-              <w:ind w:left="425" w:leftChars="0" w:hanging="425" w:firstLineChars="0"/>
+              <w:ind w:left="425" w:hanging="425" w:leftChars="0" w:firstLineChars="0"/>
               <w:rPr>
                 <w:rFonts w:hint="default"/>
                 <w:vertAlign w:val="baseline"/>
@@ -4108,9 +4079,9 @@
           </w:tcPr>
           <w:p>
             <w:pPr>
-              <w:pStyle w:val="29"/>
-              <w:widowControl w:val="0"/>
-              <w:ind w:left="0" w:leftChars="0" w:firstLine="0" w:firstLineChars="0"/>
+              <w:pStyle w:val="a1"/>
+              <w:widowControl w:val="0"/>
+              <w:ind w:left="0" w:firstLine="0" w:leftChars="0" w:firstLineChars="0"/>
               <w:rPr>
                 <w:rFonts w:hint="default"/>
                 <w:vertAlign w:val="baseline"/>
@@ -4134,11 +4105,11 @@
           </w:tcPr>
           <w:p>
             <w:pPr>
-              <w:pStyle w:val="29"/>
-              <w:widowControl w:val="0"/>
-              <w:ind w:left="0" w:leftChars="0" w:firstLine="0" w:firstLineChars="0"/>
-              <w:rPr>
-                <w:rFonts w:hint="eastAsia" w:ascii="Arial" w:hAnsi="Arial" w:eastAsia="宋体" w:cs="Arial"/>
+              <w:pStyle w:val="a1"/>
+              <w:widowControl w:val="0"/>
+              <w:ind w:left="0" w:firstLine="0" w:leftChars="0" w:firstLineChars="0"/>
+              <w:rPr>
+                <w:rFonts w:ascii="Arial" w:eastAsia="宋体" w:hAnsi="Arial" w:cs="Arial" w:hint="eastAsia"/>
                 <w:snapToGrid w:val="0"/>
                 <w:color w:val="000000"/>
                 <w:kern w:val="0"/>
@@ -4165,9 +4136,9 @@
           </w:tcPr>
           <w:p>
             <w:pPr>
-              <w:pStyle w:val="29"/>
-              <w:widowControl w:val="0"/>
-              <w:ind w:left="0" w:leftChars="0" w:firstLine="0" w:firstLineChars="0"/>
+              <w:pStyle w:val="a1"/>
+              <w:widowControl w:val="0"/>
+              <w:ind w:left="0" w:firstLine="0" w:leftChars="0" w:firstLineChars="0"/>
               <w:rPr>
                 <w:rFonts w:hint="eastAsia"/>
                 <w:vertAlign w:val="baseline"/>
@@ -4185,9 +4156,9 @@
           </w:p>
           <w:p>
             <w:pPr>
-              <w:pStyle w:val="29"/>
-              <w:widowControl w:val="0"/>
-              <w:ind w:left="0" w:leftChars="0" w:firstLine="0" w:firstLineChars="0"/>
+              <w:pStyle w:val="a1"/>
+              <w:widowControl w:val="0"/>
+              <w:ind w:left="0" w:firstLine="0" w:leftChars="0" w:firstLineChars="0"/>
               <w:rPr>
                 <w:rFonts w:hint="eastAsia"/>
                 <w:vertAlign w:val="baseline"/>
@@ -4205,9 +4176,9 @@
           </w:p>
           <w:p>
             <w:pPr>
-              <w:pStyle w:val="29"/>
-              <w:widowControl w:val="0"/>
-              <w:ind w:left="0" w:leftChars="0" w:firstLine="0" w:firstLineChars="0"/>
+              <w:pStyle w:val="a1"/>
+              <w:widowControl w:val="0"/>
+              <w:ind w:left="0" w:firstLine="0" w:leftChars="0" w:firstLineChars="0"/>
               <w:rPr>
                 <w:rFonts w:hint="eastAsia"/>
                 <w:vertAlign w:val="baseline"/>
@@ -4225,9 +4196,9 @@
           </w:p>
           <w:p>
             <w:pPr>
-              <w:pStyle w:val="29"/>
-              <w:widowControl w:val="0"/>
-              <w:ind w:left="0" w:leftChars="0" w:firstLine="0" w:firstLineChars="0"/>
+              <w:pStyle w:val="a1"/>
+              <w:widowControl w:val="0"/>
+              <w:ind w:left="0" w:firstLine="0" w:leftChars="0" w:firstLineChars="0"/>
               <w:rPr>
                 <w:rFonts w:hint="default"/>
                 <w:vertAlign w:val="baseline"/>
@@ -4250,9 +4221,9 @@
           </w:tcPr>
           <w:p>
             <w:pPr>
-              <w:pStyle w:val="29"/>
-              <w:widowControl w:val="0"/>
-              <w:ind w:left="0" w:leftChars="0" w:firstLine="0" w:firstLineChars="0"/>
+              <w:pStyle w:val="a1"/>
+              <w:widowControl w:val="0"/>
+              <w:ind w:left="0" w:firstLine="0" w:leftChars="0" w:firstLineChars="0"/>
               <w:rPr>
                 <w:rFonts w:hint="eastAsia"/>
                 <w:vertAlign w:val="baseline"/>
@@ -4272,14 +4243,9 @@
       </w:tr>
       <w:tr>
         <w:tblPrEx>
-          <w:tblBorders>
-            <w:top w:val="single" w:color="auto" w:sz="4" w:space="0"/>
-            <w:left w:val="single" w:color="auto" w:sz="4" w:space="0"/>
-            <w:bottom w:val="single" w:color="auto" w:sz="4" w:space="0"/>
-            <w:right w:val="single" w:color="auto" w:sz="4" w:space="0"/>
-            <w:insideH w:val="single" w:color="auto" w:sz="4" w:space="0"/>
-            <w:insideV w:val="single" w:color="auto" w:sz="4" w:space="0"/>
-          </w:tblBorders>
+          <w:tblW w:w="0" w:type="auto"/>
+          <w:tblInd w:w="0" w:type="dxa"/>
+          <w:tblLayout w:type="fixed"/>
           <w:tblCellMar>
             <w:top w:w="0" w:type="dxa"/>
             <w:left w:w="108" w:type="dxa"/>
@@ -4293,13 +4259,13 @@
           </w:tcPr>
           <w:p>
             <w:pPr>
-              <w:pStyle w:val="29"/>
+              <w:pStyle w:val="a1"/>
               <w:widowControl w:val="0"/>
               <w:numPr>
                 <w:ilvl w:val="0"/>
                 <w:numId w:val="3"/>
               </w:numPr>
-              <w:ind w:left="425" w:leftChars="0" w:hanging="425" w:firstLineChars="0"/>
+              <w:ind w:left="425" w:hanging="425" w:leftChars="0" w:firstLineChars="0"/>
               <w:rPr>
                 <w:rFonts w:hint="default"/>
                 <w:vertAlign w:val="baseline"/>
@@ -4314,9 +4280,9 @@
           </w:tcPr>
           <w:p>
             <w:pPr>
-              <w:pStyle w:val="29"/>
-              <w:widowControl w:val="0"/>
-              <w:ind w:left="0" w:leftChars="0" w:firstLine="0" w:firstLineChars="0"/>
+              <w:pStyle w:val="a1"/>
+              <w:widowControl w:val="0"/>
+              <w:ind w:left="0" w:firstLine="0" w:leftChars="0" w:firstLineChars="0"/>
               <w:rPr>
                 <w:rFonts w:hint="default"/>
                 <w:vertAlign w:val="baseline"/>
@@ -4339,9 +4305,9 @@
           </w:tcPr>
           <w:p>
             <w:pPr>
-              <w:pStyle w:val="29"/>
-              <w:widowControl w:val="0"/>
-              <w:ind w:left="0" w:leftChars="0" w:firstLine="0" w:firstLineChars="0"/>
+              <w:pStyle w:val="a1"/>
+              <w:widowControl w:val="0"/>
+              <w:ind w:left="0" w:firstLine="0" w:leftChars="0" w:firstLineChars="0"/>
               <w:rPr>
                 <w:rFonts w:hint="default"/>
                 <w:vertAlign w:val="baseline"/>
@@ -4364,9 +4330,9 @@
           </w:tcPr>
           <w:p>
             <w:pPr>
-              <w:pStyle w:val="29"/>
-              <w:widowControl w:val="0"/>
-              <w:ind w:left="0" w:leftChars="0" w:firstLine="0" w:firstLineChars="0"/>
+              <w:pStyle w:val="a1"/>
+              <w:widowControl w:val="0"/>
+              <w:ind w:left="0" w:firstLine="0" w:leftChars="0" w:firstLineChars="0"/>
               <w:rPr>
                 <w:rFonts w:hint="eastAsia"/>
                 <w:vertAlign w:val="baseline"/>
@@ -4384,9 +4350,9 @@
           </w:p>
           <w:p>
             <w:pPr>
-              <w:pStyle w:val="29"/>
-              <w:widowControl w:val="0"/>
-              <w:ind w:left="0" w:leftChars="0" w:firstLine="0" w:firstLineChars="0"/>
+              <w:pStyle w:val="a1"/>
+              <w:widowControl w:val="0"/>
+              <w:ind w:left="0" w:firstLine="0" w:leftChars="0" w:firstLineChars="0"/>
               <w:rPr>
                 <w:rFonts w:hint="eastAsia"/>
                 <w:vertAlign w:val="baseline"/>
@@ -4404,9 +4370,9 @@
           </w:p>
           <w:p>
             <w:pPr>
-              <w:pStyle w:val="29"/>
-              <w:widowControl w:val="0"/>
-              <w:ind w:left="0" w:leftChars="0" w:firstLine="0" w:firstLineChars="0"/>
+              <w:pStyle w:val="a1"/>
+              <w:widowControl w:val="0"/>
+              <w:ind w:left="0" w:firstLine="0" w:leftChars="0" w:firstLineChars="0"/>
               <w:rPr>
                 <w:rFonts w:hint="eastAsia"/>
                 <w:vertAlign w:val="baseline"/>
@@ -4424,9 +4390,9 @@
           </w:p>
           <w:p>
             <w:pPr>
-              <w:pStyle w:val="29"/>
-              <w:widowControl w:val="0"/>
-              <w:ind w:left="0" w:leftChars="0" w:firstLine="0" w:firstLineChars="0"/>
+              <w:pStyle w:val="a1"/>
+              <w:widowControl w:val="0"/>
+              <w:ind w:left="0" w:firstLine="0" w:leftChars="0" w:firstLineChars="0"/>
               <w:rPr>
                 <w:rFonts w:hint="default"/>
                 <w:vertAlign w:val="baseline"/>
@@ -4449,9 +4415,9 @@
           </w:tcPr>
           <w:p>
             <w:pPr>
-              <w:pStyle w:val="29"/>
-              <w:widowControl w:val="0"/>
-              <w:ind w:left="0" w:leftChars="0" w:firstLine="0" w:firstLineChars="0"/>
+              <w:pStyle w:val="a1"/>
+              <w:widowControl w:val="0"/>
+              <w:ind w:left="0" w:firstLine="0" w:leftChars="0" w:firstLineChars="0"/>
               <w:rPr>
                 <w:rFonts w:hint="default"/>
                 <w:vertAlign w:val="baseline"/>
@@ -4471,14 +4437,9 @@
       </w:tr>
       <w:tr>
         <w:tblPrEx>
-          <w:tblBorders>
-            <w:top w:val="single" w:color="auto" w:sz="4" w:space="0"/>
-            <w:left w:val="single" w:color="auto" w:sz="4" w:space="0"/>
-            <w:bottom w:val="single" w:color="auto" w:sz="4" w:space="0"/>
-            <w:right w:val="single" w:color="auto" w:sz="4" w:space="0"/>
-            <w:insideH w:val="single" w:color="auto" w:sz="4" w:space="0"/>
-            <w:insideV w:val="single" w:color="auto" w:sz="4" w:space="0"/>
-          </w:tblBorders>
+          <w:tblW w:w="0" w:type="auto"/>
+          <w:tblInd w:w="0" w:type="dxa"/>
+          <w:tblLayout w:type="fixed"/>
           <w:tblCellMar>
             <w:top w:w="0" w:type="dxa"/>
             <w:left w:w="108" w:type="dxa"/>
@@ -4492,13 +4453,13 @@
           </w:tcPr>
           <w:p>
             <w:pPr>
-              <w:pStyle w:val="29"/>
+              <w:pStyle w:val="a1"/>
               <w:widowControl w:val="0"/>
               <w:numPr>
                 <w:ilvl w:val="0"/>
                 <w:numId w:val="3"/>
               </w:numPr>
-              <w:ind w:left="425" w:leftChars="0" w:hanging="425" w:firstLineChars="0"/>
+              <w:ind w:left="425" w:hanging="425" w:leftChars="0" w:firstLineChars="0"/>
               <w:rPr>
                 <w:rFonts w:hint="default"/>
                 <w:vertAlign w:val="baseline"/>
@@ -4513,9 +4474,9 @@
           </w:tcPr>
           <w:p>
             <w:pPr>
-              <w:pStyle w:val="29"/>
-              <w:widowControl w:val="0"/>
-              <w:ind w:left="0" w:leftChars="0" w:firstLine="0" w:firstLineChars="0"/>
+              <w:pStyle w:val="a1"/>
+              <w:widowControl w:val="0"/>
+              <w:ind w:left="0" w:firstLine="0" w:leftChars="0" w:firstLineChars="0"/>
               <w:rPr>
                 <w:rFonts w:hint="default"/>
                 <w:vertAlign w:val="baseline"/>
@@ -4538,9 +4499,9 @@
           </w:tcPr>
           <w:p>
             <w:pPr>
-              <w:pStyle w:val="29"/>
-              <w:widowControl w:val="0"/>
-              <w:ind w:left="0" w:leftChars="0" w:firstLine="0" w:firstLineChars="0"/>
+              <w:pStyle w:val="a1"/>
+              <w:widowControl w:val="0"/>
+              <w:ind w:left="0" w:firstLine="0" w:leftChars="0" w:firstLineChars="0"/>
               <w:rPr>
                 <w:rFonts w:hint="default"/>
                 <w:vertAlign w:val="baseline"/>
@@ -4563,9 +4524,9 @@
           </w:tcPr>
           <w:p>
             <w:pPr>
-              <w:pStyle w:val="29"/>
-              <w:widowControl w:val="0"/>
-              <w:ind w:left="0" w:leftChars="0" w:firstLine="0" w:firstLineChars="0"/>
+              <w:pStyle w:val="a1"/>
+              <w:widowControl w:val="0"/>
+              <w:ind w:left="0" w:firstLine="0" w:leftChars="0" w:firstLineChars="0"/>
               <w:rPr>
                 <w:rFonts w:hint="eastAsia"/>
                 <w:vertAlign w:val="baseline"/>
@@ -4583,9 +4544,9 @@
           </w:p>
           <w:p>
             <w:pPr>
-              <w:pStyle w:val="29"/>
-              <w:widowControl w:val="0"/>
-              <w:ind w:left="0" w:leftChars="0" w:firstLine="0" w:firstLineChars="0"/>
+              <w:pStyle w:val="a1"/>
+              <w:widowControl w:val="0"/>
+              <w:ind w:left="0" w:firstLine="0" w:leftChars="0" w:firstLineChars="0"/>
               <w:rPr>
                 <w:rFonts w:hint="eastAsia"/>
                 <w:vertAlign w:val="baseline"/>
@@ -4603,9 +4564,9 @@
           </w:p>
           <w:p>
             <w:pPr>
-              <w:pStyle w:val="29"/>
-              <w:widowControl w:val="0"/>
-              <w:ind w:left="0" w:leftChars="0" w:firstLine="0" w:firstLineChars="0"/>
+              <w:pStyle w:val="a1"/>
+              <w:widowControl w:val="0"/>
+              <w:ind w:left="0" w:firstLine="0" w:leftChars="0" w:firstLineChars="0"/>
               <w:rPr>
                 <w:rFonts w:hint="eastAsia"/>
                 <w:vertAlign w:val="baseline"/>
@@ -4623,9 +4584,9 @@
           </w:p>
           <w:p>
             <w:pPr>
-              <w:pStyle w:val="29"/>
-              <w:widowControl w:val="0"/>
-              <w:ind w:left="0" w:leftChars="0" w:firstLine="0" w:firstLineChars="0"/>
+              <w:pStyle w:val="a1"/>
+              <w:widowControl w:val="0"/>
+              <w:ind w:left="0" w:firstLine="0" w:leftChars="0" w:firstLineChars="0"/>
               <w:rPr>
                 <w:rFonts w:hint="default"/>
                 <w:vertAlign w:val="baseline"/>
@@ -4648,9 +4609,9 @@
           </w:tcPr>
           <w:p>
             <w:pPr>
-              <w:pStyle w:val="29"/>
-              <w:widowControl w:val="0"/>
-              <w:ind w:left="0" w:leftChars="0" w:firstLine="0" w:firstLineChars="0"/>
+              <w:pStyle w:val="a1"/>
+              <w:widowControl w:val="0"/>
+              <w:ind w:left="0" w:firstLine="0" w:leftChars="0" w:firstLineChars="0"/>
               <w:rPr>
                 <w:rFonts w:hint="default"/>
                 <w:vertAlign w:val="baseline"/>
@@ -4670,14 +4631,9 @@
       </w:tr>
       <w:tr>
         <w:tblPrEx>
-          <w:tblBorders>
-            <w:top w:val="single" w:color="auto" w:sz="4" w:space="0"/>
-            <w:left w:val="single" w:color="auto" w:sz="4" w:space="0"/>
-            <w:bottom w:val="single" w:color="auto" w:sz="4" w:space="0"/>
-            <w:right w:val="single" w:color="auto" w:sz="4" w:space="0"/>
-            <w:insideH w:val="single" w:color="auto" w:sz="4" w:space="0"/>
-            <w:insideV w:val="single" w:color="auto" w:sz="4" w:space="0"/>
-          </w:tblBorders>
+          <w:tblW w:w="0" w:type="auto"/>
+          <w:tblInd w:w="0" w:type="dxa"/>
+          <w:tblLayout w:type="fixed"/>
           <w:tblCellMar>
             <w:top w:w="0" w:type="dxa"/>
             <w:left w:w="108" w:type="dxa"/>
@@ -4691,13 +4647,13 @@
           </w:tcPr>
           <w:p>
             <w:pPr>
-              <w:pStyle w:val="29"/>
+              <w:pStyle w:val="a1"/>
               <w:widowControl w:val="0"/>
               <w:numPr>
                 <w:ilvl w:val="0"/>
                 <w:numId w:val="3"/>
               </w:numPr>
-              <w:ind w:left="425" w:leftChars="0" w:hanging="425" w:firstLineChars="0"/>
+              <w:ind w:left="425" w:hanging="425" w:leftChars="0" w:firstLineChars="0"/>
               <w:rPr>
                 <w:rFonts w:hint="default"/>
                 <w:vertAlign w:val="baseline"/>
@@ -4712,9 +4668,9 @@
           </w:tcPr>
           <w:p>
             <w:pPr>
-              <w:pStyle w:val="29"/>
-              <w:widowControl w:val="0"/>
-              <w:ind w:left="0" w:leftChars="0" w:firstLine="0" w:firstLineChars="0"/>
+              <w:pStyle w:val="a1"/>
+              <w:widowControl w:val="0"/>
+              <w:ind w:left="0" w:firstLine="0" w:leftChars="0" w:firstLineChars="0"/>
               <w:rPr>
                 <w:rFonts w:hint="default"/>
                 <w:vertAlign w:val="baseline"/>
@@ -4737,9 +4693,9 @@
           </w:tcPr>
           <w:p>
             <w:pPr>
-              <w:pStyle w:val="29"/>
-              <w:widowControl w:val="0"/>
-              <w:ind w:left="0" w:leftChars="0" w:firstLine="0" w:firstLineChars="0"/>
+              <w:pStyle w:val="a1"/>
+              <w:widowControl w:val="0"/>
+              <w:ind w:left="0" w:firstLine="0" w:leftChars="0" w:firstLineChars="0"/>
               <w:rPr>
                 <w:rFonts w:hint="default"/>
                 <w:vertAlign w:val="baseline"/>
@@ -4752,7 +4708,7 @@
                 <w:vertAlign w:val="baseline"/>
                 <w:lang w:val="en-US" w:eastAsia="zh-CN"/>
               </w:rPr>
-              <w:t>质量部部长</w:t>
+              <w:t>质量部经理</w:t>
             </w:r>
           </w:p>
         </w:tc>
@@ -4762,9 +4718,9 @@
           </w:tcPr>
           <w:p>
             <w:pPr>
-              <w:pStyle w:val="29"/>
-              <w:widowControl w:val="0"/>
-              <w:ind w:left="0" w:leftChars="0" w:firstLine="0" w:firstLineChars="0"/>
+              <w:pStyle w:val="a1"/>
+              <w:widowControl w:val="0"/>
+              <w:ind w:left="0" w:firstLine="0" w:leftChars="0" w:firstLineChars="0"/>
               <w:rPr>
                 <w:rFonts w:hint="default"/>
                 <w:vertAlign w:val="baseline"/>
@@ -4787,9 +4743,9 @@
           </w:tcPr>
           <w:p>
             <w:pPr>
-              <w:pStyle w:val="29"/>
-              <w:widowControl w:val="0"/>
-              <w:ind w:left="0" w:leftChars="0" w:firstLine="0" w:firstLineChars="0"/>
+              <w:pStyle w:val="a1"/>
+              <w:widowControl w:val="0"/>
+              <w:ind w:left="0" w:firstLine="0" w:leftChars="0" w:firstLineChars="0"/>
               <w:rPr>
                 <w:rFonts w:hint="default"/>
                 <w:vertAlign w:val="baseline"/>
@@ -4809,14 +4765,9 @@
       </w:tr>
       <w:tr>
         <w:tblPrEx>
-          <w:tblBorders>
-            <w:top w:val="single" w:color="auto" w:sz="4" w:space="0"/>
-            <w:left w:val="single" w:color="auto" w:sz="4" w:space="0"/>
-            <w:bottom w:val="single" w:color="auto" w:sz="4" w:space="0"/>
-            <w:right w:val="single" w:color="auto" w:sz="4" w:space="0"/>
-            <w:insideH w:val="single" w:color="auto" w:sz="4" w:space="0"/>
-            <w:insideV w:val="single" w:color="auto" w:sz="4" w:space="0"/>
-          </w:tblBorders>
+          <w:tblW w:w="0" w:type="auto"/>
+          <w:tblInd w:w="0" w:type="dxa"/>
+          <w:tblLayout w:type="fixed"/>
           <w:tblCellMar>
             <w:top w:w="0" w:type="dxa"/>
             <w:left w:w="108" w:type="dxa"/>
@@ -4830,13 +4781,13 @@
           </w:tcPr>
           <w:p>
             <w:pPr>
-              <w:pStyle w:val="29"/>
+              <w:pStyle w:val="a1"/>
               <w:widowControl w:val="0"/>
               <w:numPr>
                 <w:ilvl w:val="0"/>
                 <w:numId w:val="3"/>
               </w:numPr>
-              <w:ind w:left="425" w:leftChars="0" w:hanging="425" w:firstLineChars="0"/>
+              <w:ind w:left="425" w:hanging="425" w:leftChars="0" w:firstLineChars="0"/>
               <w:rPr>
                 <w:rFonts w:hint="default"/>
                 <w:vertAlign w:val="baseline"/>
@@ -4851,9 +4802,9 @@
           </w:tcPr>
           <w:p>
             <w:pPr>
-              <w:pStyle w:val="29"/>
-              <w:widowControl w:val="0"/>
-              <w:ind w:left="0" w:leftChars="0" w:firstLine="0" w:firstLineChars="0"/>
+              <w:pStyle w:val="a1"/>
+              <w:widowControl w:val="0"/>
+              <w:ind w:left="0" w:firstLine="0" w:leftChars="0" w:firstLineChars="0"/>
               <w:rPr>
                 <w:rFonts w:hint="default"/>
                 <w:vertAlign w:val="baseline"/>
@@ -4876,9 +4827,9 @@
           </w:tcPr>
           <w:p>
             <w:pPr>
-              <w:pStyle w:val="29"/>
-              <w:widowControl w:val="0"/>
-              <w:ind w:left="0" w:leftChars="0" w:firstLine="0" w:firstLineChars="0"/>
+              <w:pStyle w:val="a1"/>
+              <w:widowControl w:val="0"/>
+              <w:ind w:left="0" w:firstLine="0" w:leftChars="0" w:firstLineChars="0"/>
               <w:rPr>
                 <w:rFonts w:hint="default"/>
                 <w:vertAlign w:val="baseline"/>
@@ -4891,7 +4842,7 @@
                 <w:vertAlign w:val="baseline"/>
                 <w:lang w:val="en-US" w:eastAsia="zh-CN"/>
               </w:rPr>
-              <w:t>质量部部长</w:t>
+              <w:t>质量部经理</w:t>
             </w:r>
           </w:p>
         </w:tc>
@@ -4901,9 +4852,9 @@
           </w:tcPr>
           <w:p>
             <w:pPr>
-              <w:pStyle w:val="29"/>
-              <w:widowControl w:val="0"/>
-              <w:ind w:left="0" w:leftChars="0" w:firstLine="0" w:firstLineChars="0"/>
+              <w:pStyle w:val="a1"/>
+              <w:widowControl w:val="0"/>
+              <w:ind w:left="0" w:firstLine="0" w:leftChars="0" w:firstLineChars="0"/>
               <w:rPr>
                 <w:rFonts w:hint="default"/>
                 <w:vertAlign w:val="baseline"/>
@@ -4926,9 +4877,9 @@
           </w:tcPr>
           <w:p>
             <w:pPr>
-              <w:pStyle w:val="29"/>
-              <w:widowControl w:val="0"/>
-              <w:ind w:left="0" w:leftChars="0" w:firstLine="0" w:firstLineChars="0"/>
+              <w:pStyle w:val="a1"/>
+              <w:widowControl w:val="0"/>
+              <w:ind w:left="0" w:firstLine="0" w:leftChars="0" w:firstLineChars="0"/>
               <w:rPr>
                 <w:rFonts w:hint="eastAsia"/>
                 <w:vertAlign w:val="baseline"/>
@@ -4948,14 +4899,9 @@
       </w:tr>
       <w:tr>
         <w:tblPrEx>
-          <w:tblBorders>
-            <w:top w:val="single" w:color="auto" w:sz="4" w:space="0"/>
-            <w:left w:val="single" w:color="auto" w:sz="4" w:space="0"/>
-            <w:bottom w:val="single" w:color="auto" w:sz="4" w:space="0"/>
-            <w:right w:val="single" w:color="auto" w:sz="4" w:space="0"/>
-            <w:insideH w:val="single" w:color="auto" w:sz="4" w:space="0"/>
-            <w:insideV w:val="single" w:color="auto" w:sz="4" w:space="0"/>
-          </w:tblBorders>
+          <w:tblW w:w="0" w:type="auto"/>
+          <w:tblInd w:w="0" w:type="dxa"/>
+          <w:tblLayout w:type="fixed"/>
           <w:tblCellMar>
             <w:top w:w="0" w:type="dxa"/>
             <w:left w:w="108" w:type="dxa"/>
@@ -4969,13 +4915,13 @@
           </w:tcPr>
           <w:p>
             <w:pPr>
-              <w:pStyle w:val="29"/>
+              <w:pStyle w:val="a1"/>
               <w:widowControl w:val="0"/>
               <w:numPr>
                 <w:ilvl w:val="0"/>
                 <w:numId w:val="3"/>
               </w:numPr>
-              <w:ind w:left="425" w:leftChars="0" w:hanging="425" w:firstLineChars="0"/>
+              <w:ind w:left="425" w:hanging="425" w:leftChars="0" w:firstLineChars="0"/>
               <w:rPr>
                 <w:rFonts w:hint="default"/>
                 <w:vertAlign w:val="baseline"/>
@@ -4990,9 +4936,9 @@
           </w:tcPr>
           <w:p>
             <w:pPr>
-              <w:pStyle w:val="29"/>
-              <w:widowControl w:val="0"/>
-              <w:ind w:left="0" w:leftChars="0" w:firstLine="0" w:firstLineChars="0"/>
+              <w:pStyle w:val="a1"/>
+              <w:widowControl w:val="0"/>
+              <w:ind w:left="0" w:firstLine="0" w:leftChars="0" w:firstLineChars="0"/>
               <w:rPr>
                 <w:rFonts w:hint="eastAsia"/>
                 <w:vertAlign w:val="baseline"/>
@@ -5010,9 +4956,9 @@
           </w:p>
           <w:p>
             <w:pPr>
-              <w:pStyle w:val="29"/>
-              <w:widowControl w:val="0"/>
-              <w:ind w:left="0" w:leftChars="0" w:firstLine="0" w:firstLineChars="0"/>
+              <w:pStyle w:val="a1"/>
+              <w:widowControl w:val="0"/>
+              <w:ind w:left="0" w:firstLine="0" w:leftChars="0" w:firstLineChars="0"/>
               <w:rPr>
                 <w:rFonts w:hint="default"/>
                 <w:vertAlign w:val="baseline"/>
@@ -5035,9 +4981,9 @@
           </w:tcPr>
           <w:p>
             <w:pPr>
-              <w:pStyle w:val="29"/>
-              <w:widowControl w:val="0"/>
-              <w:ind w:left="0" w:leftChars="0" w:firstLine="0" w:firstLineChars="0"/>
+              <w:pStyle w:val="a1"/>
+              <w:widowControl w:val="0"/>
+              <w:ind w:left="0" w:firstLine="0" w:leftChars="0" w:firstLineChars="0"/>
               <w:rPr>
                 <w:rFonts w:hint="default"/>
                 <w:vertAlign w:val="baseline"/>
@@ -5050,7 +4996,7 @@
                 <w:vertAlign w:val="baseline"/>
                 <w:lang w:val="en-US" w:eastAsia="zh-CN"/>
               </w:rPr>
-              <w:t>质量部部长</w:t>
+              <w:t>质量部经理</w:t>
             </w:r>
           </w:p>
         </w:tc>
@@ -5060,9 +5006,9 @@
           </w:tcPr>
           <w:p>
             <w:pPr>
-              <w:pStyle w:val="29"/>
-              <w:widowControl w:val="0"/>
-              <w:ind w:left="0" w:leftChars="0" w:firstLine="0" w:firstLineChars="0"/>
+              <w:pStyle w:val="a1"/>
+              <w:widowControl w:val="0"/>
+              <w:ind w:left="0" w:firstLine="0" w:leftChars="0" w:firstLineChars="0"/>
               <w:rPr>
                 <w:rFonts w:hint="default"/>
                 <w:vertAlign w:val="baseline"/>
@@ -5085,9 +5031,9 @@
           </w:tcPr>
           <w:p>
             <w:pPr>
-              <w:pStyle w:val="29"/>
-              <w:widowControl w:val="0"/>
-              <w:ind w:left="0" w:leftChars="0" w:firstLine="0" w:firstLineChars="0"/>
+              <w:pStyle w:val="a1"/>
+              <w:widowControl w:val="0"/>
+              <w:ind w:left="0" w:firstLine="0" w:leftChars="0" w:firstLineChars="0"/>
               <w:rPr>
                 <w:rFonts w:hint="eastAsia"/>
                 <w:vertAlign w:val="baseline"/>
@@ -5105,9 +5051,9 @@
           </w:p>
           <w:p>
             <w:pPr>
-              <w:pStyle w:val="29"/>
-              <w:widowControl w:val="0"/>
-              <w:ind w:left="0" w:leftChars="0" w:firstLine="0" w:firstLineChars="0"/>
+              <w:pStyle w:val="a1"/>
+              <w:widowControl w:val="0"/>
+              <w:ind w:left="0" w:firstLine="0" w:leftChars="0" w:firstLineChars="0"/>
               <w:rPr>
                 <w:rFonts w:hint="eastAsia"/>
                 <w:vertAlign w:val="baseline"/>
@@ -5127,14 +5073,9 @@
       </w:tr>
       <w:tr>
         <w:tblPrEx>
-          <w:tblBorders>
-            <w:top w:val="single" w:color="auto" w:sz="4" w:space="0"/>
-            <w:left w:val="single" w:color="auto" w:sz="4" w:space="0"/>
-            <w:bottom w:val="single" w:color="auto" w:sz="4" w:space="0"/>
-            <w:right w:val="single" w:color="auto" w:sz="4" w:space="0"/>
-            <w:insideH w:val="single" w:color="auto" w:sz="4" w:space="0"/>
-            <w:insideV w:val="single" w:color="auto" w:sz="4" w:space="0"/>
-          </w:tblBorders>
+          <w:tblW w:w="0" w:type="auto"/>
+          <w:tblInd w:w="0" w:type="dxa"/>
+          <w:tblLayout w:type="fixed"/>
           <w:tblCellMar>
             <w:top w:w="0" w:type="dxa"/>
             <w:left w:w="108" w:type="dxa"/>
@@ -5148,13 +5089,13 @@
           </w:tcPr>
           <w:p>
             <w:pPr>
-              <w:pStyle w:val="29"/>
+              <w:pStyle w:val="a1"/>
               <w:widowControl w:val="0"/>
               <w:numPr>
                 <w:ilvl w:val="0"/>
                 <w:numId w:val="3"/>
               </w:numPr>
-              <w:ind w:left="425" w:leftChars="0" w:hanging="425" w:firstLineChars="0"/>
+              <w:ind w:left="425" w:hanging="425" w:leftChars="0" w:firstLineChars="0"/>
               <w:rPr>
                 <w:rFonts w:hint="default"/>
                 <w:vertAlign w:val="baseline"/>
@@ -5169,9 +5110,9 @@
           </w:tcPr>
           <w:p>
             <w:pPr>
-              <w:pStyle w:val="29"/>
-              <w:widowControl w:val="0"/>
-              <w:ind w:left="0" w:leftChars="0" w:firstLine="0" w:firstLineChars="0"/>
+              <w:pStyle w:val="a1"/>
+              <w:widowControl w:val="0"/>
+              <w:ind w:left="0" w:firstLine="0" w:leftChars="0" w:firstLineChars="0"/>
               <w:rPr>
                 <w:rFonts w:hint="default"/>
                 <w:vertAlign w:val="baseline"/>
@@ -5194,9 +5135,9 @@
           </w:tcPr>
           <w:p>
             <w:pPr>
-              <w:pStyle w:val="29"/>
-              <w:widowControl w:val="0"/>
-              <w:ind w:left="0" w:leftChars="0" w:firstLine="0" w:firstLineChars="0"/>
+              <w:pStyle w:val="a1"/>
+              <w:widowControl w:val="0"/>
+              <w:ind w:left="0" w:firstLine="0" w:leftChars="0" w:firstLineChars="0"/>
               <w:rPr>
                 <w:rFonts w:hint="default"/>
                 <w:vertAlign w:val="baseline"/>
@@ -5209,7 +5150,7 @@
                 <w:vertAlign w:val="baseline"/>
                 <w:lang w:val="en-US" w:eastAsia="zh-CN"/>
               </w:rPr>
-              <w:t>质量部部长</w:t>
+              <w:t>质量部经理</w:t>
             </w:r>
           </w:p>
         </w:tc>
@@ -5219,9 +5160,9 @@
           </w:tcPr>
           <w:p>
             <w:pPr>
-              <w:pStyle w:val="29"/>
-              <w:widowControl w:val="0"/>
-              <w:ind w:left="0" w:leftChars="0" w:firstLine="0" w:firstLineChars="0"/>
+              <w:pStyle w:val="a1"/>
+              <w:widowControl w:val="0"/>
+              <w:ind w:left="0" w:firstLine="0" w:leftChars="0" w:firstLineChars="0"/>
               <w:rPr>
                 <w:rFonts w:hint="default"/>
                 <w:vertAlign w:val="baseline"/>
@@ -5244,9 +5185,9 @@
           </w:tcPr>
           <w:p>
             <w:pPr>
-              <w:pStyle w:val="29"/>
-              <w:widowControl w:val="0"/>
-              <w:ind w:left="0" w:leftChars="0" w:firstLine="0" w:firstLineChars="0"/>
+              <w:pStyle w:val="a1"/>
+              <w:widowControl w:val="0"/>
+              <w:ind w:left="0" w:firstLine="0" w:leftChars="0" w:firstLineChars="0"/>
               <w:rPr>
                 <w:rFonts w:hint="default"/>
                 <w:vertAlign w:val="baseline"/>
@@ -5266,14 +5207,9 @@
       </w:tr>
       <w:tr>
         <w:tblPrEx>
-          <w:tblBorders>
-            <w:top w:val="single" w:color="auto" w:sz="4" w:space="0"/>
-            <w:left w:val="single" w:color="auto" w:sz="4" w:space="0"/>
-            <w:bottom w:val="single" w:color="auto" w:sz="4" w:space="0"/>
-            <w:right w:val="single" w:color="auto" w:sz="4" w:space="0"/>
-            <w:insideH w:val="single" w:color="auto" w:sz="4" w:space="0"/>
-            <w:insideV w:val="single" w:color="auto" w:sz="4" w:space="0"/>
-          </w:tblBorders>
+          <w:tblW w:w="0" w:type="auto"/>
+          <w:tblInd w:w="0" w:type="dxa"/>
+          <w:tblLayout w:type="fixed"/>
           <w:tblCellMar>
             <w:top w:w="0" w:type="dxa"/>
             <w:left w:w="108" w:type="dxa"/>
@@ -5287,13 +5223,13 @@
           </w:tcPr>
           <w:p>
             <w:pPr>
-              <w:pStyle w:val="29"/>
+              <w:pStyle w:val="a1"/>
               <w:widowControl w:val="0"/>
               <w:numPr>
                 <w:ilvl w:val="0"/>
                 <w:numId w:val="3"/>
               </w:numPr>
-              <w:ind w:left="425" w:leftChars="0" w:hanging="425" w:firstLineChars="0"/>
+              <w:ind w:left="425" w:hanging="425" w:leftChars="0" w:firstLineChars="0"/>
               <w:rPr>
                 <w:rFonts w:hint="default"/>
                 <w:vertAlign w:val="baseline"/>
@@ -5308,9 +5244,9 @@
           </w:tcPr>
           <w:p>
             <w:pPr>
-              <w:pStyle w:val="29"/>
-              <w:widowControl w:val="0"/>
-              <w:ind w:left="0" w:leftChars="0" w:firstLine="0" w:firstLineChars="0"/>
+              <w:pStyle w:val="a1"/>
+              <w:widowControl w:val="0"/>
+              <w:ind w:left="0" w:firstLine="0" w:leftChars="0" w:firstLineChars="0"/>
               <w:rPr>
                 <w:rFonts w:hint="default"/>
                 <w:vertAlign w:val="baseline"/>
@@ -5334,11 +5270,11 @@
           </w:tcPr>
           <w:p>
             <w:pPr>
-              <w:pStyle w:val="29"/>
-              <w:widowControl w:val="0"/>
-              <w:ind w:left="0" w:leftChars="0" w:firstLine="0" w:firstLineChars="0"/>
-              <w:rPr>
-                <w:rFonts w:hint="eastAsia" w:ascii="Arial" w:hAnsi="Arial" w:eastAsia="宋体" w:cs="Arial"/>
+              <w:pStyle w:val="a1"/>
+              <w:widowControl w:val="0"/>
+              <w:ind w:left="0" w:firstLine="0" w:leftChars="0" w:firstLineChars="0"/>
+              <w:rPr>
+                <w:rFonts w:ascii="Arial" w:eastAsia="宋体" w:hAnsi="Arial" w:cs="Arial" w:hint="eastAsia"/>
                 <w:snapToGrid w:val="0"/>
                 <w:color w:val="000000"/>
                 <w:kern w:val="0"/>
@@ -5354,7 +5290,7 @@
                 <w:vertAlign w:val="baseline"/>
                 <w:lang w:val="en-US" w:eastAsia="zh-CN"/>
               </w:rPr>
-              <w:t>质量部部长</w:t>
+              <w:t>质量部经理</w:t>
             </w:r>
           </w:p>
         </w:tc>
@@ -5365,11 +5301,11 @@
           </w:tcPr>
           <w:p>
             <w:pPr>
-              <w:pStyle w:val="29"/>
-              <w:widowControl w:val="0"/>
-              <w:ind w:left="0" w:leftChars="0" w:firstLine="0" w:firstLineChars="0"/>
-              <w:rPr>
-                <w:rFonts w:hint="default" w:ascii="Arial" w:hAnsi="Arial" w:eastAsia="宋体" w:cs="Arial"/>
+              <w:pStyle w:val="a1"/>
+              <w:widowControl w:val="0"/>
+              <w:ind w:left="0" w:firstLine="0" w:leftChars="0" w:firstLineChars="0"/>
+              <w:rPr>
+                <w:rFonts w:ascii="Arial" w:eastAsia="宋体" w:hAnsi="Arial" w:cs="Arial" w:hint="default"/>
                 <w:snapToGrid w:val="0"/>
                 <w:color w:val="000000"/>
                 <w:kern w:val="0"/>
@@ -5395,9 +5331,9 @@
           </w:tcPr>
           <w:p>
             <w:pPr>
-              <w:pStyle w:val="29"/>
-              <w:widowControl w:val="0"/>
-              <w:ind w:left="0" w:leftChars="0" w:firstLine="0" w:firstLineChars="0"/>
+              <w:pStyle w:val="a1"/>
+              <w:widowControl w:val="0"/>
+              <w:ind w:left="0" w:firstLine="0" w:leftChars="0" w:firstLineChars="0"/>
               <w:rPr>
                 <w:rFonts w:hint="eastAsia"/>
                 <w:vertAlign w:val="baseline"/>
@@ -5417,14 +5353,9 @@
       </w:tr>
       <w:tr>
         <w:tblPrEx>
-          <w:tblBorders>
-            <w:top w:val="single" w:color="auto" w:sz="4" w:space="0"/>
-            <w:left w:val="single" w:color="auto" w:sz="4" w:space="0"/>
-            <w:bottom w:val="single" w:color="auto" w:sz="4" w:space="0"/>
-            <w:right w:val="single" w:color="auto" w:sz="4" w:space="0"/>
-            <w:insideH w:val="single" w:color="auto" w:sz="4" w:space="0"/>
-            <w:insideV w:val="single" w:color="auto" w:sz="4" w:space="0"/>
-          </w:tblBorders>
+          <w:tblW w:w="0" w:type="auto"/>
+          <w:tblInd w:w="0" w:type="dxa"/>
+          <w:tblLayout w:type="fixed"/>
           <w:tblCellMar>
             <w:top w:w="0" w:type="dxa"/>
             <w:left w:w="108" w:type="dxa"/>
@@ -5438,13 +5369,13 @@
           </w:tcPr>
           <w:p>
             <w:pPr>
-              <w:pStyle w:val="29"/>
+              <w:pStyle w:val="a1"/>
               <w:widowControl w:val="0"/>
               <w:numPr>
                 <w:ilvl w:val="0"/>
                 <w:numId w:val="3"/>
               </w:numPr>
-              <w:ind w:left="425" w:leftChars="0" w:hanging="425" w:firstLineChars="0"/>
+              <w:ind w:left="425" w:hanging="425" w:leftChars="0" w:firstLineChars="0"/>
               <w:rPr>
                 <w:rFonts w:hint="default"/>
                 <w:vertAlign w:val="baseline"/>
@@ -5459,9 +5390,9 @@
           </w:tcPr>
           <w:p>
             <w:pPr>
-              <w:pStyle w:val="29"/>
-              <w:widowControl w:val="0"/>
-              <w:ind w:left="0" w:leftChars="0" w:firstLine="0" w:firstLineChars="0"/>
+              <w:pStyle w:val="a1"/>
+              <w:widowControl w:val="0"/>
+              <w:ind w:left="0" w:firstLine="0" w:leftChars="0" w:firstLineChars="0"/>
               <w:rPr>
                 <w:rFonts w:hint="default"/>
                 <w:vertAlign w:val="baseline"/>
@@ -5485,11 +5416,11 @@
           </w:tcPr>
           <w:p>
             <w:pPr>
-              <w:pStyle w:val="29"/>
-              <w:widowControl w:val="0"/>
-              <w:ind w:left="0" w:leftChars="0" w:firstLine="0" w:firstLineChars="0"/>
-              <w:rPr>
-                <w:rFonts w:hint="eastAsia" w:ascii="Arial" w:hAnsi="Arial" w:eastAsia="宋体" w:cs="Arial"/>
+              <w:pStyle w:val="a1"/>
+              <w:widowControl w:val="0"/>
+              <w:ind w:left="0" w:firstLine="0" w:leftChars="0" w:firstLineChars="0"/>
+              <w:rPr>
+                <w:rFonts w:ascii="Arial" w:eastAsia="宋体" w:hAnsi="Arial" w:cs="Arial" w:hint="eastAsia"/>
                 <w:snapToGrid w:val="0"/>
                 <w:color w:val="000000"/>
                 <w:kern w:val="0"/>
@@ -5505,7 +5436,7 @@
                 <w:vertAlign w:val="baseline"/>
                 <w:lang w:val="en-US" w:eastAsia="zh-CN"/>
               </w:rPr>
-              <w:t>质量部部长</w:t>
+              <w:t>质量部经理</w:t>
             </w:r>
           </w:p>
         </w:tc>
@@ -5516,11 +5447,11 @@
           </w:tcPr>
           <w:p>
             <w:pPr>
-              <w:pStyle w:val="29"/>
-              <w:widowControl w:val="0"/>
-              <w:ind w:left="0" w:leftChars="0" w:firstLine="0" w:firstLineChars="0"/>
-              <w:rPr>
-                <w:rFonts w:hint="default" w:ascii="Arial" w:hAnsi="Arial" w:eastAsia="宋体" w:cs="Arial"/>
+              <w:pStyle w:val="a1"/>
+              <w:widowControl w:val="0"/>
+              <w:ind w:left="0" w:firstLine="0" w:leftChars="0" w:firstLineChars="0"/>
+              <w:rPr>
+                <w:rFonts w:ascii="Arial" w:eastAsia="宋体" w:hAnsi="Arial" w:cs="Arial" w:hint="default"/>
                 <w:snapToGrid w:val="0"/>
                 <w:color w:val="000000"/>
                 <w:kern w:val="0"/>
@@ -5546,9 +5477,9 @@
           </w:tcPr>
           <w:p>
             <w:pPr>
-              <w:pStyle w:val="29"/>
-              <w:widowControl w:val="0"/>
-              <w:ind w:left="0" w:leftChars="0" w:firstLine="0" w:firstLineChars="0"/>
+              <w:pStyle w:val="a1"/>
+              <w:widowControl w:val="0"/>
+              <w:ind w:left="0" w:firstLine="0" w:leftChars="0" w:firstLineChars="0"/>
               <w:rPr>
                 <w:rFonts w:hint="eastAsia"/>
                 <w:vertAlign w:val="baseline"/>
@@ -5568,14 +5499,9 @@
       </w:tr>
       <w:tr>
         <w:tblPrEx>
-          <w:tblBorders>
-            <w:top w:val="single" w:color="auto" w:sz="4" w:space="0"/>
-            <w:left w:val="single" w:color="auto" w:sz="4" w:space="0"/>
-            <w:bottom w:val="single" w:color="auto" w:sz="4" w:space="0"/>
-            <w:right w:val="single" w:color="auto" w:sz="4" w:space="0"/>
-            <w:insideH w:val="single" w:color="auto" w:sz="4" w:space="0"/>
-            <w:insideV w:val="single" w:color="auto" w:sz="4" w:space="0"/>
-          </w:tblBorders>
+          <w:tblW w:w="0" w:type="auto"/>
+          <w:tblInd w:w="0" w:type="dxa"/>
+          <w:tblLayout w:type="fixed"/>
           <w:tblCellMar>
             <w:top w:w="0" w:type="dxa"/>
             <w:left w:w="108" w:type="dxa"/>
@@ -5589,13 +5515,13 @@
           </w:tcPr>
           <w:p>
             <w:pPr>
-              <w:pStyle w:val="29"/>
+              <w:pStyle w:val="a1"/>
               <w:widowControl w:val="0"/>
               <w:numPr>
                 <w:ilvl w:val="0"/>
                 <w:numId w:val="3"/>
               </w:numPr>
-              <w:ind w:left="425" w:leftChars="0" w:hanging="425" w:firstLineChars="0"/>
+              <w:ind w:left="425" w:hanging="425" w:leftChars="0" w:firstLineChars="0"/>
               <w:rPr>
                 <w:rFonts w:hint="default"/>
                 <w:vertAlign w:val="baseline"/>
@@ -5610,9 +5536,9 @@
           </w:tcPr>
           <w:p>
             <w:pPr>
-              <w:pStyle w:val="29"/>
-              <w:widowControl w:val="0"/>
-              <w:ind w:left="0" w:leftChars="0" w:firstLine="0" w:firstLineChars="0"/>
+              <w:pStyle w:val="a1"/>
+              <w:widowControl w:val="0"/>
+              <w:ind w:left="0" w:firstLine="0" w:leftChars="0" w:firstLineChars="0"/>
               <w:rPr>
                 <w:rFonts w:hint="default"/>
                 <w:vertAlign w:val="baseline"/>
@@ -5636,9 +5562,9 @@
           </w:tcPr>
           <w:p>
             <w:pPr>
-              <w:pStyle w:val="29"/>
-              <w:widowControl w:val="0"/>
-              <w:ind w:left="0" w:leftChars="0" w:firstLine="0" w:firstLineChars="0"/>
+              <w:pStyle w:val="a1"/>
+              <w:widowControl w:val="0"/>
+              <w:ind w:left="0" w:firstLine="0" w:leftChars="0" w:firstLineChars="0"/>
               <w:rPr>
                 <w:rFonts w:hint="default"/>
                 <w:vertAlign w:val="baseline"/>
@@ -5651,7 +5577,7 @@
                 <w:vertAlign w:val="baseline"/>
                 <w:lang w:val="en-US" w:eastAsia="zh-CN"/>
               </w:rPr>
-              <w:t>质量部部长</w:t>
+              <w:t>质量部经理</w:t>
             </w:r>
           </w:p>
         </w:tc>
@@ -5662,11 +5588,11 @@
           </w:tcPr>
           <w:p>
             <w:pPr>
-              <w:pStyle w:val="29"/>
-              <w:widowControl w:val="0"/>
-              <w:ind w:left="0" w:leftChars="0" w:firstLine="0" w:firstLineChars="0"/>
-              <w:rPr>
-                <w:rFonts w:hint="default" w:ascii="Arial" w:hAnsi="Arial" w:eastAsia="宋体" w:cs="Arial"/>
+              <w:pStyle w:val="a1"/>
+              <w:widowControl w:val="0"/>
+              <w:ind w:left="0" w:firstLine="0" w:leftChars="0" w:firstLineChars="0"/>
+              <w:rPr>
+                <w:rFonts w:ascii="Arial" w:eastAsia="宋体" w:hAnsi="Arial" w:cs="Arial" w:hint="default"/>
                 <w:snapToGrid w:val="0"/>
                 <w:color w:val="000000"/>
                 <w:kern w:val="0"/>
@@ -5692,9 +5618,9 @@
           </w:tcPr>
           <w:p>
             <w:pPr>
-              <w:pStyle w:val="29"/>
-              <w:widowControl w:val="0"/>
-              <w:ind w:left="0" w:leftChars="0" w:firstLine="0" w:firstLineChars="0"/>
+              <w:pStyle w:val="a1"/>
+              <w:widowControl w:val="0"/>
+              <w:ind w:left="0" w:firstLine="0" w:leftChars="0" w:firstLineChars="0"/>
               <w:rPr>
                 <w:rFonts w:hint="eastAsia"/>
                 <w:vertAlign w:val="baseline"/>
@@ -5715,7 +5641,7 @@
     </w:tbl>
     <w:p>
       <w:pPr>
-        <w:pStyle w:val="29"/>
+        <w:pStyle w:val="a1"/>
         <w:rPr>
           <w:rFonts w:hint="default"/>
           <w:lang w:val="en-US" w:eastAsia="zh-CN"/>
@@ -5723,96 +5649,52 @@
       </w:pPr>
     </w:p>
     <w:sectPr>
-      <w:headerReference r:id="rId7" w:type="first"/>
-      <w:footerReference r:id="rId10" w:type="first"/>
-      <w:headerReference r:id="rId5" w:type="default"/>
-      <w:footerReference r:id="rId8" w:type="default"/>
-      <w:headerReference r:id="rId6" w:type="even"/>
-      <w:footerReference r:id="rId9" w:type="even"/>
+      <w:headerReference w:type="even" r:id="rId6"/>
+      <w:headerReference w:type="default" r:id="rId7"/>
+      <w:footerReference w:type="even" r:id="rId8"/>
+      <w:footerReference w:type="default" r:id="rId9"/>
+      <w:headerReference w:type="first" r:id="rId10"/>
+      <w:footerReference w:type="first" r:id="rId11"/>
       <w:pgSz w:w="11906" w:h="16838"/>
       <w:pgMar w:top="1417" w:right="1800" w:bottom="1440" w:left="1800" w:header="1140" w:footer="992" w:gutter="0"/>
-      <w:cols w:space="425" w:num="1"/>
+      <w:cols w:num="1" w:space="425"/>
       <w:docGrid w:type="lines" w:linePitch="312" w:charSpace="0"/>
     </w:sectPr>
   </w:body>
 </w:document>
 </file>
 
-<file path=word/endnotes.xml><?xml version="1.0" encoding="utf-8"?>
-<w:endnotes xmlns:wpc="http://schemas.microsoft.com/office/word/2010/wordprocessingCanvas" xmlns:mc="http://schemas.openxmlformats.org/markup-compatibility/2006" xmlns:o="urn:schemas-microsoft-com:office:office" xmlns:r="http://schemas.openxmlformats.org/officeDocument/2006/relationships" xmlns:m="http://schemas.openxmlformats.org/officeDocument/2006/math" xmlns:v="urn:schemas-microsoft-com:vml" xmlns:wp14="http://schemas.microsoft.com/office/word/2010/wordprocessingDrawing" xmlns:wp="http://schemas.openxmlformats.org/drawingml/2006/wordprocessingDrawing" xmlns:w="http://schemas.openxmlformats.org/wordprocessingml/2006/main" xmlns:w14="http://schemas.microsoft.com/office/word/2010/wordml" xmlns:w15="http://schemas.microsoft.com/office/word/2012/wordml" xmlns:w10="urn:schemas-microsoft-com:office:word" xmlns:wpg="http://schemas.microsoft.com/office/word/2010/wordprocessingGroup" xmlns:wpi="http://schemas.microsoft.com/office/word/2010/wordprocessingInk" xmlns:wne="http://schemas.microsoft.com/office/word/2006/wordml" xmlns:wps="http://schemas.microsoft.com/office/word/2010/wordprocessingShape" xmlns:wpsCustomData="http://www.wps.cn/officeDocument/2013/wpsCustomData" mc:Ignorable="w14 w15 wp14">
-  <w:endnote w:type="separator" w:id="0">
-    <w:p>
-      <w:pPr>
-        <w:spacing w:line="240" w:lineRule="auto"/>
-      </w:pPr>
-      <w:r>
-        <w:separator/>
-      </w:r>
-    </w:p>
-  </w:endnote>
-  <w:endnote w:type="continuationSeparator" w:id="1">
-    <w:p>
-      <w:pPr>
-        <w:spacing w:line="240" w:lineRule="auto"/>
-      </w:pPr>
-      <w:r>
-        <w:continuationSeparator/>
-      </w:r>
-    </w:p>
-  </w:endnote>
-</w:endnotes>
-</file>
-
 <file path=word/footer1.xml><?xml version="1.0" encoding="utf-8"?>
-<w:ftr xmlns:wpc="http://schemas.microsoft.com/office/word/2010/wordprocessingCanvas" xmlns:mc="http://schemas.openxmlformats.org/markup-compatibility/2006" xmlns:o="urn:schemas-microsoft-com:office:office" xmlns:r="http://schemas.openxmlformats.org/officeDocument/2006/relationships" xmlns:m="http://schemas.openxmlformats.org/officeDocument/2006/math" xmlns:v="urn:schemas-microsoft-com:vml" xmlns:wp14="http://schemas.microsoft.com/office/word/2010/wordprocessingDrawing" xmlns:wp="http://schemas.openxmlformats.org/drawingml/2006/wordprocessingDrawing" xmlns:w10="urn:schemas-microsoft-com:office:word" xmlns:w="http://schemas.openxmlformats.org/wordprocessingml/2006/main" xmlns:w14="http://schemas.microsoft.com/office/word/2010/wordml" xmlns:w15="http://schemas.microsoft.com/office/word/2012/wordml" xmlns:wpg="http://schemas.microsoft.com/office/word/2010/wordprocessingGroup" xmlns:wpi="http://schemas.microsoft.com/office/word/2010/wordprocessingInk" xmlns:wne="http://schemas.microsoft.com/office/word/2006/wordml" xmlns:wps="http://schemas.microsoft.com/office/word/2010/wordprocessingShape" xmlns:wpsCustomData="http://www.wps.cn/officeDocument/2013/wpsCustomData" mc:Ignorable="w14 w15 wp14">
+<w:ftr xmlns:wpc="http://schemas.microsoft.com/office/word/2010/wordprocessingCanvas" xmlns:mc="http://schemas.openxmlformats.org/markup-compatibility/2006" xmlns:o="urn:schemas-microsoft-com:office:office" xmlns:r="http://schemas.openxmlformats.org/officeDocument/2006/relationships" xmlns:m="http://schemas.openxmlformats.org/officeDocument/2006/math" xmlns:v="urn:schemas-microsoft-com:vml" xmlns:wp14="http://schemas.microsoft.com/office/word/2010/wordprocessingDrawing" xmlns:wp="http://schemas.openxmlformats.org/drawingml/2006/wordprocessingDrawing" xmlns:w10="urn:schemas-microsoft-com:office:word" xmlns:w="http://schemas.openxmlformats.org/wordprocessingml/2006/main" xmlns:w14="http://schemas.microsoft.com/office/word/2010/wordml" xmlns:w15="http://schemas.microsoft.com/office/word/2012/wordml" xmlns:wne="http://schemas.microsoft.com/office/word/2006/wordml" xmlns:wpg="http://schemas.microsoft.com/office/word/2010/wordprocessingGroup" xmlns:wpi="http://schemas.microsoft.com/office/word/2010/wordprocessingInk" xmlns:wps="http://schemas.microsoft.com/office/word/2010/wordprocessingShape" mc:Ignorable="w14 w15 wp14">
   <w:p/>
 </w:ftr>
 </file>
 
 <file path=word/footer2.xml><?xml version="1.0" encoding="utf-8"?>
-<w:ftr xmlns:wpc="http://schemas.microsoft.com/office/word/2010/wordprocessingCanvas" xmlns:mc="http://schemas.openxmlformats.org/markup-compatibility/2006" xmlns:o="urn:schemas-microsoft-com:office:office" xmlns:r="http://schemas.openxmlformats.org/officeDocument/2006/relationships" xmlns:m="http://schemas.openxmlformats.org/officeDocument/2006/math" xmlns:v="urn:schemas-microsoft-com:vml" xmlns:wp14="http://schemas.microsoft.com/office/word/2010/wordprocessingDrawing" xmlns:wp="http://schemas.openxmlformats.org/drawingml/2006/wordprocessingDrawing" xmlns:w10="urn:schemas-microsoft-com:office:word" xmlns:w="http://schemas.openxmlformats.org/wordprocessingml/2006/main" xmlns:w14="http://schemas.microsoft.com/office/word/2010/wordml" xmlns:w15="http://schemas.microsoft.com/office/word/2012/wordml" xmlns:wpg="http://schemas.microsoft.com/office/word/2010/wordprocessingGroup" xmlns:wpi="http://schemas.microsoft.com/office/word/2010/wordprocessingInk" xmlns:wne="http://schemas.microsoft.com/office/word/2006/wordml" xmlns:wps="http://schemas.microsoft.com/office/word/2010/wordprocessingShape" xmlns:wpsCustomData="http://www.wps.cn/officeDocument/2013/wpsCustomData" mc:Ignorable="w14 w15 wp14">
+<w:ftr xmlns:wpc="http://schemas.microsoft.com/office/word/2010/wordprocessingCanvas" xmlns:mc="http://schemas.openxmlformats.org/markup-compatibility/2006" xmlns:o="urn:schemas-microsoft-com:office:office" xmlns:r="http://schemas.openxmlformats.org/officeDocument/2006/relationships" xmlns:m="http://schemas.openxmlformats.org/officeDocument/2006/math" xmlns:v="urn:schemas-microsoft-com:vml" xmlns:wp14="http://schemas.microsoft.com/office/word/2010/wordprocessingDrawing" xmlns:wp="http://schemas.openxmlformats.org/drawingml/2006/wordprocessingDrawing" xmlns:w10="urn:schemas-microsoft-com:office:word" xmlns:w="http://schemas.openxmlformats.org/wordprocessingml/2006/main" xmlns:w14="http://schemas.microsoft.com/office/word/2010/wordml" xmlns:w15="http://schemas.microsoft.com/office/word/2012/wordml" xmlns:wne="http://schemas.microsoft.com/office/word/2006/wordml" xmlns:wpg="http://schemas.microsoft.com/office/word/2010/wordprocessingGroup" xmlns:wpi="http://schemas.microsoft.com/office/word/2010/wordprocessingInk" xmlns:wps="http://schemas.microsoft.com/office/word/2010/wordprocessingShape" mc:Ignorable="w14 w15 wp14">
   <w:p/>
 </w:ftr>
 </file>
 
 <file path=word/footer3.xml><?xml version="1.0" encoding="utf-8"?>
-<w:ftr xmlns:wpc="http://schemas.microsoft.com/office/word/2010/wordprocessingCanvas" xmlns:mc="http://schemas.openxmlformats.org/markup-compatibility/2006" xmlns:o="urn:schemas-microsoft-com:office:office" xmlns:r="http://schemas.openxmlformats.org/officeDocument/2006/relationships" xmlns:m="http://schemas.openxmlformats.org/officeDocument/2006/math" xmlns:v="urn:schemas-microsoft-com:vml" xmlns:wp14="http://schemas.microsoft.com/office/word/2010/wordprocessingDrawing" xmlns:wp="http://schemas.openxmlformats.org/drawingml/2006/wordprocessingDrawing" xmlns:w10="urn:schemas-microsoft-com:office:word" xmlns:w="http://schemas.openxmlformats.org/wordprocessingml/2006/main" xmlns:w14="http://schemas.microsoft.com/office/word/2010/wordml" xmlns:w15="http://schemas.microsoft.com/office/word/2012/wordml" xmlns:wpg="http://schemas.microsoft.com/office/word/2010/wordprocessingGroup" xmlns:wpi="http://schemas.microsoft.com/office/word/2010/wordprocessingInk" xmlns:wne="http://schemas.microsoft.com/office/word/2006/wordml" xmlns:wps="http://schemas.microsoft.com/office/word/2010/wordprocessingShape" xmlns:wpsCustomData="http://www.wps.cn/officeDocument/2013/wpsCustomData" mc:Ignorable="w14 w15 wp14">
+<w:ftr xmlns:wpc="http://schemas.microsoft.com/office/word/2010/wordprocessingCanvas" xmlns:mc="http://schemas.openxmlformats.org/markup-compatibility/2006" xmlns:o="urn:schemas-microsoft-com:office:office" xmlns:r="http://schemas.openxmlformats.org/officeDocument/2006/relationships" xmlns:m="http://schemas.openxmlformats.org/officeDocument/2006/math" xmlns:v="urn:schemas-microsoft-com:vml" xmlns:wp14="http://schemas.microsoft.com/office/word/2010/wordprocessingDrawing" xmlns:wp="http://schemas.openxmlformats.org/drawingml/2006/wordprocessingDrawing" xmlns:w10="urn:schemas-microsoft-com:office:word" xmlns:w="http://schemas.openxmlformats.org/wordprocessingml/2006/main" xmlns:w14="http://schemas.microsoft.com/office/word/2010/wordml" xmlns:w15="http://schemas.microsoft.com/office/word/2012/wordml" xmlns:wne="http://schemas.microsoft.com/office/word/2006/wordml" xmlns:wpg="http://schemas.microsoft.com/office/word/2010/wordprocessingGroup" xmlns:wpi="http://schemas.microsoft.com/office/word/2010/wordprocessingInk" xmlns:wps="http://schemas.microsoft.com/office/word/2010/wordprocessingShape" mc:Ignorable="w14 w15 wp14">
   <w:p/>
 </w:ftr>
 </file>
 
-<file path=word/footnotes.xml><?xml version="1.0" encoding="utf-8"?>
-<w:footnotes xmlns:wpc="http://schemas.microsoft.com/office/word/2010/wordprocessingCanvas" xmlns:mc="http://schemas.openxmlformats.org/markup-compatibility/2006" xmlns:o="urn:schemas-microsoft-com:office:office" xmlns:r="http://schemas.openxmlformats.org/officeDocument/2006/relationships" xmlns:m="http://schemas.openxmlformats.org/officeDocument/2006/math" xmlns:v="urn:schemas-microsoft-com:vml" xmlns:wp14="http://schemas.microsoft.com/office/word/2010/wordprocessingDrawing" xmlns:wp="http://schemas.openxmlformats.org/drawingml/2006/wordprocessingDrawing" xmlns:w="http://schemas.openxmlformats.org/wordprocessingml/2006/main" xmlns:w14="http://schemas.microsoft.com/office/word/2010/wordml" xmlns:w15="http://schemas.microsoft.com/office/word/2012/wordml" xmlns:w10="urn:schemas-microsoft-com:office:word" xmlns:wpg="http://schemas.microsoft.com/office/word/2010/wordprocessingGroup" xmlns:wpi="http://schemas.microsoft.com/office/word/2010/wordprocessingInk" xmlns:wne="http://schemas.microsoft.com/office/word/2006/wordml" xmlns:wps="http://schemas.microsoft.com/office/word/2010/wordprocessingShape" xmlns:wpsCustomData="http://www.wps.cn/officeDocument/2013/wpsCustomData" mc:Ignorable="w14 w15 wp14">
-  <w:footnote w:type="separator" w:id="0">
-    <w:p>
-      <w:pPr>
-        <w:spacing w:line="360" w:lineRule="auto"/>
-      </w:pPr>
-      <w:r>
-        <w:separator/>
-      </w:r>
-    </w:p>
-  </w:footnote>
-  <w:footnote w:type="continuationSeparator" w:id="1">
-    <w:p>
-      <w:pPr>
-        <w:spacing w:line="360" w:lineRule="auto"/>
-      </w:pPr>
-      <w:r>
-        <w:continuationSeparator/>
-      </w:r>
-    </w:p>
-  </w:footnote>
-</w:footnotes>
+<file path=word/header1.xml><?xml version="1.0" encoding="utf-8"?>
+<w:hdr xmlns:wpc="http://schemas.microsoft.com/office/word/2010/wordprocessingCanvas" xmlns:mc="http://schemas.openxmlformats.org/markup-compatibility/2006" xmlns:o="urn:schemas-microsoft-com:office:office" xmlns:r="http://schemas.openxmlformats.org/officeDocument/2006/relationships" xmlns:m="http://schemas.openxmlformats.org/officeDocument/2006/math" xmlns:v="urn:schemas-microsoft-com:vml" xmlns:wp14="http://schemas.microsoft.com/office/word/2010/wordprocessingDrawing" xmlns:wp="http://schemas.openxmlformats.org/drawingml/2006/wordprocessingDrawing" xmlns:w10="urn:schemas-microsoft-com:office:word" xmlns:w="http://schemas.openxmlformats.org/wordprocessingml/2006/main" xmlns:w14="http://schemas.microsoft.com/office/word/2010/wordml" xmlns:w15="http://schemas.microsoft.com/office/word/2012/wordml" xmlns:wne="http://schemas.microsoft.com/office/word/2006/wordml" xmlns:wpg="http://schemas.microsoft.com/office/word/2010/wordprocessingGroup" xmlns:wpi="http://schemas.microsoft.com/office/word/2010/wordprocessingInk" xmlns:wps="http://schemas.microsoft.com/office/word/2010/wordprocessingShape" mc:Ignorable="w14 w15 wp14">
+  <w:p/>
+</w:hdr>
 </file>
 
-<file path=word/header1.xml><?xml version="1.0" encoding="utf-8"?>
-<w:hdr xmlns:wpc="http://schemas.microsoft.com/office/word/2010/wordprocessingCanvas" xmlns:mc="http://schemas.openxmlformats.org/markup-compatibility/2006" xmlns:o="urn:schemas-microsoft-com:office:office" xmlns:r="http://schemas.openxmlformats.org/officeDocument/2006/relationships" xmlns:m="http://schemas.openxmlformats.org/officeDocument/2006/math" xmlns:v="urn:schemas-microsoft-com:vml" xmlns:wp14="http://schemas.microsoft.com/office/word/2010/wordprocessingDrawing" xmlns:wp="http://schemas.openxmlformats.org/drawingml/2006/wordprocessingDrawing" xmlns:w10="urn:schemas-microsoft-com:office:word" xmlns:w="http://schemas.openxmlformats.org/wordprocessingml/2006/main" xmlns:w14="http://schemas.microsoft.com/office/word/2010/wordml" xmlns:w15="http://schemas.microsoft.com/office/word/2012/wordml" xmlns:wpg="http://schemas.microsoft.com/office/word/2010/wordprocessingGroup" xmlns:wpi="http://schemas.microsoft.com/office/word/2010/wordprocessingInk" xmlns:wne="http://schemas.microsoft.com/office/word/2006/wordml" xmlns:wps="http://schemas.microsoft.com/office/word/2010/wordprocessingShape" xmlns:wpsCustomData="http://www.wps.cn/officeDocument/2013/wpsCustomData" mc:Ignorable="w14 w15 wp14">
+<file path=word/header2.xml><?xml version="1.0" encoding="utf-8"?>
+<w:hdr xmlns:wpc="http://schemas.microsoft.com/office/word/2010/wordprocessingCanvas" xmlns:mc="http://schemas.openxmlformats.org/markup-compatibility/2006" xmlns:o="urn:schemas-microsoft-com:office:office" xmlns:r="http://schemas.openxmlformats.org/officeDocument/2006/relationships" xmlns:m="http://schemas.openxmlformats.org/officeDocument/2006/math" xmlns:v="urn:schemas-microsoft-com:vml" xmlns:wp14="http://schemas.microsoft.com/office/word/2010/wordprocessingDrawing" xmlns:wp="http://schemas.openxmlformats.org/drawingml/2006/wordprocessingDrawing" xmlns:w10="urn:schemas-microsoft-com:office:word" xmlns:w="http://schemas.openxmlformats.org/wordprocessingml/2006/main" xmlns:w14="http://schemas.microsoft.com/office/word/2010/wordml" xmlns:w15="http://schemas.microsoft.com/office/word/2012/wordml" xmlns:wne="http://schemas.microsoft.com/office/word/2006/wordml" xmlns:wpg="http://schemas.microsoft.com/office/word/2010/wordprocessingGroup" xmlns:wpi="http://schemas.microsoft.com/office/word/2010/wordprocessingInk" xmlns:wps="http://schemas.microsoft.com/office/word/2010/wordprocessingShape" mc:Ignorable="w14 w15 wp14">
   <w:p>
     <w:pPr>
-      <w:pStyle w:val="15"/>
+      <w:pStyle w:val="Header"/>
       <w:pBdr>
-        <w:bottom w:val="single" w:color="auto" w:sz="4" w:space="1"/>
+        <w:bottom w:val="single" w:sz="4" w:space="1" w:color="auto"/>
       </w:pBdr>
       <w:tabs>
         <w:tab w:val="left" w:pos="335"/>
@@ -5820,27 +5702,27 @@
       </w:tabs>
       <w:jc w:val="right"/>
       <w:rPr>
-        <w:rFonts w:hint="eastAsia" w:eastAsiaTheme="minorEastAsia"/>
+        <w:rFonts w:eastAsiaTheme="minorEastAsia" w:hint="eastAsia"/>
         <w:lang w:eastAsia="zh-CN"/>
       </w:rPr>
     </w:pPr>
     <w:r>
       <w:rPr>
-        <w:rFonts w:hint="eastAsia" w:eastAsiaTheme="minorEastAsia"/>
+        <w:rFonts w:eastAsiaTheme="minorEastAsia" w:hint="eastAsia"/>
         <w:lang w:val="en-US" w:eastAsia="zh-CN"/>
       </w:rPr>
       <w:tab/>
     </w:r>
     <w:r>
       <w:rPr>
-        <w:rFonts w:hint="eastAsia" w:eastAsiaTheme="minorEastAsia"/>
+        <w:rFonts w:eastAsiaTheme="minorEastAsia" w:hint="eastAsia"/>
         <w:lang w:val="en-US" w:eastAsia="zh-CN"/>
       </w:rPr>
       <w:tab/>
     </w:r>
     <w:r>
       <w:rPr>
-        <w:rFonts w:hint="eastAsia" w:eastAsiaTheme="minorEastAsia"/>
+        <w:rFonts w:eastAsiaTheme="minorEastAsia" w:hint="eastAsia"/>
         <w:lang w:val="en-US" w:eastAsia="zh-CN"/>
       </w:rPr>
       <w:t>重庆市鹧鸪哨信息技术有限责任公司</w:t>
@@ -5849,28 +5731,22 @@
 </w:hdr>
 </file>
 
-<file path=word/header2.xml><?xml version="1.0" encoding="utf-8"?>
-<w:hdr xmlns:wpc="http://schemas.microsoft.com/office/word/2010/wordprocessingCanvas" xmlns:mc="http://schemas.openxmlformats.org/markup-compatibility/2006" xmlns:o="urn:schemas-microsoft-com:office:office" xmlns:r="http://schemas.openxmlformats.org/officeDocument/2006/relationships" xmlns:m="http://schemas.openxmlformats.org/officeDocument/2006/math" xmlns:v="urn:schemas-microsoft-com:vml" xmlns:wp14="http://schemas.microsoft.com/office/word/2010/wordprocessingDrawing" xmlns:wp="http://schemas.openxmlformats.org/drawingml/2006/wordprocessingDrawing" xmlns:w10="urn:schemas-microsoft-com:office:word" xmlns:w="http://schemas.openxmlformats.org/wordprocessingml/2006/main" xmlns:w14="http://schemas.microsoft.com/office/word/2010/wordml" xmlns:w15="http://schemas.microsoft.com/office/word/2012/wordml" xmlns:wpg="http://schemas.microsoft.com/office/word/2010/wordprocessingGroup" xmlns:wpi="http://schemas.microsoft.com/office/word/2010/wordprocessingInk" xmlns:wne="http://schemas.microsoft.com/office/word/2006/wordml" xmlns:wps="http://schemas.microsoft.com/office/word/2010/wordprocessingShape" xmlns:wpsCustomData="http://www.wps.cn/officeDocument/2013/wpsCustomData" mc:Ignorable="w14 w15 wp14">
-  <w:p/>
-</w:hdr>
-</file>
-
 <file path=word/header3.xml><?xml version="1.0" encoding="utf-8"?>
-<w:hdr xmlns:wpc="http://schemas.microsoft.com/office/word/2010/wordprocessingCanvas" xmlns:mc="http://schemas.openxmlformats.org/markup-compatibility/2006" xmlns:o="urn:schemas-microsoft-com:office:office" xmlns:r="http://schemas.openxmlformats.org/officeDocument/2006/relationships" xmlns:m="http://schemas.openxmlformats.org/officeDocument/2006/math" xmlns:v="urn:schemas-microsoft-com:vml" xmlns:wp14="http://schemas.microsoft.com/office/word/2010/wordprocessingDrawing" xmlns:wp="http://schemas.openxmlformats.org/drawingml/2006/wordprocessingDrawing" xmlns:w10="urn:schemas-microsoft-com:office:word" xmlns:w="http://schemas.openxmlformats.org/wordprocessingml/2006/main" xmlns:w14="http://schemas.microsoft.com/office/word/2010/wordml" xmlns:w15="http://schemas.microsoft.com/office/word/2012/wordml" xmlns:wpg="http://schemas.microsoft.com/office/word/2010/wordprocessingGroup" xmlns:wpi="http://schemas.microsoft.com/office/word/2010/wordprocessingInk" xmlns:wne="http://schemas.microsoft.com/office/word/2006/wordml" xmlns:wps="http://schemas.microsoft.com/office/word/2010/wordprocessingShape" xmlns:wpsCustomData="http://www.wps.cn/officeDocument/2013/wpsCustomData" mc:Ignorable="w14 w15 wp14">
+<w:hdr xmlns:wpc="http://schemas.microsoft.com/office/word/2010/wordprocessingCanvas" xmlns:mc="http://schemas.openxmlformats.org/markup-compatibility/2006" xmlns:o="urn:schemas-microsoft-com:office:office" xmlns:r="http://schemas.openxmlformats.org/officeDocument/2006/relationships" xmlns:m="http://schemas.openxmlformats.org/officeDocument/2006/math" xmlns:v="urn:schemas-microsoft-com:vml" xmlns:wp14="http://schemas.microsoft.com/office/word/2010/wordprocessingDrawing" xmlns:wp="http://schemas.openxmlformats.org/drawingml/2006/wordprocessingDrawing" xmlns:w10="urn:schemas-microsoft-com:office:word" xmlns:w="http://schemas.openxmlformats.org/wordprocessingml/2006/main" xmlns:w14="http://schemas.microsoft.com/office/word/2010/wordml" xmlns:w15="http://schemas.microsoft.com/office/word/2012/wordml" xmlns:wne="http://schemas.microsoft.com/office/word/2006/wordml" xmlns:wpg="http://schemas.microsoft.com/office/word/2010/wordprocessingGroup" xmlns:wpi="http://schemas.microsoft.com/office/word/2010/wordprocessingInk" xmlns:wps="http://schemas.microsoft.com/office/word/2010/wordprocessingShape" mc:Ignorable="w14 w15 wp14">
   <w:p/>
 </w:hdr>
 </file>
 
 <file path=word/numbering.xml><?xml version="1.0" encoding="utf-8"?>
-<w:numbering xmlns:wpc="http://schemas.microsoft.com/office/word/2010/wordprocessingCanvas" xmlns:mc="http://schemas.openxmlformats.org/markup-compatibility/2006" xmlns:o="urn:schemas-microsoft-com:office:office" xmlns:r="http://schemas.openxmlformats.org/officeDocument/2006/relationships" xmlns:m="http://schemas.openxmlformats.org/officeDocument/2006/math" xmlns:v="urn:schemas-microsoft-com:vml" xmlns:wp14="http://schemas.microsoft.com/office/word/2010/wordprocessingDrawing" xmlns:wp="http://schemas.openxmlformats.org/drawingml/2006/wordprocessingDrawing" xmlns:w10="urn:schemas-microsoft-com:office:word" xmlns:w="http://schemas.openxmlformats.org/wordprocessingml/2006/main" xmlns:w14="http://schemas.microsoft.com/office/word/2010/wordml" xmlns:wpg="http://schemas.microsoft.com/office/word/2010/wordprocessingGroup" xmlns:wpi="http://schemas.microsoft.com/office/word/2010/wordprocessingInk" xmlns:wne="http://schemas.microsoft.com/office/word/2006/wordml" xmlns:wps="http://schemas.microsoft.com/office/word/2010/wordprocessingShape" xmlns:wpsCustomData="http://www.wps.cn/officeDocument/2013/wpsCustomData" mc:Ignorable="w14 wp14">
+<w:numbering xmlns:wpc="http://schemas.microsoft.com/office/word/2010/wordprocessingCanvas" xmlns:mc="http://schemas.openxmlformats.org/markup-compatibility/2006" xmlns:o="urn:schemas-microsoft-com:office:office" xmlns:r="http://schemas.openxmlformats.org/officeDocument/2006/relationships" xmlns:m="http://schemas.openxmlformats.org/officeDocument/2006/math" xmlns:v="urn:schemas-microsoft-com:vml" xmlns:wp14="http://schemas.microsoft.com/office/word/2010/wordprocessingDrawing" xmlns:wp="http://schemas.openxmlformats.org/drawingml/2006/wordprocessingDrawing" xmlns:w10="urn:schemas-microsoft-com:office:word" xmlns:w="http://schemas.openxmlformats.org/wordprocessingml/2006/main" xmlns:w14="http://schemas.microsoft.com/office/word/2010/wordml" xmlns:w15="http://schemas.microsoft.com/office/word/2012/wordml" xmlns:wne="http://schemas.microsoft.com/office/word/2006/wordml" xmlns:wpg="http://schemas.microsoft.com/office/word/2010/wordprocessingGroup" xmlns:wpi="http://schemas.microsoft.com/office/word/2010/wordprocessingInk" xmlns:wps="http://schemas.microsoft.com/office/word/2010/wordprocessingShape" mc:Ignorable="w14 w15 wp14">
   <w:abstractNum w:abstractNumId="0">
     <w:nsid w:val="8E964DCE"/>
     <w:multiLevelType w:val="multilevel"/>
     <w:tmpl w:val="8E964DCE"/>
-    <w:lvl w:ilvl="0" w:tentative="0">
+    <w:lvl w:ilvl="0">
       <w:start w:val="1"/>
       <w:numFmt w:val="decimal"/>
-      <w:pStyle w:val="2"/>
+      <w:pStyle w:val="Heading1"/>
       <w:lvlText w:val="%1."/>
       <w:lvlJc w:val="left"/>
       <w:pPr>
@@ -5880,10 +5756,10 @@
         <w:rFonts w:hint="default"/>
       </w:rPr>
     </w:lvl>
-    <w:lvl w:ilvl="1" w:tentative="0">
+    <w:lvl w:ilvl="1">
       <w:start w:val="1"/>
       <w:numFmt w:val="decimal"/>
-      <w:pStyle w:val="3"/>
+      <w:pStyle w:val="Heading2"/>
       <w:lvlText w:val="%1.%2."/>
       <w:lvlJc w:val="left"/>
       <w:pPr>
@@ -5893,10 +5769,10 @@
         <w:rFonts w:hint="default"/>
       </w:rPr>
     </w:lvl>
-    <w:lvl w:ilvl="2" w:tentative="0">
+    <w:lvl w:ilvl="2">
       <w:start w:val="1"/>
       <w:numFmt w:val="decimal"/>
-      <w:pStyle w:val="4"/>
+      <w:pStyle w:val="Heading3"/>
       <w:lvlText w:val="%1.%2.%3."/>
       <w:lvlJc w:val="left"/>
       <w:pPr>
@@ -5906,10 +5782,10 @@
         <w:rFonts w:hint="default"/>
       </w:rPr>
     </w:lvl>
-    <w:lvl w:ilvl="3" w:tentative="0">
+    <w:lvl w:ilvl="3">
       <w:start w:val="1"/>
       <w:numFmt w:val="decimal"/>
-      <w:pStyle w:val="5"/>
+      <w:pStyle w:val="Heading4"/>
       <w:lvlText w:val="%1.%2.%3.%4."/>
       <w:lvlJc w:val="left"/>
       <w:pPr>
@@ -5919,10 +5795,10 @@
         <w:rFonts w:hint="default"/>
       </w:rPr>
     </w:lvl>
-    <w:lvl w:ilvl="4" w:tentative="0">
+    <w:lvl w:ilvl="4">
       <w:start w:val="1"/>
       <w:numFmt w:val="decimal"/>
-      <w:pStyle w:val="6"/>
+      <w:pStyle w:val="Heading5"/>
       <w:lvlText w:val="%1.%2.%3.%4.%5."/>
       <w:lvlJc w:val="left"/>
       <w:pPr>
@@ -5932,10 +5808,10 @@
         <w:rFonts w:hint="default"/>
       </w:rPr>
     </w:lvl>
-    <w:lvl w:ilvl="5" w:tentative="0">
+    <w:lvl w:ilvl="5">
       <w:start w:val="1"/>
       <w:numFmt w:val="decimal"/>
-      <w:pStyle w:val="7"/>
+      <w:pStyle w:val="Heading6"/>
       <w:lvlText w:val="%1.%2.%3.%4.%5.%6."/>
       <w:lvlJc w:val="left"/>
       <w:pPr>
@@ -5945,10 +5821,10 @@
         <w:rFonts w:hint="default"/>
       </w:rPr>
     </w:lvl>
-    <w:lvl w:ilvl="6" w:tentative="0">
+    <w:lvl w:ilvl="6">
       <w:start w:val="1"/>
       <w:numFmt w:val="decimal"/>
-      <w:pStyle w:val="8"/>
+      <w:pStyle w:val="Heading7"/>
       <w:lvlText w:val="%1.%2.%3.%4.%5.%6.%7."/>
       <w:lvlJc w:val="left"/>
       <w:pPr>
@@ -5958,10 +5834,10 @@
         <w:rFonts w:hint="default"/>
       </w:rPr>
     </w:lvl>
-    <w:lvl w:ilvl="7" w:tentative="0">
+    <w:lvl w:ilvl="7">
       <w:start w:val="1"/>
       <w:numFmt w:val="decimal"/>
-      <w:pStyle w:val="9"/>
+      <w:pStyle w:val="Heading8"/>
       <w:lvlText w:val="%1.%2.%3.%4.%5.%6.%7.%8."/>
       <w:lvlJc w:val="left"/>
       <w:pPr>
@@ -5971,10 +5847,10 @@
         <w:rFonts w:hint="default"/>
       </w:rPr>
     </w:lvl>
-    <w:lvl w:ilvl="8" w:tentative="0">
+    <w:lvl w:ilvl="8">
       <w:start w:val="1"/>
       <w:numFmt w:val="decimal"/>
-      <w:pStyle w:val="10"/>
+      <w:pStyle w:val="Heading9"/>
       <w:lvlText w:val="%1.%2.%3.%4.%5.%6.%7.%8.%9."/>
       <w:lvlJc w:val="left"/>
       <w:pPr>
@@ -5989,7 +5865,7 @@
     <w:nsid w:val="B999CE0E"/>
     <w:multiLevelType w:val="singleLevel"/>
     <w:tmpl w:val="B999CE0E"/>
-    <w:lvl w:ilvl="0" w:tentative="0">
+    <w:lvl w:ilvl="0">
       <w:start w:val="1"/>
       <w:numFmt w:val="decimal"/>
       <w:lvlText w:val="%1."/>
@@ -6006,7 +5882,7 @@
     <w:nsid w:val="5831C41F"/>
     <w:multiLevelType w:val="singleLevel"/>
     <w:tmpl w:val="5831C41F"/>
-    <w:lvl w:ilvl="0" w:tentative="0">
+    <w:lvl w:ilvl="0">
       <w:start w:val="1"/>
       <w:numFmt w:val="decimal"/>
       <w:lvlText w:val="%1."/>
@@ -6032,269 +5908,267 @@
 </file>
 
 <file path=word/styles.xml><?xml version="1.0" encoding="utf-8"?>
-<w:styles xmlns:mc="http://schemas.openxmlformats.org/markup-compatibility/2006" xmlns:o="urn:schemas-microsoft-com:office:office" xmlns:r="http://schemas.openxmlformats.org/officeDocument/2006/relationships" xmlns:m="http://schemas.openxmlformats.org/officeDocument/2006/math" xmlns:v="urn:schemas-microsoft-com:vml" xmlns:w="http://schemas.openxmlformats.org/wordprocessingml/2006/main" xmlns:w14="http://schemas.microsoft.com/office/word/2010/wordml" xmlns:w10="urn:schemas-microsoft-com:office:word" xmlns:sl="http://schemas.openxmlformats.org/schemaLibrary/2006/main" xmlns:wpsCustomData="http://www.wps.cn/officeDocument/2013/wpsCustomData" mc:Ignorable="w14">
+<w:styles xmlns:mc="http://schemas.openxmlformats.org/markup-compatibility/2006" xmlns:r="http://schemas.openxmlformats.org/officeDocument/2006/relationships" xmlns:w="http://schemas.openxmlformats.org/wordprocessingml/2006/main" xmlns:w14="http://schemas.microsoft.com/office/word/2010/wordml" xmlns:w15="http://schemas.microsoft.com/office/word/2012/wordml" mc:Ignorable="w14 w15">
   <w:docDefaults>
     <w:rPrDefault>
       <w:rPr>
-        <w:rFonts w:ascii="Times New Roman" w:hAnsi="Times New Roman" w:eastAsia="宋体" w:cs="Times New Roman"/>
+        <w:rFonts w:ascii="Times New Roman" w:eastAsia="宋体" w:hAnsi="Times New Roman" w:cs="Times New Roman"/>
       </w:rPr>
     </w:rPrDefault>
     <w:pPrDefault/>
   </w:docDefaults>
-  <w:latentStyles w:count="260" w:defQFormat="0" w:defUnhideWhenUsed="1" w:defSemiHidden="1" w:defUIPriority="99" w:defLockedState="0">
-    <w:lsdException w:qFormat="1" w:unhideWhenUsed="0" w:uiPriority="0" w:semiHidden="0" w:name="Normal"/>
-    <w:lsdException w:qFormat="1" w:unhideWhenUsed="0" w:uiPriority="0" w:semiHidden="0" w:name="heading 1"/>
-    <w:lsdException w:qFormat="1" w:uiPriority="0" w:semiHidden="0" w:name="heading 2"/>
-    <w:lsdException w:qFormat="1" w:uiPriority="0" w:name="heading 3"/>
-    <w:lsdException w:qFormat="1" w:uiPriority="0" w:semiHidden="0" w:name="heading 4"/>
-    <w:lsdException w:qFormat="1" w:uiPriority="0" w:name="heading 5"/>
-    <w:lsdException w:qFormat="1" w:uiPriority="0" w:name="heading 6"/>
-    <w:lsdException w:qFormat="1" w:uiPriority="0" w:name="heading 7"/>
-    <w:lsdException w:qFormat="1" w:uiPriority="0" w:name="heading 8"/>
-    <w:lsdException w:qFormat="1" w:uiPriority="0" w:name="heading 9"/>
-    <w:lsdException w:unhideWhenUsed="0" w:uiPriority="0" w:semiHidden="0" w:name="index 1"/>
-    <w:lsdException w:unhideWhenUsed="0" w:uiPriority="0" w:semiHidden="0" w:name="index 2"/>
-    <w:lsdException w:unhideWhenUsed="0" w:uiPriority="0" w:semiHidden="0" w:name="index 3"/>
-    <w:lsdException w:unhideWhenUsed="0" w:uiPriority="0" w:semiHidden="0" w:name="index 4"/>
-    <w:lsdException w:unhideWhenUsed="0" w:uiPriority="0" w:semiHidden="0" w:name="index 5"/>
-    <w:lsdException w:unhideWhenUsed="0" w:uiPriority="0" w:semiHidden="0" w:name="index 6"/>
-    <w:lsdException w:unhideWhenUsed="0" w:uiPriority="0" w:semiHidden="0" w:name="index 7"/>
-    <w:lsdException w:unhideWhenUsed="0" w:uiPriority="0" w:semiHidden="0" w:name="index 8"/>
-    <w:lsdException w:unhideWhenUsed="0" w:uiPriority="0" w:semiHidden="0" w:name="index 9"/>
-    <w:lsdException w:qFormat="1" w:unhideWhenUsed="0" w:uiPriority="0" w:semiHidden="0" w:name="toc 1"/>
-    <w:lsdException w:qFormat="1" w:unhideWhenUsed="0" w:uiPriority="0" w:semiHidden="0" w:name="toc 2"/>
-    <w:lsdException w:qFormat="1" w:unhideWhenUsed="0" w:uiPriority="0" w:semiHidden="0" w:name="toc 3"/>
-    <w:lsdException w:unhideWhenUsed="0" w:uiPriority="0" w:semiHidden="0" w:name="toc 4"/>
-    <w:lsdException w:unhideWhenUsed="0" w:uiPriority="0" w:semiHidden="0" w:name="toc 5"/>
-    <w:lsdException w:unhideWhenUsed="0" w:uiPriority="0" w:semiHidden="0" w:name="toc 6"/>
-    <w:lsdException w:unhideWhenUsed="0" w:uiPriority="0" w:semiHidden="0" w:name="toc 7"/>
-    <w:lsdException w:unhideWhenUsed="0" w:uiPriority="0" w:semiHidden="0" w:name="toc 8"/>
-    <w:lsdException w:unhideWhenUsed="0" w:uiPriority="0" w:semiHidden="0" w:name="toc 9"/>
-    <w:lsdException w:unhideWhenUsed="0" w:uiPriority="0" w:semiHidden="0" w:name="Normal Indent"/>
-    <w:lsdException w:unhideWhenUsed="0" w:uiPriority="0" w:semiHidden="0" w:name="footnote text"/>
-    <w:lsdException w:qFormat="1" w:unhideWhenUsed="0" w:uiPriority="0" w:semiHidden="0" w:name="annotation text"/>
-    <w:lsdException w:qFormat="1" w:unhideWhenUsed="0" w:uiPriority="0" w:semiHidden="0" w:name="header"/>
-    <w:lsdException w:qFormat="1" w:unhideWhenUsed="0" w:uiPriority="0" w:semiHidden="0" w:name="footer"/>
-    <w:lsdException w:unhideWhenUsed="0" w:uiPriority="0" w:semiHidden="0" w:name="index heading"/>
-    <w:lsdException w:qFormat="1" w:uiPriority="0" w:name="caption"/>
-    <w:lsdException w:unhideWhenUsed="0" w:uiPriority="0" w:semiHidden="0" w:name="table of figures"/>
-    <w:lsdException w:unhideWhenUsed="0" w:uiPriority="0" w:semiHidden="0" w:name="envelope address"/>
-    <w:lsdException w:unhideWhenUsed="0" w:uiPriority="0" w:semiHidden="0" w:name="envelope return"/>
-    <w:lsdException w:unhideWhenUsed="0" w:uiPriority="0" w:semiHidden="0" w:name="footnote reference"/>
-    <w:lsdException w:unhideWhenUsed="0" w:uiPriority="0" w:semiHidden="0" w:name="annotation reference"/>
-    <w:lsdException w:unhideWhenUsed="0" w:uiPriority="0" w:semiHidden="0" w:name="line number"/>
-    <w:lsdException w:unhideWhenUsed="0" w:uiPriority="0" w:semiHidden="0" w:name="page number"/>
-    <w:lsdException w:unhideWhenUsed="0" w:uiPriority="0" w:semiHidden="0" w:name="endnote reference"/>
-    <w:lsdException w:unhideWhenUsed="0" w:uiPriority="0" w:semiHidden="0" w:name="endnote text"/>
-    <w:lsdException w:unhideWhenUsed="0" w:uiPriority="0" w:semiHidden="0" w:name="table of authorities"/>
-    <w:lsdException w:unhideWhenUsed="0" w:uiPriority="0" w:semiHidden="0" w:name="macro"/>
-    <w:lsdException w:unhideWhenUsed="0" w:uiPriority="0" w:semiHidden="0" w:name="toa heading"/>
-    <w:lsdException w:unhideWhenUsed="0" w:uiPriority="0" w:semiHidden="0" w:name="List"/>
-    <w:lsdException w:unhideWhenUsed="0" w:uiPriority="0" w:semiHidden="0" w:name="List Bullet"/>
-    <w:lsdException w:unhideWhenUsed="0" w:uiPriority="0" w:semiHidden="0" w:name="List Number"/>
-    <w:lsdException w:unhideWhenUsed="0" w:uiPriority="0" w:semiHidden="0" w:name="List 2"/>
-    <w:lsdException w:unhideWhenUsed="0" w:uiPriority="0" w:semiHidden="0" w:name="List 3"/>
-    <w:lsdException w:unhideWhenUsed="0" w:uiPriority="0" w:semiHidden="0" w:name="List 4"/>
-    <w:lsdException w:unhideWhenUsed="0" w:uiPriority="0" w:semiHidden="0" w:name="List 5"/>
-    <w:lsdException w:unhideWhenUsed="0" w:uiPriority="0" w:semiHidden="0" w:name="List Bullet 2"/>
-    <w:lsdException w:unhideWhenUsed="0" w:uiPriority="0" w:semiHidden="0" w:name="List Bullet 3"/>
-    <w:lsdException w:unhideWhenUsed="0" w:uiPriority="0" w:semiHidden="0" w:name="List Bullet 4"/>
-    <w:lsdException w:unhideWhenUsed="0" w:uiPriority="0" w:semiHidden="0" w:name="List Bullet 5"/>
-    <w:lsdException w:unhideWhenUsed="0" w:uiPriority="0" w:semiHidden="0" w:name="List Number 2"/>
-    <w:lsdException w:unhideWhenUsed="0" w:uiPriority="0" w:semiHidden="0" w:name="List Number 3"/>
-    <w:lsdException w:unhideWhenUsed="0" w:uiPriority="0" w:semiHidden="0" w:name="List Number 4"/>
-    <w:lsdException w:unhideWhenUsed="0" w:uiPriority="0" w:semiHidden="0" w:name="List Number 5"/>
-    <w:lsdException w:qFormat="1" w:unhideWhenUsed="0" w:uiPriority="0" w:semiHidden="0" w:name="Title"/>
-    <w:lsdException w:unhideWhenUsed="0" w:uiPriority="0" w:semiHidden="0" w:name="Closing"/>
-    <w:lsdException w:unhideWhenUsed="0" w:uiPriority="0" w:semiHidden="0" w:name="Signature"/>
-    <w:lsdException w:qFormat="1" w:unhideWhenUsed="0" w:uiPriority="0" w:name="Default Paragraph Font"/>
-    <w:lsdException w:qFormat="1" w:unhideWhenUsed="0" w:uiPriority="0" w:name="Body Text"/>
-    <w:lsdException w:unhideWhenUsed="0" w:uiPriority="0" w:semiHidden="0" w:name="Body Text Indent"/>
-    <w:lsdException w:unhideWhenUsed="0" w:uiPriority="0" w:semiHidden="0" w:name="List Continue"/>
-    <w:lsdException w:unhideWhenUsed="0" w:uiPriority="0" w:semiHidden="0" w:name="List Continue 2"/>
-    <w:lsdException w:unhideWhenUsed="0" w:uiPriority="0" w:semiHidden="0" w:name="List Continue 3"/>
-    <w:lsdException w:unhideWhenUsed="0" w:uiPriority="0" w:semiHidden="0" w:name="List Continue 4"/>
-    <w:lsdException w:unhideWhenUsed="0" w:uiPriority="0" w:semiHidden="0" w:name="List Continue 5"/>
-    <w:lsdException w:unhideWhenUsed="0" w:uiPriority="0" w:semiHidden="0" w:name="Message Header"/>
-    <w:lsdException w:qFormat="1" w:unhideWhenUsed="0" w:uiPriority="0" w:semiHidden="0" w:name="Subtitle"/>
-    <w:lsdException w:unhideWhenUsed="0" w:uiPriority="0" w:semiHidden="0" w:name="Salutation"/>
-    <w:lsdException w:unhideWhenUsed="0" w:uiPriority="0" w:semiHidden="0" w:name="Date"/>
-    <w:lsdException w:unhideWhenUsed="0" w:uiPriority="0" w:semiHidden="0" w:name="Body Text First Indent"/>
-    <w:lsdException w:unhideWhenUsed="0" w:uiPriority="0" w:semiHidden="0" w:name="Body Text First Indent 2"/>
-    <w:lsdException w:uiPriority="99" w:name="Note Heading"/>
-    <w:lsdException w:unhideWhenUsed="0" w:uiPriority="0" w:semiHidden="0" w:name="Body Text 2"/>
-    <w:lsdException w:unhideWhenUsed="0" w:uiPriority="0" w:semiHidden="0" w:name="Body Text 3"/>
-    <w:lsdException w:unhideWhenUsed="0" w:uiPriority="0" w:semiHidden="0" w:name="Body Text Indent 2"/>
-    <w:lsdException w:unhideWhenUsed="0" w:uiPriority="0" w:semiHidden="0" w:name="Body Text Indent 3"/>
-    <w:lsdException w:unhideWhenUsed="0" w:uiPriority="0" w:semiHidden="0" w:name="Block Text"/>
-    <w:lsdException w:unhideWhenUsed="0" w:uiPriority="0" w:semiHidden="0" w:name="Hyperlink"/>
-    <w:lsdException w:unhideWhenUsed="0" w:uiPriority="0" w:semiHidden="0" w:name="FollowedHyperlink"/>
-    <w:lsdException w:qFormat="1" w:unhideWhenUsed="0" w:uiPriority="0" w:semiHidden="0" w:name="Strong"/>
-    <w:lsdException w:qFormat="1" w:unhideWhenUsed="0" w:uiPriority="0" w:semiHidden="0" w:name="Emphasis"/>
-    <w:lsdException w:unhideWhenUsed="0" w:uiPriority="0" w:semiHidden="0" w:name="Document Map"/>
-    <w:lsdException w:unhideWhenUsed="0" w:uiPriority="0" w:semiHidden="0" w:name="Plain Text"/>
-    <w:lsdException w:unhideWhenUsed="0" w:uiPriority="0" w:semiHidden="0" w:name="E-mail Signature"/>
-    <w:lsdException w:qFormat="1" w:unhideWhenUsed="0" w:uiPriority="0" w:semiHidden="0" w:name="Normal (Web)"/>
-    <w:lsdException w:unhideWhenUsed="0" w:uiPriority="0" w:semiHidden="0" w:name="HTML Acronym"/>
-    <w:lsdException w:unhideWhenUsed="0" w:uiPriority="0" w:semiHidden="0" w:name="HTML Address"/>
-    <w:lsdException w:unhideWhenUsed="0" w:uiPriority="0" w:semiHidden="0" w:name="HTML Cite"/>
-    <w:lsdException w:unhideWhenUsed="0" w:uiPriority="0" w:semiHidden="0" w:name="HTML Code"/>
-    <w:lsdException w:unhideWhenUsed="0" w:uiPriority="0" w:semiHidden="0" w:name="HTML Definition"/>
-    <w:lsdException w:unhideWhenUsed="0" w:uiPriority="0" w:semiHidden="0" w:name="HTML Keyboard"/>
-    <w:lsdException w:unhideWhenUsed="0" w:uiPriority="0" w:semiHidden="0" w:name="HTML Preformatted"/>
-    <w:lsdException w:unhideWhenUsed="0" w:uiPriority="0" w:semiHidden="0" w:name="HTML Sample"/>
-    <w:lsdException w:unhideWhenUsed="0" w:uiPriority="0" w:semiHidden="0" w:name="HTML Typewriter"/>
-    <w:lsdException w:unhideWhenUsed="0" w:uiPriority="0" w:semiHidden="0" w:name="HTML Variable"/>
-    <w:lsdException w:qFormat="1" w:unhideWhenUsed="0" w:uiPriority="0" w:name="Normal Table"/>
-    <w:lsdException w:unhideWhenUsed="0" w:uiPriority="0" w:semiHidden="0" w:name="annotation subject"/>
-    <w:lsdException w:unhideWhenUsed="0" w:uiPriority="0" w:semiHidden="0" w:name="Table Simple 1"/>
-    <w:lsdException w:unhideWhenUsed="0" w:uiPriority="0" w:semiHidden="0" w:name="Table Simple 2"/>
-    <w:lsdException w:unhideWhenUsed="0" w:uiPriority="0" w:semiHidden="0" w:name="Table Simple 3"/>
-    <w:lsdException w:unhideWhenUsed="0" w:uiPriority="0" w:semiHidden="0" w:name="Table Classic 1"/>
-    <w:lsdException w:unhideWhenUsed="0" w:uiPriority="0" w:semiHidden="0" w:name="Table Classic 2"/>
-    <w:lsdException w:unhideWhenUsed="0" w:uiPriority="0" w:semiHidden="0" w:name="Table Classic 3"/>
-    <w:lsdException w:unhideWhenUsed="0" w:uiPriority="0" w:semiHidden="0" w:name="Table Classic 4"/>
-    <w:lsdException w:unhideWhenUsed="0" w:uiPriority="0" w:semiHidden="0" w:name="Table Colorful 1"/>
-    <w:lsdException w:unhideWhenUsed="0" w:uiPriority="0" w:semiHidden="0" w:name="Table Colorful 2"/>
-    <w:lsdException w:unhideWhenUsed="0" w:uiPriority="0" w:semiHidden="0" w:name="Table Colorful 3"/>
-    <w:lsdException w:unhideWhenUsed="0" w:uiPriority="0" w:semiHidden="0" w:name="Table Columns 1"/>
-    <w:lsdException w:unhideWhenUsed="0" w:uiPriority="0" w:semiHidden="0" w:name="Table Columns 2"/>
-    <w:lsdException w:unhideWhenUsed="0" w:uiPriority="0" w:semiHidden="0" w:name="Table Columns 3"/>
-    <w:lsdException w:unhideWhenUsed="0" w:uiPriority="0" w:semiHidden="0" w:name="Table Columns 4"/>
-    <w:lsdException w:unhideWhenUsed="0" w:uiPriority="0" w:semiHidden="0" w:name="Table Columns 5"/>
-    <w:lsdException w:unhideWhenUsed="0" w:uiPriority="0" w:semiHidden="0" w:name="Table Grid 1"/>
-    <w:lsdException w:unhideWhenUsed="0" w:uiPriority="0" w:semiHidden="0" w:name="Table Grid 2"/>
-    <w:lsdException w:unhideWhenUsed="0" w:uiPriority="0" w:semiHidden="0" w:name="Table Grid 3"/>
-    <w:lsdException w:unhideWhenUsed="0" w:uiPriority="0" w:semiHidden="0" w:name="Table Grid 4"/>
-    <w:lsdException w:unhideWhenUsed="0" w:uiPriority="0" w:semiHidden="0" w:name="Table Grid 5"/>
-    <w:lsdException w:unhideWhenUsed="0" w:uiPriority="0" w:semiHidden="0" w:name="Table Grid 6"/>
-    <w:lsdException w:unhideWhenUsed="0" w:uiPriority="0" w:semiHidden="0" w:name="Table Grid 7"/>
-    <w:lsdException w:unhideWhenUsed="0" w:uiPriority="0" w:semiHidden="0" w:name="Table Grid 8"/>
-    <w:lsdException w:unhideWhenUsed="0" w:uiPriority="0" w:semiHidden="0" w:name="Table List 1"/>
-    <w:lsdException w:unhideWhenUsed="0" w:uiPriority="0" w:semiHidden="0" w:name="Table List 2"/>
-    <w:lsdException w:unhideWhenUsed="0" w:uiPriority="0" w:semiHidden="0" w:name="Table List 3"/>
-    <w:lsdException w:unhideWhenUsed="0" w:uiPriority="0" w:semiHidden="0" w:name="Table List 4"/>
-    <w:lsdException w:unhideWhenUsed="0" w:uiPriority="0" w:semiHidden="0" w:name="Table List 5"/>
-    <w:lsdException w:unhideWhenUsed="0" w:uiPriority="0" w:semiHidden="0" w:name="Table List 6"/>
-    <w:lsdException w:unhideWhenUsed="0" w:uiPriority="0" w:semiHidden="0" w:name="Table List 7"/>
-    <w:lsdException w:unhideWhenUsed="0" w:uiPriority="0" w:semiHidden="0" w:name="Table List 8"/>
-    <w:lsdException w:unhideWhenUsed="0" w:uiPriority="0" w:semiHidden="0" w:name="Table 3D effects 1"/>
-    <w:lsdException w:unhideWhenUsed="0" w:uiPriority="0" w:semiHidden="0" w:name="Table 3D effects 2"/>
-    <w:lsdException w:unhideWhenUsed="0" w:uiPriority="0" w:semiHidden="0" w:name="Table 3D effects 3"/>
-    <w:lsdException w:unhideWhenUsed="0" w:uiPriority="0" w:semiHidden="0" w:name="Table Contemporary"/>
-    <w:lsdException w:unhideWhenUsed="0" w:uiPriority="0" w:semiHidden="0" w:name="Table Elegant"/>
-    <w:lsdException w:unhideWhenUsed="0" w:uiPriority="0" w:semiHidden="0" w:name="Table Professional"/>
-    <w:lsdException w:unhideWhenUsed="0" w:uiPriority="0" w:semiHidden="0" w:name="Table Subtle 1"/>
-    <w:lsdException w:unhideWhenUsed="0" w:uiPriority="0" w:semiHidden="0" w:name="Table Subtle 2"/>
-    <w:lsdException w:unhideWhenUsed="0" w:uiPriority="0" w:semiHidden="0" w:name="Table Web 1"/>
-    <w:lsdException w:unhideWhenUsed="0" w:uiPriority="0" w:semiHidden="0" w:name="Table Web 2"/>
-    <w:lsdException w:unhideWhenUsed="0" w:uiPriority="0" w:semiHidden="0" w:name="Table Web 3"/>
-    <w:lsdException w:unhideWhenUsed="0" w:uiPriority="0" w:semiHidden="0" w:name="Balloon Text"/>
-    <w:lsdException w:qFormat="1" w:unhideWhenUsed="0" w:uiPriority="0" w:semiHidden="0" w:name="Table Grid"/>
-    <w:lsdException w:unhideWhenUsed="0" w:uiPriority="0" w:semiHidden="0" w:name="Table Theme"/>
-    <w:lsdException w:unhideWhenUsed="0" w:uiPriority="60" w:semiHidden="0" w:name="Light Shading"/>
-    <w:lsdException w:unhideWhenUsed="0" w:uiPriority="61" w:semiHidden="0" w:name="Light List"/>
-    <w:lsdException w:unhideWhenUsed="0" w:uiPriority="62" w:semiHidden="0" w:name="Light Grid"/>
-    <w:lsdException w:unhideWhenUsed="0" w:uiPriority="63" w:semiHidden="0" w:name="Medium Shading 1"/>
-    <w:lsdException w:unhideWhenUsed="0" w:uiPriority="64" w:semiHidden="0" w:name="Medium Shading 2"/>
-    <w:lsdException w:unhideWhenUsed="0" w:uiPriority="65" w:semiHidden="0" w:name="Medium List 1"/>
-    <w:lsdException w:unhideWhenUsed="0" w:uiPriority="66" w:semiHidden="0" w:name="Medium List 2"/>
-    <w:lsdException w:unhideWhenUsed="0" w:uiPriority="67" w:semiHidden="0" w:name="Medium Grid 1"/>
-    <w:lsdException w:unhideWhenUsed="0" w:uiPriority="68" w:semiHidden="0" w:name="Medium Grid 2"/>
-    <w:lsdException w:unhideWhenUsed="0" w:uiPriority="69" w:semiHidden="0" w:name="Medium Grid 3"/>
-    <w:lsdException w:unhideWhenUsed="0" w:uiPriority="70" w:semiHidden="0" w:name="Dark List"/>
-    <w:lsdException w:unhideWhenUsed="0" w:uiPriority="71" w:semiHidden="0" w:name="Colorful Shading"/>
-    <w:lsdException w:unhideWhenUsed="0" w:uiPriority="72" w:semiHidden="0" w:name="Colorful List"/>
-    <w:lsdException w:unhideWhenUsed="0" w:uiPriority="73" w:semiHidden="0" w:name="Colorful Grid"/>
-    <w:lsdException w:unhideWhenUsed="0" w:uiPriority="60" w:semiHidden="0" w:name="Light Shading Accent 1"/>
-    <w:lsdException w:unhideWhenUsed="0" w:uiPriority="61" w:semiHidden="0" w:name="Light List Accent 1"/>
-    <w:lsdException w:unhideWhenUsed="0" w:uiPriority="62" w:semiHidden="0" w:name="Light Grid Accent 1"/>
-    <w:lsdException w:unhideWhenUsed="0" w:uiPriority="63" w:semiHidden="0" w:name="Medium Shading 1 Accent 1"/>
-    <w:lsdException w:unhideWhenUsed="0" w:uiPriority="64" w:semiHidden="0" w:name="Medium Shading 2 Accent 1"/>
-    <w:lsdException w:unhideWhenUsed="0" w:uiPriority="65" w:semiHidden="0" w:name="Medium List 1 Accent 1"/>
-    <w:lsdException w:unhideWhenUsed="0" w:uiPriority="66" w:semiHidden="0" w:name="Medium List 2 Accent 1"/>
-    <w:lsdException w:unhideWhenUsed="0" w:uiPriority="67" w:semiHidden="0" w:name="Medium Grid 1 Accent 1"/>
-    <w:lsdException w:unhideWhenUsed="0" w:uiPriority="68" w:semiHidden="0" w:name="Medium Grid 2 Accent 1"/>
-    <w:lsdException w:unhideWhenUsed="0" w:uiPriority="69" w:semiHidden="0" w:name="Medium Grid 3 Accent 1"/>
-    <w:lsdException w:unhideWhenUsed="0" w:uiPriority="70" w:semiHidden="0" w:name="Dark List Accent 1"/>
-    <w:lsdException w:unhideWhenUsed="0" w:uiPriority="71" w:semiHidden="0" w:name="Colorful Shading Accent 1"/>
-    <w:lsdException w:unhideWhenUsed="0" w:uiPriority="72" w:semiHidden="0" w:name="Colorful List Accent 1"/>
-    <w:lsdException w:unhideWhenUsed="0" w:uiPriority="73" w:semiHidden="0" w:name="Colorful Grid Accent 1"/>
-    <w:lsdException w:unhideWhenUsed="0" w:uiPriority="60" w:semiHidden="0" w:name="Light Shading Accent 2"/>
-    <w:lsdException w:unhideWhenUsed="0" w:uiPriority="61" w:semiHidden="0" w:name="Light List Accent 2"/>
-    <w:lsdException w:unhideWhenUsed="0" w:uiPriority="62" w:semiHidden="0" w:name="Light Grid Accent 2"/>
-    <w:lsdException w:unhideWhenUsed="0" w:uiPriority="63" w:semiHidden="0" w:name="Medium Shading 1 Accent 2"/>
-    <w:lsdException w:unhideWhenUsed="0" w:uiPriority="64" w:semiHidden="0" w:name="Medium Shading 2 Accent 2"/>
-    <w:lsdException w:unhideWhenUsed="0" w:uiPriority="65" w:semiHidden="0" w:name="Medium List 1 Accent 2"/>
-    <w:lsdException w:unhideWhenUsed="0" w:uiPriority="66" w:semiHidden="0" w:name="Medium List 2 Accent 2"/>
-    <w:lsdException w:unhideWhenUsed="0" w:uiPriority="67" w:semiHidden="0" w:name="Medium Grid 1 Accent 2"/>
-    <w:lsdException w:unhideWhenUsed="0" w:uiPriority="68" w:semiHidden="0" w:name="Medium Grid 2 Accent 2"/>
-    <w:lsdException w:unhideWhenUsed="0" w:uiPriority="69" w:semiHidden="0" w:name="Medium Grid 3 Accent 2"/>
-    <w:lsdException w:unhideWhenUsed="0" w:uiPriority="70" w:semiHidden="0" w:name="Dark List Accent 2"/>
-    <w:lsdException w:unhideWhenUsed="0" w:uiPriority="71" w:semiHidden="0" w:name="Colorful Shading Accent 2"/>
-    <w:lsdException w:unhideWhenUsed="0" w:uiPriority="72" w:semiHidden="0" w:name="Colorful List Accent 2"/>
-    <w:lsdException w:unhideWhenUsed="0" w:uiPriority="73" w:semiHidden="0" w:name="Colorful Grid Accent 2"/>
-    <w:lsdException w:unhideWhenUsed="0" w:uiPriority="60" w:semiHidden="0" w:name="Light Shading Accent 3"/>
-    <w:lsdException w:unhideWhenUsed="0" w:uiPriority="61" w:semiHidden="0" w:name="Light List Accent 3"/>
-    <w:lsdException w:unhideWhenUsed="0" w:uiPriority="62" w:semiHidden="0" w:name="Light Grid Accent 3"/>
-    <w:lsdException w:unhideWhenUsed="0" w:uiPriority="63" w:semiHidden="0" w:name="Medium Shading 1 Accent 3"/>
-    <w:lsdException w:unhideWhenUsed="0" w:uiPriority="64" w:semiHidden="0" w:name="Medium Shading 2 Accent 3"/>
-    <w:lsdException w:unhideWhenUsed="0" w:uiPriority="65" w:semiHidden="0" w:name="Medium List 1 Accent 3"/>
-    <w:lsdException w:unhideWhenUsed="0" w:uiPriority="66" w:semiHidden="0" w:name="Medium List 2 Accent 3"/>
-    <w:lsdException w:unhideWhenUsed="0" w:uiPriority="67" w:semiHidden="0" w:name="Medium Grid 1 Accent 3"/>
-    <w:lsdException w:unhideWhenUsed="0" w:uiPriority="68" w:semiHidden="0" w:name="Medium Grid 2 Accent 3"/>
-    <w:lsdException w:unhideWhenUsed="0" w:uiPriority="69" w:semiHidden="0" w:name="Medium Grid 3 Accent 3"/>
-    <w:lsdException w:unhideWhenUsed="0" w:uiPriority="70" w:semiHidden="0" w:name="Dark List Accent 3"/>
-    <w:lsdException w:unhideWhenUsed="0" w:uiPriority="71" w:semiHidden="0" w:name="Colorful Shading Accent 3"/>
-    <w:lsdException w:unhideWhenUsed="0" w:uiPriority="72" w:semiHidden="0" w:name="Colorful List Accent 3"/>
-    <w:lsdException w:unhideWhenUsed="0" w:uiPriority="73" w:semiHidden="0" w:name="Colorful Grid Accent 3"/>
-    <w:lsdException w:unhideWhenUsed="0" w:uiPriority="60" w:semiHidden="0" w:name="Light Shading Accent 4"/>
-    <w:lsdException w:unhideWhenUsed="0" w:uiPriority="61" w:semiHidden="0" w:name="Light List Accent 4"/>
-    <w:lsdException w:unhideWhenUsed="0" w:uiPriority="62" w:semiHidden="0" w:name="Light Grid Accent 4"/>
-    <w:lsdException w:unhideWhenUsed="0" w:uiPriority="63" w:semiHidden="0" w:name="Medium Shading 1 Accent 4"/>
-    <w:lsdException w:unhideWhenUsed="0" w:uiPriority="64" w:semiHidden="0" w:name="Medium Shading 2 Accent 4"/>
-    <w:lsdException w:unhideWhenUsed="0" w:uiPriority="65" w:semiHidden="0" w:name="Medium List 1 Accent 4"/>
-    <w:lsdException w:unhideWhenUsed="0" w:uiPriority="66" w:semiHidden="0" w:name="Medium List 2 Accent 4"/>
-    <w:lsdException w:unhideWhenUsed="0" w:uiPriority="67" w:semiHidden="0" w:name="Medium Grid 1 Accent 4"/>
-    <w:lsdException w:unhideWhenUsed="0" w:uiPriority="68" w:semiHidden="0" w:name="Medium Grid 2 Accent 4"/>
-    <w:lsdException w:unhideWhenUsed="0" w:uiPriority="69" w:semiHidden="0" w:name="Medium Grid 3 Accent 4"/>
-    <w:lsdException w:unhideWhenUsed="0" w:uiPriority="70" w:semiHidden="0" w:name="Dark List Accent 4"/>
-    <w:lsdException w:unhideWhenUsed="0" w:uiPriority="71" w:semiHidden="0" w:name="Colorful Shading Accent 4"/>
-    <w:lsdException w:unhideWhenUsed="0" w:uiPriority="72" w:semiHidden="0" w:name="Colorful List Accent 4"/>
-    <w:lsdException w:unhideWhenUsed="0" w:uiPriority="73" w:semiHidden="0" w:name="Colorful Grid Accent 4"/>
-    <w:lsdException w:unhideWhenUsed="0" w:uiPriority="60" w:semiHidden="0" w:name="Light Shading Accent 5"/>
-    <w:lsdException w:unhideWhenUsed="0" w:uiPriority="61" w:semiHidden="0" w:name="Light List Accent 5"/>
-    <w:lsdException w:unhideWhenUsed="0" w:uiPriority="62" w:semiHidden="0" w:name="Light Grid Accent 5"/>
-    <w:lsdException w:unhideWhenUsed="0" w:uiPriority="63" w:semiHidden="0" w:name="Medium Shading 1 Accent 5"/>
-    <w:lsdException w:unhideWhenUsed="0" w:uiPriority="64" w:semiHidden="0" w:name="Medium Shading 2 Accent 5"/>
-    <w:lsdException w:unhideWhenUsed="0" w:uiPriority="65" w:semiHidden="0" w:name="Medium List 1 Accent 5"/>
-    <w:lsdException w:unhideWhenUsed="0" w:uiPriority="66" w:semiHidden="0" w:name="Medium List 2 Accent 5"/>
-    <w:lsdException w:unhideWhenUsed="0" w:uiPriority="67" w:semiHidden="0" w:name="Medium Grid 1 Accent 5"/>
-    <w:lsdException w:unhideWhenUsed="0" w:uiPriority="68" w:semiHidden="0" w:name="Medium Grid 2 Accent 5"/>
-    <w:lsdException w:unhideWhenUsed="0" w:uiPriority="69" w:semiHidden="0" w:name="Medium Grid 3 Accent 5"/>
-    <w:lsdException w:unhideWhenUsed="0" w:uiPriority="70" w:semiHidden="0" w:name="Dark List Accent 5"/>
-    <w:lsdException w:unhideWhenUsed="0" w:uiPriority="71" w:semiHidden="0" w:name="Colorful Shading Accent 5"/>
-    <w:lsdException w:unhideWhenUsed="0" w:uiPriority="72" w:semiHidden="0" w:name="Colorful List Accent 5"/>
-    <w:lsdException w:unhideWhenUsed="0" w:uiPriority="73" w:semiHidden="0" w:name="Colorful Grid Accent 5"/>
-    <w:lsdException w:unhideWhenUsed="0" w:uiPriority="60" w:semiHidden="0" w:name="Light Shading Accent 6"/>
-    <w:lsdException w:unhideWhenUsed="0" w:uiPriority="61" w:semiHidden="0" w:name="Light List Accent 6"/>
-    <w:lsdException w:unhideWhenUsed="0" w:uiPriority="62" w:semiHidden="0" w:name="Light Grid Accent 6"/>
-    <w:lsdException w:unhideWhenUsed="0" w:uiPriority="63" w:semiHidden="0" w:name="Medium Shading 1 Accent 6"/>
-    <w:lsdException w:unhideWhenUsed="0" w:uiPriority="64" w:semiHidden="0" w:name="Medium Shading 2 Accent 6"/>
-    <w:lsdException w:unhideWhenUsed="0" w:uiPriority="65" w:semiHidden="0" w:name="Medium List 1 Accent 6"/>
-    <w:lsdException w:unhideWhenUsed="0" w:uiPriority="66" w:semiHidden="0" w:name="Medium List 2 Accent 6"/>
-    <w:lsdException w:unhideWhenUsed="0" w:uiPriority="67" w:semiHidden="0" w:name="Medium Grid 1 Accent 6"/>
-    <w:lsdException w:unhideWhenUsed="0" w:uiPriority="68" w:semiHidden="0" w:name="Medium Grid 2 Accent 6"/>
-    <w:lsdException w:unhideWhenUsed="0" w:uiPriority="69" w:semiHidden="0" w:name="Medium Grid 3 Accent 6"/>
-    <w:lsdException w:unhideWhenUsed="0" w:uiPriority="70" w:semiHidden="0" w:name="Dark List Accent 6"/>
-    <w:lsdException w:unhideWhenUsed="0" w:uiPriority="71" w:semiHidden="0" w:name="Colorful Shading Accent 6"/>
-    <w:lsdException w:unhideWhenUsed="0" w:uiPriority="72" w:semiHidden="0" w:name="Colorful List Accent 6"/>
-    <w:lsdException w:unhideWhenUsed="0" w:uiPriority="73" w:semiHidden="0" w:name="Colorful Grid Accent 6"/>
+  <w:latentStyles w:defLockedState="0" w:defUIPriority="99" w:defSemiHidden="1" w:defUnhideWhenUsed="1" w:defQFormat="0" w:count="260">
+    <w:lsdException w:name="Normal" w:semiHidden="0" w:uiPriority="0" w:unhideWhenUsed="0" w:qFormat="1"/>
+    <w:lsdException w:name="heading 1" w:semiHidden="0" w:uiPriority="0" w:unhideWhenUsed="0" w:qFormat="1"/>
+    <w:lsdException w:name="heading 2" w:semiHidden="0" w:uiPriority="0" w:qFormat="1"/>
+    <w:lsdException w:name="heading 3" w:uiPriority="0" w:qFormat="1"/>
+    <w:lsdException w:name="heading 4" w:semiHidden="0" w:uiPriority="0" w:qFormat="1"/>
+    <w:lsdException w:name="heading 5" w:uiPriority="0" w:qFormat="1"/>
+    <w:lsdException w:name="heading 6" w:uiPriority="0" w:qFormat="1"/>
+    <w:lsdException w:name="heading 7" w:uiPriority="0" w:qFormat="1"/>
+    <w:lsdException w:name="heading 8" w:uiPriority="0" w:qFormat="1"/>
+    <w:lsdException w:name="heading 9" w:uiPriority="0" w:qFormat="1"/>
+    <w:lsdException w:name="index 1" w:semiHidden="0" w:uiPriority="0" w:unhideWhenUsed="0"/>
+    <w:lsdException w:name="index 2" w:semiHidden="0" w:uiPriority="0" w:unhideWhenUsed="0"/>
+    <w:lsdException w:name="index 3" w:semiHidden="0" w:uiPriority="0" w:unhideWhenUsed="0"/>
+    <w:lsdException w:name="index 4" w:semiHidden="0" w:uiPriority="0" w:unhideWhenUsed="0"/>
+    <w:lsdException w:name="index 5" w:semiHidden="0" w:uiPriority="0" w:unhideWhenUsed="0"/>
+    <w:lsdException w:name="index 6" w:semiHidden="0" w:uiPriority="0" w:unhideWhenUsed="0"/>
+    <w:lsdException w:name="index 7" w:semiHidden="0" w:uiPriority="0" w:unhideWhenUsed="0"/>
+    <w:lsdException w:name="index 8" w:semiHidden="0" w:uiPriority="0" w:unhideWhenUsed="0"/>
+    <w:lsdException w:name="index 9" w:semiHidden="0" w:uiPriority="0" w:unhideWhenUsed="0"/>
+    <w:lsdException w:name="toc 1" w:semiHidden="0" w:uiPriority="0" w:unhideWhenUsed="0" w:qFormat="1"/>
+    <w:lsdException w:name="toc 2" w:semiHidden="0" w:uiPriority="0" w:unhideWhenUsed="0" w:qFormat="1"/>
+    <w:lsdException w:name="toc 3" w:semiHidden="0" w:uiPriority="0" w:unhideWhenUsed="0" w:qFormat="1"/>
+    <w:lsdException w:name="toc 4" w:semiHidden="0" w:uiPriority="0" w:unhideWhenUsed="0"/>
+    <w:lsdException w:name="toc 5" w:semiHidden="0" w:uiPriority="0" w:unhideWhenUsed="0"/>
+    <w:lsdException w:name="toc 6" w:semiHidden="0" w:uiPriority="0" w:unhideWhenUsed="0"/>
+    <w:lsdException w:name="toc 7" w:semiHidden="0" w:uiPriority="0" w:unhideWhenUsed="0"/>
+    <w:lsdException w:name="toc 8" w:semiHidden="0" w:uiPriority="0" w:unhideWhenUsed="0"/>
+    <w:lsdException w:name="toc 9" w:semiHidden="0" w:uiPriority="0" w:unhideWhenUsed="0"/>
+    <w:lsdException w:name="Normal Indent" w:semiHidden="0" w:uiPriority="0" w:unhideWhenUsed="0"/>
+    <w:lsdException w:name="footnote text" w:semiHidden="0" w:uiPriority="0" w:unhideWhenUsed="0"/>
+    <w:lsdException w:name="annotation text" w:semiHidden="0" w:uiPriority="0" w:unhideWhenUsed="0" w:qFormat="1"/>
+    <w:lsdException w:name="header" w:semiHidden="0" w:uiPriority="0" w:unhideWhenUsed="0" w:qFormat="1"/>
+    <w:lsdException w:name="footer" w:semiHidden="0" w:uiPriority="0" w:unhideWhenUsed="0" w:qFormat="1"/>
+    <w:lsdException w:name="index heading" w:semiHidden="0" w:uiPriority="0" w:unhideWhenUsed="0"/>
+    <w:lsdException w:name="caption" w:uiPriority="0" w:qFormat="1"/>
+    <w:lsdException w:name="table of figures" w:semiHidden="0" w:uiPriority="0" w:unhideWhenUsed="0"/>
+    <w:lsdException w:name="envelope address" w:semiHidden="0" w:uiPriority="0" w:unhideWhenUsed="0"/>
+    <w:lsdException w:name="envelope return" w:semiHidden="0" w:uiPriority="0" w:unhideWhenUsed="0"/>
+    <w:lsdException w:name="footnote reference" w:semiHidden="0" w:uiPriority="0" w:unhideWhenUsed="0"/>
+    <w:lsdException w:name="annotation reference" w:semiHidden="0" w:uiPriority="0" w:unhideWhenUsed="0"/>
+    <w:lsdException w:name="line number" w:semiHidden="0" w:uiPriority="0" w:unhideWhenUsed="0"/>
+    <w:lsdException w:name="page number" w:semiHidden="0" w:uiPriority="0" w:unhideWhenUsed="0"/>
+    <w:lsdException w:name="endnote reference" w:semiHidden="0" w:uiPriority="0" w:unhideWhenUsed="0"/>
+    <w:lsdException w:name="endnote text" w:semiHidden="0" w:uiPriority="0" w:unhideWhenUsed="0"/>
+    <w:lsdException w:name="table of authorities" w:semiHidden="0" w:uiPriority="0" w:unhideWhenUsed="0"/>
+    <w:lsdException w:name="macro" w:semiHidden="0" w:uiPriority="0" w:unhideWhenUsed="0"/>
+    <w:lsdException w:name="toa heading" w:semiHidden="0" w:uiPriority="0" w:unhideWhenUsed="0"/>
+    <w:lsdException w:name="List" w:semiHidden="0" w:uiPriority="0" w:unhideWhenUsed="0"/>
+    <w:lsdException w:name="List Bullet" w:semiHidden="0" w:uiPriority="0" w:unhideWhenUsed="0"/>
+    <w:lsdException w:name="List Number" w:semiHidden="0" w:uiPriority="0" w:unhideWhenUsed="0"/>
+    <w:lsdException w:name="List 2" w:semiHidden="0" w:uiPriority="0" w:unhideWhenUsed="0"/>
+    <w:lsdException w:name="List 3" w:semiHidden="0" w:uiPriority="0" w:unhideWhenUsed="0"/>
+    <w:lsdException w:name="List 4" w:semiHidden="0" w:uiPriority="0" w:unhideWhenUsed="0"/>
+    <w:lsdException w:name="List 5" w:semiHidden="0" w:uiPriority="0" w:unhideWhenUsed="0"/>
+    <w:lsdException w:name="List Bullet 2" w:semiHidden="0" w:uiPriority="0" w:unhideWhenUsed="0"/>
+    <w:lsdException w:name="List Bullet 3" w:semiHidden="0" w:uiPriority="0" w:unhideWhenUsed="0"/>
+    <w:lsdException w:name="List Bullet 4" w:semiHidden="0" w:uiPriority="0" w:unhideWhenUsed="0"/>
+    <w:lsdException w:name="List Bullet 5" w:semiHidden="0" w:uiPriority="0" w:unhideWhenUsed="0"/>
+    <w:lsdException w:name="List Number 2" w:semiHidden="0" w:uiPriority="0" w:unhideWhenUsed="0"/>
+    <w:lsdException w:name="List Number 3" w:semiHidden="0" w:uiPriority="0" w:unhideWhenUsed="0"/>
+    <w:lsdException w:name="List Number 4" w:semiHidden="0" w:uiPriority="0" w:unhideWhenUsed="0"/>
+    <w:lsdException w:name="List Number 5" w:semiHidden="0" w:uiPriority="0" w:unhideWhenUsed="0"/>
+    <w:lsdException w:name="Title" w:semiHidden="0" w:uiPriority="0" w:unhideWhenUsed="0" w:qFormat="1"/>
+    <w:lsdException w:name="Closing" w:semiHidden="0" w:uiPriority="0" w:unhideWhenUsed="0"/>
+    <w:lsdException w:name="Signature" w:semiHidden="0" w:uiPriority="0" w:unhideWhenUsed="0"/>
+    <w:lsdException w:name="Default Paragraph Font" w:uiPriority="0" w:unhideWhenUsed="0" w:qFormat="1"/>
+    <w:lsdException w:name="Body Text" w:uiPriority="0" w:unhideWhenUsed="0" w:qFormat="1"/>
+    <w:lsdException w:name="Body Text Indent" w:semiHidden="0" w:uiPriority="0" w:unhideWhenUsed="0"/>
+    <w:lsdException w:name="List Continue" w:semiHidden="0" w:uiPriority="0" w:unhideWhenUsed="0"/>
+    <w:lsdException w:name="List Continue 2" w:semiHidden="0" w:uiPriority="0" w:unhideWhenUsed="0"/>
+    <w:lsdException w:name="List Continue 3" w:semiHidden="0" w:uiPriority="0" w:unhideWhenUsed="0"/>
+    <w:lsdException w:name="List Continue 4" w:semiHidden="0" w:uiPriority="0" w:unhideWhenUsed="0"/>
+    <w:lsdException w:name="List Continue 5" w:semiHidden="0" w:uiPriority="0" w:unhideWhenUsed="0"/>
+    <w:lsdException w:name="Message Header" w:semiHidden="0" w:uiPriority="0" w:unhideWhenUsed="0"/>
+    <w:lsdException w:name="Subtitle" w:semiHidden="0" w:uiPriority="0" w:unhideWhenUsed="0" w:qFormat="1"/>
+    <w:lsdException w:name="Salutation" w:semiHidden="0" w:uiPriority="0" w:unhideWhenUsed="0"/>
+    <w:lsdException w:name="Date" w:semiHidden="0" w:uiPriority="0" w:unhideWhenUsed="0"/>
+    <w:lsdException w:name="Body Text First Indent" w:semiHidden="0" w:uiPriority="0" w:unhideWhenUsed="0"/>
+    <w:lsdException w:name="Body Text First Indent 2" w:semiHidden="0" w:uiPriority="0" w:unhideWhenUsed="0"/>
+    <w:lsdException w:name="Body Text 2" w:semiHidden="0" w:uiPriority="0" w:unhideWhenUsed="0"/>
+    <w:lsdException w:name="Body Text 3" w:semiHidden="0" w:uiPriority="0" w:unhideWhenUsed="0"/>
+    <w:lsdException w:name="Body Text Indent 2" w:semiHidden="0" w:uiPriority="0" w:unhideWhenUsed="0"/>
+    <w:lsdException w:name="Body Text Indent 3" w:semiHidden="0" w:uiPriority="0" w:unhideWhenUsed="0"/>
+    <w:lsdException w:name="Block Text" w:semiHidden="0" w:uiPriority="0" w:unhideWhenUsed="0"/>
+    <w:lsdException w:name="Hyperlink" w:semiHidden="0" w:uiPriority="0" w:unhideWhenUsed="0"/>
+    <w:lsdException w:name="FollowedHyperlink" w:semiHidden="0" w:uiPriority="0" w:unhideWhenUsed="0"/>
+    <w:lsdException w:name="Strong" w:semiHidden="0" w:uiPriority="0" w:unhideWhenUsed="0" w:qFormat="1"/>
+    <w:lsdException w:name="Emphasis" w:semiHidden="0" w:uiPriority="0" w:unhideWhenUsed="0" w:qFormat="1"/>
+    <w:lsdException w:name="Document Map" w:semiHidden="0" w:uiPriority="0" w:unhideWhenUsed="0"/>
+    <w:lsdException w:name="Plain Text" w:semiHidden="0" w:uiPriority="0" w:unhideWhenUsed="0"/>
+    <w:lsdException w:name="E-mail Signature" w:semiHidden="0" w:uiPriority="0" w:unhideWhenUsed="0"/>
+    <w:lsdException w:name="Normal (Web)" w:semiHidden="0" w:uiPriority="0" w:unhideWhenUsed="0" w:qFormat="1"/>
+    <w:lsdException w:name="HTML Acronym" w:semiHidden="0" w:uiPriority="0" w:unhideWhenUsed="0"/>
+    <w:lsdException w:name="HTML Address" w:semiHidden="0" w:uiPriority="0" w:unhideWhenUsed="0"/>
+    <w:lsdException w:name="HTML Cite" w:semiHidden="0" w:uiPriority="0" w:unhideWhenUsed="0"/>
+    <w:lsdException w:name="HTML Code" w:semiHidden="0" w:uiPriority="0" w:unhideWhenUsed="0"/>
+    <w:lsdException w:name="HTML Definition" w:semiHidden="0" w:uiPriority="0" w:unhideWhenUsed="0"/>
+    <w:lsdException w:name="HTML Keyboard" w:semiHidden="0" w:uiPriority="0" w:unhideWhenUsed="0"/>
+    <w:lsdException w:name="HTML Preformatted" w:semiHidden="0" w:uiPriority="0" w:unhideWhenUsed="0"/>
+    <w:lsdException w:name="HTML Sample" w:semiHidden="0" w:uiPriority="0" w:unhideWhenUsed="0"/>
+    <w:lsdException w:name="HTML Typewriter" w:semiHidden="0" w:uiPriority="0" w:unhideWhenUsed="0"/>
+    <w:lsdException w:name="HTML Variable" w:semiHidden="0" w:uiPriority="0" w:unhideWhenUsed="0"/>
+    <w:lsdException w:name="Normal Table" w:uiPriority="0" w:unhideWhenUsed="0" w:qFormat="1"/>
+    <w:lsdException w:name="annotation subject" w:semiHidden="0" w:uiPriority="0" w:unhideWhenUsed="0"/>
+    <w:lsdException w:name="Table Simple 1" w:semiHidden="0" w:uiPriority="0" w:unhideWhenUsed="0"/>
+    <w:lsdException w:name="Table Simple 2" w:semiHidden="0" w:uiPriority="0" w:unhideWhenUsed="0"/>
+    <w:lsdException w:name="Table Simple 3" w:semiHidden="0" w:uiPriority="0" w:unhideWhenUsed="0"/>
+    <w:lsdException w:name="Table Classic 1" w:semiHidden="0" w:uiPriority="0" w:unhideWhenUsed="0"/>
+    <w:lsdException w:name="Table Classic 2" w:semiHidden="0" w:uiPriority="0" w:unhideWhenUsed="0"/>
+    <w:lsdException w:name="Table Classic 3" w:semiHidden="0" w:uiPriority="0" w:unhideWhenUsed="0"/>
+    <w:lsdException w:name="Table Classic 4" w:semiHidden="0" w:uiPriority="0" w:unhideWhenUsed="0"/>
+    <w:lsdException w:name="Table Colorful 1" w:semiHidden="0" w:uiPriority="0" w:unhideWhenUsed="0"/>
+    <w:lsdException w:name="Table Colorful 2" w:semiHidden="0" w:uiPriority="0" w:unhideWhenUsed="0"/>
+    <w:lsdException w:name="Table Colorful 3" w:semiHidden="0" w:uiPriority="0" w:unhideWhenUsed="0"/>
+    <w:lsdException w:name="Table Columns 1" w:semiHidden="0" w:uiPriority="0" w:unhideWhenUsed="0"/>
+    <w:lsdException w:name="Table Columns 2" w:semiHidden="0" w:uiPriority="0" w:unhideWhenUsed="0"/>
+    <w:lsdException w:name="Table Columns 3" w:semiHidden="0" w:uiPriority="0" w:unhideWhenUsed="0"/>
+    <w:lsdException w:name="Table Columns 4" w:semiHidden="0" w:uiPriority="0" w:unhideWhenUsed="0"/>
+    <w:lsdException w:name="Table Columns 5" w:semiHidden="0" w:uiPriority="0" w:unhideWhenUsed="0"/>
+    <w:lsdException w:name="Table Grid 1" w:semiHidden="0" w:uiPriority="0" w:unhideWhenUsed="0"/>
+    <w:lsdException w:name="Table Grid 2" w:semiHidden="0" w:uiPriority="0" w:unhideWhenUsed="0"/>
+    <w:lsdException w:name="Table Grid 3" w:semiHidden="0" w:uiPriority="0" w:unhideWhenUsed="0"/>
+    <w:lsdException w:name="Table Grid 4" w:semiHidden="0" w:uiPriority="0" w:unhideWhenUsed="0"/>
+    <w:lsdException w:name="Table Grid 5" w:semiHidden="0" w:uiPriority="0" w:unhideWhenUsed="0"/>
+    <w:lsdException w:name="Table Grid 6" w:semiHidden="0" w:uiPriority="0" w:unhideWhenUsed="0"/>
+    <w:lsdException w:name="Table Grid 7" w:semiHidden="0" w:uiPriority="0" w:unhideWhenUsed="0"/>
+    <w:lsdException w:name="Table Grid 8" w:semiHidden="0" w:uiPriority="0" w:unhideWhenUsed="0"/>
+    <w:lsdException w:name="Table List 1" w:semiHidden="0" w:uiPriority="0" w:unhideWhenUsed="0"/>
+    <w:lsdException w:name="Table List 2" w:semiHidden="0" w:uiPriority="0" w:unhideWhenUsed="0"/>
+    <w:lsdException w:name="Table List 3" w:semiHidden="0" w:uiPriority="0" w:unhideWhenUsed="0"/>
+    <w:lsdException w:name="Table List 4" w:semiHidden="0" w:uiPriority="0" w:unhideWhenUsed="0"/>
+    <w:lsdException w:name="Table List 5" w:semiHidden="0" w:uiPriority="0" w:unhideWhenUsed="0"/>
+    <w:lsdException w:name="Table List 6" w:semiHidden="0" w:uiPriority="0" w:unhideWhenUsed="0"/>
+    <w:lsdException w:name="Table List 7" w:semiHidden="0" w:uiPriority="0" w:unhideWhenUsed="0"/>
+    <w:lsdException w:name="Table List 8" w:semiHidden="0" w:uiPriority="0" w:unhideWhenUsed="0"/>
+    <w:lsdException w:name="Table 3D effects 1" w:semiHidden="0" w:uiPriority="0" w:unhideWhenUsed="0"/>
+    <w:lsdException w:name="Table 3D effects 2" w:semiHidden="0" w:uiPriority="0" w:unhideWhenUsed="0"/>
+    <w:lsdException w:name="Table 3D effects 3" w:semiHidden="0" w:uiPriority="0" w:unhideWhenUsed="0"/>
+    <w:lsdException w:name="Table Contemporary" w:semiHidden="0" w:uiPriority="0" w:unhideWhenUsed="0"/>
+    <w:lsdException w:name="Table Elegant" w:semiHidden="0" w:uiPriority="0" w:unhideWhenUsed="0"/>
+    <w:lsdException w:name="Table Professional" w:semiHidden="0" w:uiPriority="0" w:unhideWhenUsed="0"/>
+    <w:lsdException w:name="Table Subtle 1" w:semiHidden="0" w:uiPriority="0" w:unhideWhenUsed="0"/>
+    <w:lsdException w:name="Table Subtle 2" w:semiHidden="0" w:uiPriority="0" w:unhideWhenUsed="0"/>
+    <w:lsdException w:name="Table Web 1" w:semiHidden="0" w:uiPriority="0" w:unhideWhenUsed="0"/>
+    <w:lsdException w:name="Table Web 2" w:semiHidden="0" w:uiPriority="0" w:unhideWhenUsed="0"/>
+    <w:lsdException w:name="Table Web 3" w:semiHidden="0" w:uiPriority="0" w:unhideWhenUsed="0"/>
+    <w:lsdException w:name="Balloon Text" w:semiHidden="0" w:uiPriority="0" w:unhideWhenUsed="0"/>
+    <w:lsdException w:name="Table Grid" w:semiHidden="0" w:uiPriority="0" w:unhideWhenUsed="0" w:qFormat="1"/>
+    <w:lsdException w:name="Table Theme" w:semiHidden="0" w:uiPriority="0" w:unhideWhenUsed="0"/>
+    <w:lsdException w:name="Light Shading" w:semiHidden="0" w:uiPriority="60" w:unhideWhenUsed="0"/>
+    <w:lsdException w:name="Light List" w:semiHidden="0" w:uiPriority="61" w:unhideWhenUsed="0"/>
+    <w:lsdException w:name="Light Grid" w:semiHidden="0" w:uiPriority="62" w:unhideWhenUsed="0"/>
+    <w:lsdException w:name="Medium Shading 1" w:semiHidden="0" w:uiPriority="63" w:unhideWhenUsed="0"/>
+    <w:lsdException w:name="Medium Shading 2" w:semiHidden="0" w:uiPriority="64" w:unhideWhenUsed="0"/>
+    <w:lsdException w:name="Medium List 1" w:semiHidden="0" w:uiPriority="65" w:unhideWhenUsed="0"/>
+    <w:lsdException w:name="Medium List 2" w:semiHidden="0" w:uiPriority="66" w:unhideWhenUsed="0"/>
+    <w:lsdException w:name="Medium Grid 1" w:semiHidden="0" w:uiPriority="67" w:unhideWhenUsed="0"/>
+    <w:lsdException w:name="Medium Grid 2" w:semiHidden="0" w:uiPriority="68" w:unhideWhenUsed="0"/>
+    <w:lsdException w:name="Medium Grid 3" w:semiHidden="0" w:uiPriority="69" w:unhideWhenUsed="0"/>
+    <w:lsdException w:name="Dark List" w:semiHidden="0" w:uiPriority="70" w:unhideWhenUsed="0"/>
+    <w:lsdException w:name="Colorful Shading" w:semiHidden="0" w:uiPriority="71" w:unhideWhenUsed="0"/>
+    <w:lsdException w:name="Colorful List" w:semiHidden="0" w:uiPriority="72" w:unhideWhenUsed="0"/>
+    <w:lsdException w:name="Colorful Grid" w:semiHidden="0" w:uiPriority="73" w:unhideWhenUsed="0"/>
+    <w:lsdException w:name="Light Shading Accent 1" w:semiHidden="0" w:uiPriority="60" w:unhideWhenUsed="0"/>
+    <w:lsdException w:name="Light List Accent 1" w:semiHidden="0" w:uiPriority="61" w:unhideWhenUsed="0"/>
+    <w:lsdException w:name="Light Grid Accent 1" w:semiHidden="0" w:uiPriority="62" w:unhideWhenUsed="0"/>
+    <w:lsdException w:name="Medium Shading 1 Accent 1" w:semiHidden="0" w:uiPriority="63" w:unhideWhenUsed="0"/>
+    <w:lsdException w:name="Medium Shading 2 Accent 1" w:semiHidden="0" w:uiPriority="64" w:unhideWhenUsed="0"/>
+    <w:lsdException w:name="Medium List 1 Accent 1" w:semiHidden="0" w:uiPriority="65" w:unhideWhenUsed="0"/>
+    <w:lsdException w:name="Medium List 2 Accent 1" w:semiHidden="0" w:uiPriority="66" w:unhideWhenUsed="0"/>
+    <w:lsdException w:name="Medium Grid 1 Accent 1" w:semiHidden="0" w:uiPriority="67" w:unhideWhenUsed="0"/>
+    <w:lsdException w:name="Medium Grid 2 Accent 1" w:semiHidden="0" w:uiPriority="68" w:unhideWhenUsed="0"/>
+    <w:lsdException w:name="Medium Grid 3 Accent 1" w:semiHidden="0" w:uiPriority="69" w:unhideWhenUsed="0"/>
+    <w:lsdException w:name="Dark List Accent 1" w:semiHidden="0" w:uiPriority="70" w:unhideWhenUsed="0"/>
+    <w:lsdException w:name="Colorful Shading Accent 1" w:semiHidden="0" w:uiPriority="71" w:unhideWhenUsed="0"/>
+    <w:lsdException w:name="Colorful List Accent 1" w:semiHidden="0" w:uiPriority="72" w:unhideWhenUsed="0"/>
+    <w:lsdException w:name="Colorful Grid Accent 1" w:semiHidden="0" w:uiPriority="73" w:unhideWhenUsed="0"/>
+    <w:lsdException w:name="Light Shading Accent 2" w:semiHidden="0" w:uiPriority="60" w:unhideWhenUsed="0"/>
+    <w:lsdException w:name="Light List Accent 2" w:semiHidden="0" w:uiPriority="61" w:unhideWhenUsed="0"/>
+    <w:lsdException w:name="Light Grid Accent 2" w:semiHidden="0" w:uiPriority="62" w:unhideWhenUsed="0"/>
+    <w:lsdException w:name="Medium Shading 1 Accent 2" w:semiHidden="0" w:uiPriority="63" w:unhideWhenUsed="0"/>
+    <w:lsdException w:name="Medium Shading 2 Accent 2" w:semiHidden="0" w:uiPriority="64" w:unhideWhenUsed="0"/>
+    <w:lsdException w:name="Medium List 1 Accent 2" w:semiHidden="0" w:uiPriority="65" w:unhideWhenUsed="0"/>
+    <w:lsdException w:name="Medium List 2 Accent 2" w:semiHidden="0" w:uiPriority="66" w:unhideWhenUsed="0"/>
+    <w:lsdException w:name="Medium Grid 1 Accent 2" w:semiHidden="0" w:uiPriority="67" w:unhideWhenUsed="0"/>
+    <w:lsdException w:name="Medium Grid 2 Accent 2" w:semiHidden="0" w:uiPriority="68" w:unhideWhenUsed="0"/>
+    <w:lsdException w:name="Medium Grid 3 Accent 2" w:semiHidden="0" w:uiPriority="69" w:unhideWhenUsed="0"/>
+    <w:lsdException w:name="Dark List Accent 2" w:semiHidden="0" w:uiPriority="70" w:unhideWhenUsed="0"/>
+    <w:lsdException w:name="Colorful Shading Accent 2" w:semiHidden="0" w:uiPriority="71" w:unhideWhenUsed="0"/>
+    <w:lsdException w:name="Colorful List Accent 2" w:semiHidden="0" w:uiPriority="72" w:unhideWhenUsed="0"/>
+    <w:lsdException w:name="Colorful Grid Accent 2" w:semiHidden="0" w:uiPriority="73" w:unhideWhenUsed="0"/>
+    <w:lsdException w:name="Light Shading Accent 3" w:semiHidden="0" w:uiPriority="60" w:unhideWhenUsed="0"/>
+    <w:lsdException w:name="Light List Accent 3" w:semiHidden="0" w:uiPriority="61" w:unhideWhenUsed="0"/>
+    <w:lsdException w:name="Light Grid Accent 3" w:semiHidden="0" w:uiPriority="62" w:unhideWhenUsed="0"/>
+    <w:lsdException w:name="Medium Shading 1 Accent 3" w:semiHidden="0" w:uiPriority="63" w:unhideWhenUsed="0"/>
+    <w:lsdException w:name="Medium Shading 2 Accent 3" w:semiHidden="0" w:uiPriority="64" w:unhideWhenUsed="0"/>
+    <w:lsdException w:name="Medium List 1 Accent 3" w:semiHidden="0" w:uiPriority="65" w:unhideWhenUsed="0"/>
+    <w:lsdException w:name="Medium List 2 Accent 3" w:semiHidden="0" w:uiPriority="66" w:unhideWhenUsed="0"/>
+    <w:lsdException w:name="Medium Grid 1 Accent 3" w:semiHidden="0" w:uiPriority="67" w:unhideWhenUsed="0"/>
+    <w:lsdException w:name="Medium Grid 2 Accent 3" w:semiHidden="0" w:uiPriority="68" w:unhideWhenUsed="0"/>
+    <w:lsdException w:name="Medium Grid 3 Accent 3" w:semiHidden="0" w:uiPriority="69" w:unhideWhenUsed="0"/>
+    <w:lsdException w:name="Dark List Accent 3" w:semiHidden="0" w:uiPriority="70" w:unhideWhenUsed="0"/>
+    <w:lsdException w:name="Colorful Shading Accent 3" w:semiHidden="0" w:uiPriority="71" w:unhideWhenUsed="0"/>
+    <w:lsdException w:name="Colorful List Accent 3" w:semiHidden="0" w:uiPriority="72" w:unhideWhenUsed="0"/>
+    <w:lsdException w:name="Colorful Grid Accent 3" w:semiHidden="0" w:uiPriority="73" w:unhideWhenUsed="0"/>
+    <w:lsdException w:name="Light Shading Accent 4" w:semiHidden="0" w:uiPriority="60" w:unhideWhenUsed="0"/>
+    <w:lsdException w:name="Light List Accent 4" w:semiHidden="0" w:uiPriority="61" w:unhideWhenUsed="0"/>
+    <w:lsdException w:name="Light Grid Accent 4" w:semiHidden="0" w:uiPriority="62" w:unhideWhenUsed="0"/>
+    <w:lsdException w:name="Medium Shading 1 Accent 4" w:semiHidden="0" w:uiPriority="63" w:unhideWhenUsed="0"/>
+    <w:lsdException w:name="Medium Shading 2 Accent 4" w:semiHidden="0" w:uiPriority="64" w:unhideWhenUsed="0"/>
+    <w:lsdException w:name="Medium List 1 Accent 4" w:semiHidden="0" w:uiPriority="65" w:unhideWhenUsed="0"/>
+    <w:lsdException w:name="Medium List 2 Accent 4" w:semiHidden="0" w:uiPriority="66" w:unhideWhenUsed="0"/>
+    <w:lsdException w:name="Medium Grid 1 Accent 4" w:semiHidden="0" w:uiPriority="67" w:unhideWhenUsed="0"/>
+    <w:lsdException w:name="Medium Grid 2 Accent 4" w:semiHidden="0" w:uiPriority="68" w:unhideWhenUsed="0"/>
+    <w:lsdException w:name="Medium Grid 3 Accent 4" w:semiHidden="0" w:uiPriority="69" w:unhideWhenUsed="0"/>
+    <w:lsdException w:name="Dark List Accent 4" w:semiHidden="0" w:uiPriority="70" w:unhideWhenUsed="0"/>
+    <w:lsdException w:name="Colorful Shading Accent 4" w:semiHidden="0" w:uiPriority="71" w:unhideWhenUsed="0"/>
+    <w:lsdException w:name="Colorful List Accent 4" w:semiHidden="0" w:uiPriority="72" w:unhideWhenUsed="0"/>
+    <w:lsdException w:name="Colorful Grid Accent 4" w:semiHidden="0" w:uiPriority="73" w:unhideWhenUsed="0"/>
+    <w:lsdException w:name="Light Shading Accent 5" w:semiHidden="0" w:uiPriority="60" w:unhideWhenUsed="0"/>
+    <w:lsdException w:name="Light List Accent 5" w:semiHidden="0" w:uiPriority="61" w:unhideWhenUsed="0"/>
+    <w:lsdException w:name="Light Grid Accent 5" w:semiHidden="0" w:uiPriority="62" w:unhideWhenUsed="0"/>
+    <w:lsdException w:name="Medium Shading 1 Accent 5" w:semiHidden="0" w:uiPriority="63" w:unhideWhenUsed="0"/>
+    <w:lsdException w:name="Medium Shading 2 Accent 5" w:semiHidden="0" w:uiPriority="64" w:unhideWhenUsed="0"/>
+    <w:lsdException w:name="Medium List 1 Accent 5" w:semiHidden="0" w:uiPriority="65" w:unhideWhenUsed="0"/>
+    <w:lsdException w:name="Medium List 2 Accent 5" w:semiHidden="0" w:uiPriority="66" w:unhideWhenUsed="0"/>
+    <w:lsdException w:name="Medium Grid 1 Accent 5" w:semiHidden="0" w:uiPriority="67" w:unhideWhenUsed="0"/>
+    <w:lsdException w:name="Medium Grid 2 Accent 5" w:semiHidden="0" w:uiPriority="68" w:unhideWhenUsed="0"/>
+    <w:lsdException w:name="Medium Grid 3 Accent 5" w:semiHidden="0" w:uiPriority="69" w:unhideWhenUsed="0"/>
+    <w:lsdException w:name="Dark List Accent 5" w:semiHidden="0" w:uiPriority="70" w:unhideWhenUsed="0"/>
+    <w:lsdException w:name="Colorful Shading Accent 5" w:semiHidden="0" w:uiPriority="71" w:unhideWhenUsed="0"/>
+    <w:lsdException w:name="Colorful List Accent 5" w:semiHidden="0" w:uiPriority="72" w:unhideWhenUsed="0"/>
+    <w:lsdException w:name="Colorful Grid Accent 5" w:semiHidden="0" w:uiPriority="73" w:unhideWhenUsed="0"/>
+    <w:lsdException w:name="Light Shading Accent 6" w:semiHidden="0" w:uiPriority="60" w:unhideWhenUsed="0"/>
+    <w:lsdException w:name="Light List Accent 6" w:semiHidden="0" w:uiPriority="61" w:unhideWhenUsed="0"/>
+    <w:lsdException w:name="Light Grid Accent 6" w:semiHidden="0" w:uiPriority="62" w:unhideWhenUsed="0"/>
+    <w:lsdException w:name="Medium Shading 1 Accent 6" w:semiHidden="0" w:uiPriority="63" w:unhideWhenUsed="0"/>
+    <w:lsdException w:name="Medium Shading 2 Accent 6" w:semiHidden="0" w:uiPriority="64" w:unhideWhenUsed="0"/>
+    <w:lsdException w:name="Medium List 1 Accent 6" w:semiHidden="0" w:uiPriority="65" w:unhideWhenUsed="0"/>
+    <w:lsdException w:name="Medium List 2 Accent 6" w:semiHidden="0" w:uiPriority="66" w:unhideWhenUsed="0"/>
+    <w:lsdException w:name="Medium Grid 1 Accent 6" w:semiHidden="0" w:uiPriority="67" w:unhideWhenUsed="0"/>
+    <w:lsdException w:name="Medium Grid 2 Accent 6" w:semiHidden="0" w:uiPriority="68" w:unhideWhenUsed="0"/>
+    <w:lsdException w:name="Medium Grid 3 Accent 6" w:semiHidden="0" w:uiPriority="69" w:unhideWhenUsed="0"/>
+    <w:lsdException w:name="Dark List Accent 6" w:semiHidden="0" w:uiPriority="70" w:unhideWhenUsed="0"/>
+    <w:lsdException w:name="Colorful Shading Accent 6" w:semiHidden="0" w:uiPriority="71" w:unhideWhenUsed="0"/>
+    <w:lsdException w:name="Colorful List Accent 6" w:semiHidden="0" w:uiPriority="72" w:unhideWhenUsed="0"/>
+    <w:lsdException w:name="Colorful Grid Accent 6" w:semiHidden="0" w:uiPriority="73" w:unhideWhenUsed="0"/>
   </w:latentStyles>
-  <w:style w:type="paragraph" w:default="1" w:styleId="1">
+  <w:style w:type="paragraph" w:default="1" w:styleId="Normal">
     <w:name w:val="Normal"/>
     <w:qFormat/>
-    <w:uiPriority w:val="0"/>
     <w:pPr>
       <w:kinsoku w:val="0"/>
       <w:autoSpaceDE w:val="0"/>
@@ -6306,7 +6180,7 @@
       <w:textAlignment w:val="baseline"/>
     </w:pPr>
     <w:rPr>
-      <w:rFonts w:ascii="Arial" w:hAnsi="Arial" w:eastAsia="宋体" w:cs="Arial"/>
+      <w:rFonts w:ascii="Arial" w:eastAsia="宋体" w:hAnsi="Arial" w:cs="Arial"/>
       <w:snapToGrid w:val="0"/>
       <w:color w:val="000000"/>
       <w:kern w:val="0"/>
@@ -6315,12 +6189,11 @@
       <w:lang w:val="en-US" w:eastAsia="en-US" w:bidi="ar-SA"/>
     </w:rPr>
   </w:style>
-  <w:style w:type="paragraph" w:styleId="2">
+  <w:style w:type="paragraph" w:styleId="Heading1">
     <w:name w:val="heading 1"/>
-    <w:basedOn w:val="1"/>
-    <w:next w:val="1"/>
+    <w:basedOn w:val="Normal"/>
+    <w:next w:val="Normal"/>
     <w:qFormat/>
-    <w:uiPriority w:val="0"/>
     <w:pPr>
       <w:keepNext/>
       <w:keepLines/>
@@ -6338,13 +6211,12 @@
       <w:sz w:val="44"/>
     </w:rPr>
   </w:style>
-  <w:style w:type="paragraph" w:styleId="3">
+  <w:style w:type="paragraph" w:styleId="Heading2">
     <w:name w:val="heading 2"/>
-    <w:basedOn w:val="1"/>
-    <w:next w:val="1"/>
+    <w:basedOn w:val="Normal"/>
+    <w:next w:val="Normal"/>
     <w:unhideWhenUsed/>
     <w:qFormat/>
-    <w:uiPriority w:val="0"/>
     <w:pPr>
       <w:keepNext/>
       <w:keepLines/>
@@ -6357,19 +6229,18 @@
       <w:outlineLvl w:val="1"/>
     </w:pPr>
     <w:rPr>
-      <w:rFonts w:ascii="Arial" w:hAnsi="Arial" w:eastAsia="黑体"/>
+      <w:rFonts w:ascii="Arial" w:eastAsia="黑体" w:hAnsi="Arial"/>
       <w:b/>
       <w:sz w:val="32"/>
     </w:rPr>
   </w:style>
-  <w:style w:type="paragraph" w:styleId="4">
+  <w:style w:type="paragraph" w:styleId="Heading3">
     <w:name w:val="heading 3"/>
-    <w:basedOn w:val="1"/>
-    <w:next w:val="1"/>
+    <w:basedOn w:val="Normal"/>
+    <w:next w:val="Normal"/>
     <w:semiHidden/>
     <w:unhideWhenUsed/>
     <w:qFormat/>
-    <w:uiPriority w:val="0"/>
     <w:pPr>
       <w:keepNext/>
       <w:keepLines/>
@@ -6386,13 +6257,12 @@
       <w:sz w:val="32"/>
     </w:rPr>
   </w:style>
-  <w:style w:type="paragraph" w:styleId="5">
+  <w:style w:type="paragraph" w:styleId="Heading4">
     <w:name w:val="heading 4"/>
-    <w:basedOn w:val="1"/>
-    <w:next w:val="1"/>
+    <w:basedOn w:val="Normal"/>
+    <w:next w:val="Normal"/>
     <w:unhideWhenUsed/>
     <w:qFormat/>
-    <w:uiPriority w:val="0"/>
     <w:pPr>
       <w:keepNext/>
       <w:keepLines/>
@@ -6405,19 +6275,18 @@
       <w:outlineLvl w:val="3"/>
     </w:pPr>
     <w:rPr>
-      <w:rFonts w:ascii="Arial" w:hAnsi="Arial" w:eastAsia="黑体"/>
+      <w:rFonts w:ascii="Arial" w:eastAsia="黑体" w:hAnsi="Arial"/>
       <w:b/>
       <w:sz w:val="28"/>
     </w:rPr>
   </w:style>
-  <w:style w:type="paragraph" w:styleId="6">
+  <w:style w:type="paragraph" w:styleId="Heading5">
     <w:name w:val="heading 5"/>
-    <w:basedOn w:val="1"/>
-    <w:next w:val="1"/>
+    <w:basedOn w:val="Normal"/>
+    <w:next w:val="Normal"/>
     <w:semiHidden/>
     <w:unhideWhenUsed/>
     <w:qFormat/>
-    <w:uiPriority w:val="0"/>
     <w:pPr>
       <w:keepNext/>
       <w:keepLines/>
@@ -6434,14 +6303,13 @@
       <w:sz w:val="28"/>
     </w:rPr>
   </w:style>
-  <w:style w:type="paragraph" w:styleId="7">
+  <w:style w:type="paragraph" w:styleId="Heading6">
     <w:name w:val="heading 6"/>
-    <w:basedOn w:val="1"/>
-    <w:next w:val="1"/>
+    <w:basedOn w:val="Normal"/>
+    <w:next w:val="Normal"/>
     <w:semiHidden/>
     <w:unhideWhenUsed/>
     <w:qFormat/>
-    <w:uiPriority w:val="0"/>
     <w:pPr>
       <w:keepNext/>
       <w:keepLines/>
@@ -6454,19 +6322,18 @@
       <w:outlineLvl w:val="5"/>
     </w:pPr>
     <w:rPr>
-      <w:rFonts w:ascii="Arial" w:hAnsi="Arial" w:eastAsia="黑体"/>
+      <w:rFonts w:ascii="Arial" w:eastAsia="黑体" w:hAnsi="Arial"/>
       <w:b/>
       <w:sz w:val="24"/>
     </w:rPr>
   </w:style>
-  <w:style w:type="paragraph" w:styleId="8">
+  <w:style w:type="paragraph" w:styleId="Heading7">
     <w:name w:val="heading 7"/>
-    <w:basedOn w:val="1"/>
-    <w:next w:val="1"/>
+    <w:basedOn w:val="Normal"/>
+    <w:next w:val="Normal"/>
     <w:semiHidden/>
     <w:unhideWhenUsed/>
     <w:qFormat/>
-    <w:uiPriority w:val="0"/>
     <w:pPr>
       <w:keepNext/>
       <w:keepLines/>
@@ -6483,14 +6350,13 @@
       <w:sz w:val="24"/>
     </w:rPr>
   </w:style>
-  <w:style w:type="paragraph" w:styleId="9">
+  <w:style w:type="paragraph" w:styleId="Heading8">
     <w:name w:val="heading 8"/>
-    <w:basedOn w:val="1"/>
-    <w:next w:val="1"/>
+    <w:basedOn w:val="Normal"/>
+    <w:next w:val="Normal"/>
     <w:semiHidden/>
     <w:unhideWhenUsed/>
     <w:qFormat/>
-    <w:uiPriority w:val="0"/>
     <w:pPr>
       <w:keepNext/>
       <w:keepLines/>
@@ -6503,18 +6369,17 @@
       <w:outlineLvl w:val="7"/>
     </w:pPr>
     <w:rPr>
-      <w:rFonts w:ascii="Arial" w:hAnsi="Arial" w:eastAsia="黑体"/>
+      <w:rFonts w:ascii="Arial" w:eastAsia="黑体" w:hAnsi="Arial"/>
       <w:sz w:val="24"/>
     </w:rPr>
   </w:style>
-  <w:style w:type="paragraph" w:styleId="10">
+  <w:style w:type="paragraph" w:styleId="Heading9">
     <w:name w:val="heading 9"/>
-    <w:basedOn w:val="1"/>
-    <w:next w:val="1"/>
+    <w:basedOn w:val="Normal"/>
+    <w:next w:val="Normal"/>
     <w:semiHidden/>
     <w:unhideWhenUsed/>
     <w:qFormat/>
-    <w:uiPriority w:val="0"/>
     <w:pPr>
       <w:keepNext/>
       <w:keepLines/>
@@ -6527,21 +6392,19 @@
       <w:outlineLvl w:val="8"/>
     </w:pPr>
     <w:rPr>
-      <w:rFonts w:ascii="Arial" w:hAnsi="Arial" w:eastAsia="黑体"/>
+      <w:rFonts w:ascii="Arial" w:eastAsia="黑体" w:hAnsi="Arial"/>
       <w:sz w:val="21"/>
     </w:rPr>
   </w:style>
-  <w:style w:type="character" w:default="1" w:styleId="22">
+  <w:style w:type="character" w:default="1" w:styleId="DefaultParagraphFont">
     <w:name w:val="Default Paragraph Font"/>
     <w:semiHidden/>
     <w:qFormat/>
-    <w:uiPriority w:val="0"/>
   </w:style>
-  <w:style w:type="table" w:default="1" w:styleId="20">
+  <w:style w:type="table" w:default="1" w:styleId="TableNormal">
     <w:name w:val="Normal Table"/>
     <w:semiHidden/>
     <w:qFormat/>
-    <w:uiPriority w:val="0"/>
     <w:tblPr>
       <w:tblCellMar>
         <w:top w:w="0" w:type="dxa"/>
@@ -6551,43 +6414,39 @@
       </w:tblCellMar>
     </w:tblPr>
   </w:style>
-  <w:style w:type="paragraph" w:styleId="11">
+  <w:style w:type="paragraph" w:styleId="CommentText">
     <w:name w:val="annotation text"/>
-    <w:basedOn w:val="1"/>
+    <w:basedOn w:val="Normal"/>
     <w:qFormat/>
-    <w:uiPriority w:val="0"/>
     <w:pPr>
       <w:jc w:val="left"/>
     </w:pPr>
   </w:style>
-  <w:style w:type="paragraph" w:styleId="12">
+  <w:style w:type="paragraph" w:styleId="BodyText">
     <w:name w:val="Body Text"/>
-    <w:basedOn w:val="1"/>
+    <w:basedOn w:val="Normal"/>
     <w:semiHidden/>
     <w:qFormat/>
-    <w:uiPriority w:val="0"/>
     <w:rPr>
-      <w:rFonts w:ascii="Arial" w:hAnsi="Arial" w:eastAsia="Arial" w:cs="Arial"/>
+      <w:rFonts w:ascii="Arial" w:eastAsia="Arial" w:hAnsi="Arial" w:cs="Arial"/>
       <w:sz w:val="21"/>
       <w:szCs w:val="21"/>
       <w:lang w:val="en-US" w:eastAsia="en-US" w:bidi="ar-SA"/>
     </w:rPr>
   </w:style>
-  <w:style w:type="paragraph" w:styleId="13">
+  <w:style w:type="paragraph" w:styleId="TOC3">
     <w:name w:val="toc 3"/>
-    <w:basedOn w:val="1"/>
-    <w:next w:val="1"/>
+    <w:basedOn w:val="Normal"/>
+    <w:next w:val="Normal"/>
     <w:qFormat/>
-    <w:uiPriority w:val="0"/>
     <w:pPr>
       <w:ind w:left="840" w:leftChars="400"/>
     </w:pPr>
   </w:style>
-  <w:style w:type="paragraph" w:styleId="14">
+  <w:style w:type="paragraph" w:styleId="Footer">
     <w:name w:val="footer"/>
-    <w:basedOn w:val="1"/>
+    <w:basedOn w:val="Normal"/>
     <w:qFormat/>
-    <w:uiPriority w:val="0"/>
     <w:pPr>
       <w:tabs>
         <w:tab w:val="center" w:pos="4153"/>
@@ -6600,17 +6459,16 @@
       <w:sz w:val="18"/>
     </w:rPr>
   </w:style>
-  <w:style w:type="paragraph" w:styleId="15">
+  <w:style w:type="paragraph" w:styleId="Header">
     <w:name w:val="header"/>
-    <w:basedOn w:val="1"/>
+    <w:basedOn w:val="Normal"/>
     <w:qFormat/>
-    <w:uiPriority w:val="0"/>
     <w:pPr>
       <w:pBdr>
-        <w:top w:val="none" w:color="auto" w:sz="0" w:space="0"/>
-        <w:left w:val="none" w:color="auto" w:sz="0" w:space="0"/>
-        <w:bottom w:val="none" w:color="auto" w:sz="0" w:space="0"/>
-        <w:right w:val="none" w:color="auto" w:sz="0" w:space="0"/>
+        <w:top w:val="nil"/>
+        <w:left w:val="nil"/>
+        <w:bottom w:val="nil"/>
+        <w:right w:val="nil"/>
       </w:pBdr>
       <w:tabs>
         <w:tab w:val="center" w:pos="4153"/>
@@ -6625,41 +6483,37 @@
       <w:sz w:val="18"/>
     </w:rPr>
   </w:style>
-  <w:style w:type="paragraph" w:styleId="16">
+  <w:style w:type="paragraph" w:styleId="TOC1">
     <w:name w:val="toc 1"/>
-    <w:basedOn w:val="1"/>
-    <w:next w:val="1"/>
+    <w:basedOn w:val="Normal"/>
+    <w:next w:val="Normal"/>
     <w:qFormat/>
-    <w:uiPriority w:val="0"/>
     <w:rPr>
-      <w:rFonts w:ascii="Arial" w:hAnsi="Arial" w:eastAsia="Microsoft JhengHei"/>
+      <w:rFonts w:ascii="Arial" w:eastAsia="Microsoft JhengHei" w:hAnsi="Arial"/>
       <w:sz w:val="24"/>
     </w:rPr>
   </w:style>
-  <w:style w:type="paragraph" w:styleId="17">
+  <w:style w:type="paragraph" w:styleId="TOC2">
     <w:name w:val="toc 2"/>
-    <w:basedOn w:val="1"/>
-    <w:next w:val="1"/>
+    <w:basedOn w:val="Normal"/>
+    <w:next w:val="Normal"/>
     <w:qFormat/>
-    <w:uiPriority w:val="0"/>
     <w:pPr>
       <w:ind w:left="420" w:leftChars="200"/>
     </w:pPr>
   </w:style>
-  <w:style w:type="paragraph" w:styleId="18">
+  <w:style w:type="paragraph" w:styleId="NormalWeb">
     <w:name w:val="Normal (Web)"/>
-    <w:basedOn w:val="1"/>
+    <w:basedOn w:val="Normal"/>
     <w:qFormat/>
-    <w:uiPriority w:val="0"/>
     <w:rPr>
       <w:sz w:val="24"/>
     </w:rPr>
   </w:style>
-  <w:style w:type="paragraph" w:styleId="19">
+  <w:style w:type="paragraph" w:styleId="Title">
     <w:name w:val="Title"/>
-    <w:basedOn w:val="1"/>
+    <w:basedOn w:val="Normal"/>
     <w:qFormat/>
-    <w:uiPriority w:val="0"/>
     <w:pPr>
       <w:spacing w:before="240" w:beforeLines="0" w:beforeAutospacing="0" w:after="60" w:afterLines="0" w:afterAutospacing="0"/>
       <w:jc w:val="center"/>
@@ -6671,73 +6525,68 @@
       <w:sz w:val="32"/>
     </w:rPr>
   </w:style>
-  <w:style w:type="table" w:styleId="21">
+  <w:style w:type="table" w:styleId="TableGrid">
     <w:name w:val="Table Grid"/>
-    <w:basedOn w:val="20"/>
+    <w:basedOn w:val="TableNormal"/>
     <w:qFormat/>
-    <w:uiPriority w:val="0"/>
     <w:pPr>
       <w:widowControl w:val="0"/>
       <w:jc w:val="both"/>
     </w:pPr>
     <w:tblPr>
       <w:tblBorders>
-        <w:top w:val="single" w:color="auto" w:sz="4" w:space="0"/>
-        <w:left w:val="single" w:color="auto" w:sz="4" w:space="0"/>
-        <w:bottom w:val="single" w:color="auto" w:sz="4" w:space="0"/>
-        <w:right w:val="single" w:color="auto" w:sz="4" w:space="0"/>
-        <w:insideH w:val="single" w:color="auto" w:sz="4" w:space="0"/>
-        <w:insideV w:val="single" w:color="auto" w:sz="4" w:space="0"/>
+        <w:top w:val="single" w:sz="4" w:space="0" w:color="auto"/>
+        <w:left w:val="single" w:sz="4" w:space="0" w:color="auto"/>
+        <w:bottom w:val="single" w:sz="4" w:space="0" w:color="auto"/>
+        <w:right w:val="single" w:sz="4" w:space="0" w:color="auto"/>
+        <w:insideH w:val="single" w:sz="4" w:space="0" w:color="auto"/>
+        <w:insideV w:val="single" w:sz="4" w:space="0" w:color="auto"/>
       </w:tblBorders>
     </w:tblPr>
   </w:style>
-  <w:style w:type="character" w:styleId="23">
+  <w:style w:type="character" w:styleId="Strong">
     <w:name w:val="Strong"/>
-    <w:basedOn w:val="22"/>
+    <w:basedOn w:val="DefaultParagraphFont"/>
     <w:qFormat/>
-    <w:uiPriority w:val="0"/>
     <w:rPr>
       <w:b/>
     </w:rPr>
   </w:style>
-  <w:style w:type="paragraph" w:customStyle="1" w:styleId="24">
+  <w:style w:type="paragraph" w:customStyle="1" w:styleId="a">
     <w:name w:val="柴_公司名"/>
-    <w:basedOn w:val="19"/>
+    <w:basedOn w:val="Title"/>
     <w:qFormat/>
-    <w:uiPriority w:val="0"/>
     <w:pPr>
       <w:spacing w:after="600" w:afterLines="600"/>
     </w:pPr>
     <w:rPr>
-      <w:rFonts w:hint="eastAsia" w:ascii="宋体" w:hAnsi="宋体" w:eastAsia="宋体" w:cs="宋体"/>
+      <w:rFonts w:ascii="宋体" w:eastAsia="宋体" w:hAnsi="宋体" w:cs="宋体" w:hint="eastAsia"/>
       <w:bCs/>
       <w:spacing w:val="-6"/>
       <w:sz w:val="52"/>
       <w:szCs w:val="52"/>
     </w:rPr>
   </w:style>
-  <w:style w:type="paragraph" w:customStyle="1" w:styleId="25">
+  <w:style w:type="paragraph" w:customStyle="1" w:styleId="a0">
     <w:name w:val="柴_文档名"/>
-    <w:basedOn w:val="19"/>
+    <w:basedOn w:val="Title"/>
     <w:qFormat/>
-    <w:uiPriority w:val="0"/>
     <w:pPr>
       <w:spacing w:after="900" w:afterLines="900"/>
     </w:pPr>
     <w:rPr>
-      <w:rFonts w:ascii="黑体" w:hAnsi="黑体" w:eastAsia="黑体" w:cs="黑体"/>
+      <w:rFonts w:ascii="黑体" w:eastAsia="黑体" w:hAnsi="黑体" w:cs="黑体"/>
       <w:bCs/>
       <w:spacing w:val="-7"/>
       <w:sz w:val="52"/>
       <w:szCs w:val="52"/>
     </w:rPr>
   </w:style>
-  <w:style w:type="table" w:customStyle="1" w:styleId="26">
+  <w:style w:type="table" w:customStyle="1" w:styleId="TableNormal0">
     <w:name w:val="Table Normal_0"/>
     <w:semiHidden/>
     <w:unhideWhenUsed/>
     <w:qFormat/>
-    <w:uiPriority w:val="0"/>
     <w:tblPr>
       <w:tblCellMar>
         <w:top w:w="0" w:type="dxa"/>
@@ -6747,87 +6596,81 @@
       </w:tblCellMar>
     </w:tblPr>
   </w:style>
-  <w:style w:type="paragraph" w:customStyle="1" w:styleId="27">
+  <w:style w:type="paragraph" w:customStyle="1" w:styleId="TableText">
     <w:name w:val="Table Text"/>
-    <w:basedOn w:val="1"/>
+    <w:basedOn w:val="Normal"/>
     <w:semiHidden/>
     <w:qFormat/>
-    <w:uiPriority w:val="0"/>
     <w:rPr>
-      <w:rFonts w:ascii="宋体" w:hAnsi="宋体" w:eastAsia="宋体" w:cs="宋体"/>
+      <w:rFonts w:ascii="宋体" w:eastAsia="宋体" w:hAnsi="宋体" w:cs="宋体"/>
       <w:sz w:val="21"/>
       <w:szCs w:val="21"/>
       <w:lang w:val="en-US" w:eastAsia="en-US" w:bidi="ar-SA"/>
     </w:rPr>
   </w:style>
-  <w:style w:type="paragraph" w:customStyle="1" w:styleId="28">
+  <w:style w:type="paragraph" w:customStyle="1" w:styleId="1">
     <w:name w:val="柴_标题1"/>
-    <w:basedOn w:val="2"/>
-    <w:next w:val="29"/>
-    <w:link w:val="38"/>
+    <w:basedOn w:val="Heading1"/>
+    <w:next w:val="a1"/>
+    <w:link w:val="1Char"/>
     <w:qFormat/>
-    <w:uiPriority w:val="0"/>
     <w:pPr>
       <w:spacing w:before="100" w:after="90" w:line="360" w:lineRule="auto"/>
     </w:pPr>
     <w:rPr>
-      <w:rFonts w:ascii="Arial" w:hAnsi="Arial" w:eastAsia="宋体"/>
+      <w:rFonts w:ascii="Arial" w:eastAsia="宋体" w:hAnsi="Arial"/>
       <w:sz w:val="32"/>
     </w:rPr>
   </w:style>
-  <w:style w:type="paragraph" w:customStyle="1" w:styleId="29">
+  <w:style w:type="paragraph" w:customStyle="1" w:styleId="a1">
     <w:name w:val="柴_正文"/>
-    <w:basedOn w:val="12"/>
-    <w:link w:val="42"/>
+    <w:basedOn w:val="BodyText"/>
+    <w:link w:val="Char"/>
     <w:qFormat/>
-    <w:uiPriority w:val="0"/>
     <w:pPr>
       <w:spacing w:line="360" w:lineRule="auto"/>
       <w:ind w:firstLine="470" w:firstLineChars="200"/>
     </w:pPr>
     <w:rPr>
-      <w:rFonts w:ascii="Arial" w:hAnsi="Arial" w:eastAsia="宋体"/>
+      <w:rFonts w:ascii="Arial" w:eastAsia="宋体" w:hAnsi="Arial"/>
       <w:sz w:val="24"/>
       <w:lang w:eastAsia="zh-CN"/>
     </w:rPr>
   </w:style>
-  <w:style w:type="paragraph" w:customStyle="1" w:styleId="30">
+  <w:style w:type="paragraph" w:customStyle="1" w:styleId="2">
     <w:name w:val="柴_标题2"/>
-    <w:basedOn w:val="3"/>
-    <w:next w:val="29"/>
+    <w:basedOn w:val="Heading2"/>
+    <w:next w:val="a1"/>
     <w:qFormat/>
-    <w:uiPriority w:val="0"/>
     <w:pPr>
       <w:spacing w:line="360" w:lineRule="auto"/>
     </w:pPr>
     <w:rPr>
-      <w:rFonts w:ascii="Arial" w:hAnsi="Arial" w:eastAsia="宋体"/>
+      <w:rFonts w:ascii="Arial" w:eastAsia="宋体" w:hAnsi="Arial"/>
       <w:sz w:val="28"/>
     </w:rPr>
   </w:style>
-  <w:style w:type="paragraph" w:customStyle="1" w:styleId="31">
+  <w:style w:type="paragraph" w:customStyle="1" w:styleId="3">
     <w:name w:val="柴_标题3"/>
-    <w:basedOn w:val="4"/>
-    <w:next w:val="29"/>
+    <w:basedOn w:val="Heading3"/>
+    <w:next w:val="a1"/>
     <w:qFormat/>
-    <w:uiPriority w:val="0"/>
     <w:pPr>
       <w:spacing w:line="360" w:lineRule="auto"/>
       <w:ind w:left="0" w:firstLine="472" w:firstLineChars="200"/>
     </w:pPr>
     <w:rPr>
-      <w:rFonts w:ascii="宋体" w:hAnsi="宋体" w:eastAsia="宋体" w:cs="宋体"/>
+      <w:rFonts w:ascii="宋体" w:eastAsia="宋体" w:hAnsi="宋体" w:cs="宋体"/>
       <w:spacing w:val="-2"/>
       <w:sz w:val="24"/>
       <w:szCs w:val="24"/>
     </w:rPr>
   </w:style>
-  <w:style w:type="paragraph" w:customStyle="1" w:styleId="32">
+  <w:style w:type="paragraph" w:customStyle="1" w:styleId="a2">
     <w:name w:val="柴_目录"/>
-    <w:basedOn w:val="1"/>
-    <w:next w:val="12"/>
+    <w:basedOn w:val="Normal"/>
+    <w:next w:val="BodyText"/>
     <w:qFormat/>
-    <w:uiPriority w:val="0"/>
     <w:pPr>
       <w:tabs>
         <w:tab w:val="right" w:leader="dot" w:pos="8442"/>
@@ -6835,64 +6678,59 @@
       <w:ind w:left="0" w:leftChars="0"/>
     </w:pPr>
     <w:rPr>
-      <w:rFonts w:ascii="Arial" w:hAnsi="Arial" w:eastAsia="Microsoft JhengHei"/>
+      <w:rFonts w:ascii="Arial" w:eastAsia="Microsoft JhengHei" w:hAnsi="Arial"/>
       <w:sz w:val="24"/>
     </w:rPr>
   </w:style>
-  <w:style w:type="paragraph" w:customStyle="1" w:styleId="33">
+  <w:style w:type="paragraph" w:customStyle="1" w:styleId="WPSOffice1">
     <w:name w:val="WPSOffice手动目录 1"/>
     <w:qFormat/>
-    <w:uiPriority w:val="0"/>
     <w:pPr>
       <w:ind w:leftChars="0"/>
     </w:pPr>
     <w:rPr>
-      <w:rFonts w:ascii="Times New Roman" w:hAnsi="Times New Roman" w:eastAsia="宋体" w:cs="Times New Roman"/>
+      <w:rFonts w:ascii="Times New Roman" w:eastAsia="宋体" w:hAnsi="Times New Roman" w:cs="Times New Roman"/>
       <w:sz w:val="20"/>
       <w:szCs w:val="20"/>
     </w:rPr>
   </w:style>
-  <w:style w:type="paragraph" w:customStyle="1" w:styleId="34">
+  <w:style w:type="paragraph" w:customStyle="1" w:styleId="WPSOffice2">
     <w:name w:val="WPSOffice手动目录 2"/>
     <w:qFormat/>
-    <w:uiPriority w:val="0"/>
     <w:pPr>
       <w:ind w:leftChars="200"/>
     </w:pPr>
     <w:rPr>
-      <w:rFonts w:ascii="Times New Roman" w:hAnsi="Times New Roman" w:eastAsia="宋体" w:cs="Times New Roman"/>
+      <w:rFonts w:ascii="Times New Roman" w:eastAsia="宋体" w:hAnsi="Times New Roman" w:cs="Times New Roman"/>
       <w:sz w:val="20"/>
       <w:szCs w:val="20"/>
     </w:rPr>
   </w:style>
-  <w:style w:type="paragraph" w:customStyle="1" w:styleId="35">
+  <w:style w:type="paragraph" w:customStyle="1" w:styleId="WPSOffice3">
     <w:name w:val="WPSOffice手动目录 3"/>
     <w:qFormat/>
-    <w:uiPriority w:val="0"/>
     <w:pPr>
       <w:ind w:leftChars="400"/>
     </w:pPr>
     <w:rPr>
-      <w:rFonts w:ascii="Times New Roman" w:hAnsi="Times New Roman" w:eastAsia="宋体" w:cs="Times New Roman"/>
+      <w:rFonts w:ascii="Times New Roman" w:eastAsia="宋体" w:hAnsi="Times New Roman" w:cs="Times New Roman"/>
       <w:sz w:val="20"/>
       <w:szCs w:val="20"/>
     </w:rPr>
   </w:style>
-  <w:style w:type="paragraph" w:customStyle="1" w:styleId="36">
+  <w:style w:type="paragraph" w:customStyle="1" w:styleId="Compact">
     <w:name w:val="Compact"/>
-    <w:basedOn w:val="12"/>
+    <w:basedOn w:val="BodyText"/>
     <w:qFormat/>
-    <w:uiPriority w:val="0"/>
     <w:pPr>
       <w:spacing w:before="36" w:after="36"/>
     </w:pPr>
   </w:style>
-  <w:style w:type="table" w:customStyle="1" w:styleId="37">
+  <w:style w:type="table" w:customStyle="1" w:styleId="Table">
     <w:name w:val="Table"/>
     <w:semiHidden/>
     <w:unhideWhenUsed/>
     <w:qFormat/>
-    <w:uiPriority w:val="0"/>
     <w:tblPr>
       <w:tblCellMar>
         <w:top w:w="0" w:type="dxa"/>
@@ -6904,28 +6742,26 @@
     <w:tblStylePr w:type="firstRow">
       <w:tcPr>
         <w:tcBorders>
-          <w:bottom w:val="single" w:color="auto" w:sz="0" w:space="0"/>
+          <w:bottom w:val="single" w:sz="0" w:space="0" w:color="auto"/>
         </w:tcBorders>
         <w:vAlign w:val="bottom"/>
       </w:tcPr>
     </w:tblStylePr>
   </w:style>
-  <w:style w:type="character" w:customStyle="1" w:styleId="38">
+  <w:style w:type="character" w:customStyle="1" w:styleId="1Char">
     <w:name w:val="柴_标题1 Char"/>
-    <w:link w:val="28"/>
+    <w:link w:val="1"/>
     <w:qFormat/>
-    <w:uiPriority w:val="0"/>
     <w:rPr>
-      <w:rFonts w:ascii="Arial" w:hAnsi="Arial" w:eastAsia="宋体"/>
+      <w:rFonts w:ascii="Arial" w:eastAsia="宋体" w:hAnsi="Arial"/>
       <w:sz w:val="32"/>
     </w:rPr>
   </w:style>
-  <w:style w:type="table" w:customStyle="1" w:styleId="39">
+  <w:style w:type="table" w:customStyle="1" w:styleId="TableNormal1">
     <w:name w:val="Table Normal_1"/>
     <w:semiHidden/>
     <w:unhideWhenUsed/>
     <w:qFormat/>
-    <w:uiPriority w:val="0"/>
     <w:tblPr>
       <w:tblCellMar>
         <w:top w:w="0" w:type="dxa"/>
@@ -6935,11 +6771,10 @@
       </w:tblCellMar>
     </w:tblPr>
   </w:style>
-  <w:style w:type="paragraph" w:customStyle="1" w:styleId="40">
+  <w:style w:type="paragraph" w:customStyle="1" w:styleId="a3">
     <w:name w:val="柴_正文_无缩进"/>
-    <w:basedOn w:val="1"/>
+    <w:basedOn w:val="Normal"/>
     <w:qFormat/>
-    <w:uiPriority w:val="0"/>
     <w:pPr>
       <w:ind w:firstLine="0" w:firstLineChars="0"/>
     </w:pPr>
@@ -6949,31 +6784,29 @@
       <w:lang w:eastAsia="zh-CN"/>
     </w:rPr>
   </w:style>
-  <w:style w:type="paragraph" w:customStyle="1" w:styleId="41">
+  <w:style w:type="paragraph" w:customStyle="1" w:styleId="4">
     <w:name w:val="柴_标题4"/>
-    <w:basedOn w:val="5"/>
-    <w:next w:val="1"/>
+    <w:basedOn w:val="Heading4"/>
+    <w:next w:val="Normal"/>
     <w:qFormat/>
-    <w:uiPriority w:val="0"/>
     <w:pPr>
       <w:widowControl w:val="0"/>
       <w:spacing w:before="160" w:line="360" w:lineRule="auto"/>
-      <w:ind w:left="981" w:leftChars="300" w:hanging="862"/>
+      <w:ind w:left="981" w:hanging="862" w:leftChars="300"/>
     </w:pPr>
     <w:rPr>
-      <w:rFonts w:hint="eastAsia" w:ascii="Calibri" w:hAnsi="Calibri" w:eastAsia="宋体" w:cs="宋体"/>
+      <w:rFonts w:ascii="Calibri" w:eastAsia="宋体" w:hAnsi="Calibri" w:cs="宋体" w:hint="eastAsia"/>
       <w:sz w:val="24"/>
       <w:szCs w:val="24"/>
       <w:lang w:eastAsia="zh-CN" w:bidi="zh-CN"/>
     </w:rPr>
   </w:style>
-  <w:style w:type="character" w:customStyle="1" w:styleId="42">
+  <w:style w:type="character" w:customStyle="1" w:styleId="Char">
     <w:name w:val="柴_正文 Char"/>
-    <w:link w:val="29"/>
+    <w:link w:val="a1"/>
     <w:qFormat/>
-    <w:uiPriority w:val="0"/>
     <w:rPr>
-      <w:rFonts w:ascii="Arial" w:hAnsi="Arial" w:eastAsia="宋体"/>
+      <w:rFonts w:ascii="Arial" w:eastAsia="宋体" w:hAnsi="Arial"/>
       <w:sz w:val="24"/>
       <w:lang w:eastAsia="zh-CN"/>
     </w:rPr>
